--- a/internal_doc/03.开发设计/OM/功能文档/Story_OM在线修改业务配置.docx
+++ b/internal_doc/03.开发设计/OM/功能文档/Story_OM在线修改业务配置.docx
@@ -145,7 +145,28 @@
               <w:right w:val="single" w:sz="8" w:space="0" w:color="auto"/>
             </w:tcBorders>
           </w:tcPr>
-          <w:p/>
+          <w:p>
+            <w:r>
+              <w:rPr>
+                <w:rFonts w:hint="eastAsia"/>
+              </w:rPr>
+              <w:t>2</w:t>
+            </w:r>
+            <w:r>
+              <w:t>018-10-</w:t>
+            </w:r>
+            <w:r>
+              <w:t xml:space="preserve">20 </w:t>
+            </w:r>
+            <w:proofErr w:type="gramStart"/>
+            <w:r>
+              <w:rPr>
+                <w:rFonts w:hint="eastAsia"/>
+              </w:rPr>
+              <w:t>何嘉文</w:t>
+            </w:r>
+            <w:proofErr w:type="gramEnd"/>
+          </w:p>
         </w:tc>
         <w:tc>
           <w:tcPr>
@@ -157,7 +178,14 @@
               <w:right w:val="single" w:sz="8" w:space="0" w:color="auto"/>
             </w:tcBorders>
           </w:tcPr>
-          <w:p/>
+          <w:p>
+            <w:r>
+              <w:rPr>
+                <w:rFonts w:hint="eastAsia"/>
+              </w:rPr>
+              <w:t>修订</w:t>
+            </w:r>
+          </w:p>
         </w:tc>
       </w:tr>
     </w:tbl>
@@ -705,6 +733,11 @@
             </w:tcBorders>
           </w:tcPr>
           <w:p>
+            <w:pPr>
+              <w:rPr>
+                <w:rFonts w:hint="eastAsia"/>
+              </w:rPr>
+            </w:pPr>
             <w:proofErr w:type="spellStart"/>
             <w:r>
               <w:t>c</w:t>
@@ -717,50 +750,24 @@
             </w:r>
             <w:proofErr w:type="spellEnd"/>
             <w:r>
-              <w:t>=restart business</w:t>
-            </w:r>
-          </w:p>
-          <w:p>
+              <w:t xml:space="preserve">=delete business </w:t>
+            </w:r>
             <w:proofErr w:type="spellStart"/>
             <w:r>
-              <w:rPr>
-                <w:rFonts w:hint="eastAsia"/>
-              </w:rPr>
-              <w:t>C</w:t>
-            </w:r>
-            <w:r>
-              <w:t>lusterName</w:t>
+              <w:t>config</w:t>
+            </w:r>
+            <w:r>
+              <w:rPr>
+                <w:rFonts w:hint="eastAsia"/>
+              </w:rPr>
+              <w:t>&amp;C</w:t>
+            </w:r>
+            <w:r>
+              <w:t>onfigInfo</w:t>
             </w:r>
             <w:proofErr w:type="spellEnd"/>
             <w:r>
-              <w:t>=xxx</w:t>
-            </w:r>
-          </w:p>
-          <w:p>
-            <w:proofErr w:type="spellStart"/>
-            <w:r>
-              <w:rPr>
-                <w:rFonts w:hint="eastAsia"/>
-              </w:rPr>
-              <w:t>B</w:t>
-            </w:r>
-            <w:r>
-              <w:t>usinessName</w:t>
-            </w:r>
-            <w:proofErr w:type="spellEnd"/>
-            <w:r>
-              <w:t>=xxx</w:t>
-            </w:r>
-          </w:p>
-          <w:p>
-            <w:r>
-              <w:rPr>
-                <w:rFonts w:hint="eastAsia"/>
-              </w:rPr>
-              <w:t>O</w:t>
-            </w:r>
-            <w:r>
-              <w:t>ptions=xxx</w:t>
+              <w:t>={xxx}</w:t>
             </w:r>
           </w:p>
         </w:tc>
@@ -777,7 +784,12 @@
           <w:p>
             <w:proofErr w:type="spellStart"/>
             <w:r>
-              <w:t>cmd</w:t>
+              <w:t>c</w:t>
+            </w:r>
+            <w:bookmarkStart w:id="3" w:name="_GoBack"/>
+            <w:bookmarkEnd w:id="3"/>
+            <w:r>
+              <w:t>md</w:t>
             </w:r>
             <w:proofErr w:type="spellEnd"/>
             <w:r>
@@ -799,7 +811,7 @@
               <w:t>C</w:t>
             </w:r>
             <w:r>
-              <w:t>lusterName</w:t>
+              <w:t>onfigInfo</w:t>
             </w:r>
             <w:proofErr w:type="spellEnd"/>
             <w:r>
@@ -809,46 +821,50 @@
               <w:rPr>
                 <w:rFonts w:hint="eastAsia"/>
               </w:rPr>
-              <w:t>集群名</w:t>
+              <w:t>业务信息</w:t>
+            </w:r>
+          </w:p>
+          <w:p>
+            <w:r>
+              <w:t>  {</w:t>
             </w:r>
           </w:p>
           <w:p>
             <w:proofErr w:type="spellStart"/>
             <w:r>
-              <w:rPr>
-                <w:rFonts w:hint="eastAsia"/>
-              </w:rPr>
-              <w:t>B</w:t>
-            </w:r>
-            <w:r>
-              <w:t>usinessName</w:t>
+              <w:t>ClusterName</w:t>
             </w:r>
             <w:proofErr w:type="spellEnd"/>
             <w:r>
-              <w:t xml:space="preserve"> </w:t>
-            </w:r>
-            <w:r>
-              <w:rPr>
-                <w:rFonts w:hint="eastAsia"/>
-              </w:rPr>
-              <w:t>业务名</w:t>
-            </w:r>
-          </w:p>
-          <w:p>
-            <w:r>
-              <w:rPr>
-                <w:rFonts w:hint="eastAsia"/>
-              </w:rPr>
-              <w:t>O</w:t>
-            </w:r>
-            <w:r>
-              <w:t xml:space="preserve">ptions </w:t>
-            </w:r>
-            <w:r>
-              <w:rPr>
-                <w:rFonts w:hint="eastAsia"/>
-              </w:rPr>
-              <w:t>参数项</w:t>
+              <w:t>: xxx,</w:t>
+            </w:r>
+          </w:p>
+          <w:p>
+            <w:proofErr w:type="spellStart"/>
+            <w:r>
+              <w:t>BusinessName:xxx</w:t>
+            </w:r>
+            <w:proofErr w:type="spellEnd"/>
+            <w:r>
+              <w:t>,</w:t>
+            </w:r>
+          </w:p>
+          <w:p>
+            <w:r>
+              <w:t xml:space="preserve">Config: </w:t>
+            </w:r>
+            <w:r>
+              <w:t>这个值由业务类型来决定</w:t>
+            </w:r>
+          </w:p>
+          <w:p>
+            <w:pPr>
+              <w:rPr>
+                <w:rFonts w:hint="eastAsia"/>
+              </w:rPr>
+            </w:pPr>
+            <w:r>
+              <w:t>  }</w:t>
             </w:r>
           </w:p>
         </w:tc>
@@ -863,6 +879,290 @@
             </w:tcBorders>
           </w:tcPr>
           <w:p>
+            <w:pPr>
+              <w:rPr>
+                <w:color w:val="FF0000"/>
+              </w:rPr>
+            </w:pPr>
+            <w:r>
+              <w:rPr>
+                <w:color w:val="FF0000"/>
+              </w:rPr>
+              <w:t>OM</w:t>
+            </w:r>
+            <w:r>
+              <w:rPr>
+                <w:color w:val="FF0000"/>
+              </w:rPr>
+              <w:t>命令。</w:t>
+            </w:r>
+            <w:r>
+              <w:rPr>
+                <w:rFonts w:hint="eastAsia"/>
+              </w:rPr>
+              <w:t>删除</w:t>
+            </w:r>
+            <w:r>
+              <w:rPr>
+                <w:rFonts w:hint="eastAsia"/>
+              </w:rPr>
+              <w:t>业务配置</w:t>
+            </w:r>
+            <w:r>
+              <w:rPr>
+                <w:rFonts w:hint="eastAsia"/>
+              </w:rPr>
+              <w:t>。</w:t>
+            </w:r>
+            <w:r>
+              <w:rPr>
+                <w:rFonts w:hint="eastAsia"/>
+                <w:color w:val="FF0000"/>
+              </w:rPr>
+              <w:t>返回结果带有</w:t>
+            </w:r>
+            <w:r>
+              <w:rPr>
+                <w:color w:val="FF0000"/>
+              </w:rPr>
+              <w:t>reloadable</w:t>
+            </w:r>
+            <w:r>
+              <w:rPr>
+                <w:rFonts w:hint="eastAsia"/>
+                <w:color w:val="FF0000"/>
+              </w:rPr>
+              <w:t>的数组字段</w:t>
+            </w:r>
+            <w:r>
+              <w:rPr>
+                <w:rFonts w:hint="eastAsia"/>
+                <w:color w:val="FF0000"/>
+              </w:rPr>
+              <w:t>,</w:t>
+            </w:r>
+            <w:r>
+              <w:rPr>
+                <w:color w:val="FF0000"/>
+              </w:rPr>
+              <w:t xml:space="preserve"> </w:t>
+            </w:r>
+            <w:r>
+              <w:rPr>
+                <w:rFonts w:hint="eastAsia"/>
+                <w:color w:val="FF0000"/>
+              </w:rPr>
+              <w:t>如果要</w:t>
+            </w:r>
+            <w:proofErr w:type="gramStart"/>
+            <w:r>
+              <w:rPr>
+                <w:rFonts w:hint="eastAsia"/>
+                <w:color w:val="FF0000"/>
+              </w:rPr>
+              <w:t>重启才可以</w:t>
+            </w:r>
+            <w:proofErr w:type="gramEnd"/>
+            <w:r>
+              <w:rPr>
+                <w:rFonts w:hint="eastAsia"/>
+                <w:color w:val="FF0000"/>
+              </w:rPr>
+              <w:t>生效的属性</w:t>
+            </w:r>
+            <w:r>
+              <w:rPr>
+                <w:rFonts w:hint="eastAsia"/>
+                <w:color w:val="FF0000"/>
+              </w:rPr>
+              <w:t>,</w:t>
+            </w:r>
+            <w:r>
+              <w:rPr>
+                <w:color w:val="FF0000"/>
+              </w:rPr>
+              <w:t xml:space="preserve"> </w:t>
+            </w:r>
+            <w:r>
+              <w:rPr>
+                <w:rFonts w:hint="eastAsia"/>
+                <w:color w:val="FF0000"/>
+              </w:rPr>
+              <w:t>都会写在这里</w:t>
+            </w:r>
+          </w:p>
+        </w:tc>
+      </w:tr>
+      <w:tr>
+        <w:tc>
+          <w:tcPr>
+            <w:tcW w:w="2835" w:type="dxa"/>
+            <w:tcBorders>
+              <w:top w:val="single" w:sz="8" w:space="0" w:color="AAAAAA"/>
+              <w:left w:val="single" w:sz="8" w:space="0" w:color="AAAAAA"/>
+              <w:bottom w:val="single" w:sz="8" w:space="0" w:color="AAAAAA"/>
+              <w:right w:val="single" w:sz="8" w:space="0" w:color="AAAAAA"/>
+            </w:tcBorders>
+          </w:tcPr>
+          <w:p>
+            <w:proofErr w:type="spellStart"/>
+            <w:r>
+              <w:t>c</w:t>
+            </w:r>
+            <w:r>
+              <w:rPr>
+                <w:rFonts w:hint="eastAsia"/>
+              </w:rPr>
+              <w:t>md</w:t>
+            </w:r>
+            <w:proofErr w:type="spellEnd"/>
+            <w:r>
+              <w:t>=restart business</w:t>
+            </w:r>
+          </w:p>
+          <w:p>
+            <w:proofErr w:type="spellStart"/>
+            <w:r>
+              <w:rPr>
+                <w:rFonts w:hint="eastAsia"/>
+              </w:rPr>
+              <w:t>C</w:t>
+            </w:r>
+            <w:r>
+              <w:t>lusterName</w:t>
+            </w:r>
+            <w:proofErr w:type="spellEnd"/>
+            <w:r>
+              <w:t>=xxx</w:t>
+            </w:r>
+          </w:p>
+          <w:p>
+            <w:proofErr w:type="spellStart"/>
+            <w:r>
+              <w:rPr>
+                <w:rFonts w:hint="eastAsia"/>
+              </w:rPr>
+              <w:t>B</w:t>
+            </w:r>
+            <w:r>
+              <w:t>usinessName</w:t>
+            </w:r>
+            <w:proofErr w:type="spellEnd"/>
+            <w:r>
+              <w:t>=xxx</w:t>
+            </w:r>
+          </w:p>
+          <w:p>
+            <w:r>
+              <w:rPr>
+                <w:rFonts w:hint="eastAsia"/>
+              </w:rPr>
+              <w:t>O</w:t>
+            </w:r>
+            <w:r>
+              <w:t>ptions=xxx</w:t>
+            </w:r>
+          </w:p>
+        </w:tc>
+        <w:tc>
+          <w:tcPr>
+            <w:tcW w:w="2835" w:type="dxa"/>
+            <w:tcBorders>
+              <w:top w:val="single" w:sz="8" w:space="0" w:color="AAAAAA"/>
+              <w:left w:val="single" w:sz="8" w:space="0" w:color="AAAAAA"/>
+              <w:bottom w:val="single" w:sz="8" w:space="0" w:color="AAAAAA"/>
+              <w:right w:val="single" w:sz="8" w:space="0" w:color="AAAAAA"/>
+            </w:tcBorders>
+          </w:tcPr>
+          <w:p>
+            <w:proofErr w:type="spellStart"/>
+            <w:r>
+              <w:t>cmd</w:t>
+            </w:r>
+            <w:proofErr w:type="spellEnd"/>
+            <w:r>
+              <w:t xml:space="preserve"> </w:t>
+            </w:r>
+            <w:r>
+              <w:rPr>
+                <w:rFonts w:hint="eastAsia"/>
+              </w:rPr>
+              <w:t>命令</w:t>
+            </w:r>
+          </w:p>
+          <w:p>
+            <w:proofErr w:type="spellStart"/>
+            <w:r>
+              <w:rPr>
+                <w:rFonts w:hint="eastAsia"/>
+              </w:rPr>
+              <w:t>C</w:t>
+            </w:r>
+            <w:r>
+              <w:t>lusterName</w:t>
+            </w:r>
+            <w:proofErr w:type="spellEnd"/>
+            <w:r>
+              <w:t xml:space="preserve"> </w:t>
+            </w:r>
+            <w:r>
+              <w:rPr>
+                <w:rFonts w:hint="eastAsia"/>
+              </w:rPr>
+              <w:t>集群名</w:t>
+            </w:r>
+          </w:p>
+          <w:p>
+            <w:proofErr w:type="spellStart"/>
+            <w:r>
+              <w:rPr>
+                <w:rFonts w:hint="eastAsia"/>
+              </w:rPr>
+              <w:t>B</w:t>
+            </w:r>
+            <w:r>
+              <w:t>usinessName</w:t>
+            </w:r>
+            <w:proofErr w:type="spellEnd"/>
+            <w:r>
+              <w:t xml:space="preserve"> </w:t>
+            </w:r>
+            <w:r>
+              <w:rPr>
+                <w:rFonts w:hint="eastAsia"/>
+              </w:rPr>
+              <w:t>业务名</w:t>
+            </w:r>
+          </w:p>
+          <w:p>
+            <w:r>
+              <w:rPr>
+                <w:rFonts w:hint="eastAsia"/>
+              </w:rPr>
+              <w:t>O</w:t>
+            </w:r>
+            <w:r>
+              <w:t xml:space="preserve">ptions </w:t>
+            </w:r>
+            <w:r>
+              <w:rPr>
+                <w:rFonts w:hint="eastAsia"/>
+              </w:rPr>
+              <w:t>参数项</w:t>
+            </w:r>
+          </w:p>
+        </w:tc>
+        <w:tc>
+          <w:tcPr>
+            <w:tcW w:w="2835" w:type="dxa"/>
+            <w:tcBorders>
+              <w:top w:val="single" w:sz="8" w:space="0" w:color="AAAAAA"/>
+              <w:left w:val="single" w:sz="8" w:space="0" w:color="AAAAAA"/>
+              <w:bottom w:val="single" w:sz="8" w:space="0" w:color="AAAAAA"/>
+              <w:right w:val="single" w:sz="8" w:space="0" w:color="AAAAAA"/>
+            </w:tcBorders>
+          </w:tcPr>
+          <w:p>
             <w:r>
               <w:rPr>
                 <w:rFonts w:hint="eastAsia"/>
@@ -1033,6 +1333,7 @@
     </w:p>
     <w:p>
       <w:r>
+        <w:lastRenderedPageBreak/>
         <w:t>{</w:t>
       </w:r>
     </w:p>
@@ -1123,416 +1424,618 @@
     </w:p>
     <w:p>
       <w:r>
+        <w:t xml:space="preserve">         "Edit": "true",</w:t>
+      </w:r>
+    </w:p>
+    <w:p>
+      <w:r>
+        <w:rPr>
+          <w:rFonts w:hint="eastAsia"/>
+        </w:rPr>
+        <w:t xml:space="preserve">         "Desc": "</w:t>
+      </w:r>
+      <w:r>
+        <w:rPr>
+          <w:rFonts w:hint="eastAsia"/>
+        </w:rPr>
+        <w:t>数据库路径</w:t>
+      </w:r>
+      <w:r>
+        <w:rPr>
+          <w:rFonts w:hint="eastAsia"/>
+        </w:rPr>
+        <w:t>",</w:t>
+      </w:r>
+    </w:p>
+    <w:p>
+      <w:r>
+        <w:t xml:space="preserve">         "reloadable": "",</w:t>
+      </w:r>
+    </w:p>
+    <w:p>
+      <w:r>
+        <w:t xml:space="preserve">         "</w:t>
+      </w:r>
+      <w:proofErr w:type="spellStart"/>
+      <w:r>
+        <w:t>reloadstrategy</w:t>
+      </w:r>
+      <w:proofErr w:type="spellEnd"/>
+      <w:r>
+        <w:t>": "",</w:t>
+      </w:r>
+    </w:p>
+    <w:p>
+      <w:r>
+        <w:t xml:space="preserve">         "Level": "0"</w:t>
+      </w:r>
+    </w:p>
+    <w:p>
+      <w:r>
+        <w:t xml:space="preserve">      },</w:t>
+      </w:r>
+    </w:p>
+    <w:p>
+      <w:r>
+        <w:t xml:space="preserve">      {</w:t>
+      </w:r>
+    </w:p>
+    <w:p>
+      <w:r>
+        <w:t xml:space="preserve">         "Name": "</w:t>
+      </w:r>
+      <w:proofErr w:type="spellStart"/>
+      <w:r>
+        <w:t>svcname</w:t>
+      </w:r>
+      <w:proofErr w:type="spellEnd"/>
+      <w:r>
+        <w:t>",</w:t>
+      </w:r>
+    </w:p>
+    <w:p>
+      <w:r>
+        <w:rPr>
+          <w:rFonts w:hint="eastAsia"/>
+        </w:rPr>
+        <w:t xml:space="preserve">         "</w:t>
+      </w:r>
+      <w:proofErr w:type="spellStart"/>
+      <w:r>
+        <w:rPr>
+          <w:rFonts w:hint="eastAsia"/>
+        </w:rPr>
+        <w:t>WebName</w:t>
+      </w:r>
+      <w:proofErr w:type="spellEnd"/>
+      <w:r>
+        <w:rPr>
+          <w:rFonts w:hint="eastAsia"/>
+        </w:rPr>
+        <w:t>": "</w:t>
+      </w:r>
+      <w:r>
+        <w:rPr>
+          <w:rFonts w:hint="eastAsia"/>
+        </w:rPr>
+        <w:t>服务名</w:t>
+      </w:r>
+      <w:r>
+        <w:rPr>
+          <w:rFonts w:hint="eastAsia"/>
+        </w:rPr>
+        <w:t>",</w:t>
+      </w:r>
+    </w:p>
+    <w:p>
+      <w:r>
+        <w:t xml:space="preserve">         "Type": "string",</w:t>
+      </w:r>
+    </w:p>
+    <w:p>
+      <w:r>
+        <w:t xml:space="preserve">         "Default": "11810",</w:t>
+      </w:r>
+    </w:p>
+    <w:p>
+      <w:r>
+        <w:t xml:space="preserve">         "Valid": "",</w:t>
+      </w:r>
+    </w:p>
+    <w:p>
+      <w:r>
+        <w:t xml:space="preserve">         "Display": "edit box",</w:t>
+      </w:r>
+    </w:p>
+    <w:p>
+      <w:r>
+        <w:t xml:space="preserve">         "Edit": "true",</w:t>
+      </w:r>
+    </w:p>
+    <w:p>
+      <w:r>
+        <w:rPr>
+          <w:rFonts w:hint="eastAsia"/>
+        </w:rPr>
+        <w:t xml:space="preserve">         "Desc": "</w:t>
+      </w:r>
+      <w:r>
+        <w:rPr>
+          <w:rFonts w:hint="eastAsia"/>
+        </w:rPr>
+        <w:t>本地服务名或端口</w:t>
+      </w:r>
+      <w:r>
+        <w:rPr>
+          <w:rFonts w:hint="eastAsia"/>
+        </w:rPr>
+        <w:t>",</w:t>
+      </w:r>
+    </w:p>
+    <w:p>
+      <w:r>
+        <w:t xml:space="preserve">         "reloadable": "",</w:t>
+      </w:r>
+    </w:p>
+    <w:p>
+      <w:r>
+        <w:t xml:space="preserve">         "</w:t>
+      </w:r>
+      <w:proofErr w:type="spellStart"/>
+      <w:r>
+        <w:t>reloadstrategy</w:t>
+      </w:r>
+      <w:proofErr w:type="spellEnd"/>
+      <w:r>
+        <w:t>": "",</w:t>
+      </w:r>
+    </w:p>
+    <w:p>
+      <w:r>
+        <w:t xml:space="preserve">         "Level": "0"</w:t>
+      </w:r>
+    </w:p>
+    <w:p>
+      <w:r>
+        <w:t xml:space="preserve">      },</w:t>
+      </w:r>
+    </w:p>
+    <w:p>
+      <w:r>
+        <w:t xml:space="preserve">      …</w:t>
+      </w:r>
+    </w:p>
+    <w:p>
+      <w:r>
+        <w:t xml:space="preserve">   ]</w:t>
+      </w:r>
+    </w:p>
+    <w:p>
+      <w:r>
+        <w:t>}</w:t>
+      </w:r>
+    </w:p>
+    <w:p/>
+    <w:p>
+      <w:r>
+        <w:t xml:space="preserve">2. </w:t>
+      </w:r>
+      <w:r>
+        <w:rPr>
+          <w:rFonts w:hint="eastAsia"/>
+        </w:rPr>
+        <w:t>修改</w:t>
+      </w:r>
+      <w:r>
+        <w:t>业务</w:t>
+      </w:r>
+      <w:r>
+        <w:rPr>
+          <w:rFonts w:hint="eastAsia"/>
+        </w:rPr>
+        <w:t>配置</w:t>
+      </w:r>
+      <w:r>
+        <w:t>（</w:t>
+      </w:r>
+      <w:r>
+        <w:rPr>
+          <w:rFonts w:hint="eastAsia"/>
+        </w:rPr>
+        <w:t>例如</w:t>
+      </w:r>
+      <w:proofErr w:type="spellStart"/>
+      <w:r>
+        <w:t>sequoiadb</w:t>
+      </w:r>
+      <w:proofErr w:type="spellEnd"/>
+      <w:r>
+        <w:rPr>
+          <w:rFonts w:hint="eastAsia"/>
+        </w:rPr>
+        <w:t>，开启节点事务</w:t>
+      </w:r>
+      <w:r>
+        <w:t>）</w:t>
+      </w:r>
+    </w:p>
+    <w:p>
+      <w:r>
+        <w:t> </w:t>
+      </w:r>
+      <w:r>
+        <w:t>请求参数</w:t>
+      </w:r>
+    </w:p>
+    <w:p>
+      <w:proofErr w:type="spellStart"/>
+      <w:r>
+        <w:t>Cmd</w:t>
+      </w:r>
+      <w:proofErr w:type="spellEnd"/>
+      <w:r>
+        <w:rPr>
+          <w:rFonts w:hint="eastAsia"/>
+        </w:rPr>
+        <w:t>:</w:t>
+      </w:r>
+      <w:r>
+        <w:t xml:space="preserve"> </w:t>
+      </w:r>
+      <w:r>
+        <w:t>update</w:t>
+      </w:r>
+      <w:r>
+        <w:t xml:space="preserve"> business config</w:t>
+      </w:r>
+    </w:p>
+    <w:p>
+      <w:proofErr w:type="spellStart"/>
+      <w:r>
+        <w:t>ConfigInfo</w:t>
+      </w:r>
+      <w:proofErr w:type="spellEnd"/>
+      <w:r>
+        <w:t>:</w:t>
+      </w:r>
+    </w:p>
+    <w:p>
+      <w:r>
+        <w:t>{</w:t>
+      </w:r>
+    </w:p>
+    <w:p>
+      <w:r>
+        <w:t xml:space="preserve">   "</w:t>
+      </w:r>
+      <w:proofErr w:type="spellStart"/>
+      <w:r>
+        <w:t>ClusterName</w:t>
+      </w:r>
+      <w:proofErr w:type="spellEnd"/>
+      <w:r>
+        <w:t>": "myCluster1",</w:t>
+      </w:r>
+    </w:p>
+    <w:p>
+      <w:r>
+        <w:t xml:space="preserve">   "</w:t>
+      </w:r>
+      <w:proofErr w:type="spellStart"/>
+      <w:r>
+        <w:t>BusinessName</w:t>
+      </w:r>
+      <w:proofErr w:type="spellEnd"/>
+      <w:r>
+        <w:t>": "myModule2",</w:t>
+      </w:r>
+    </w:p>
+    <w:p>
+      <w:r>
+        <w:t xml:space="preserve">   "Config": [</w:t>
+      </w:r>
+    </w:p>
+    <w:p>
+      <w:r>
+        <w:t xml:space="preserve">      {</w:t>
+      </w:r>
+    </w:p>
+    <w:p>
+      <w:r>
+        <w:t xml:space="preserve">         "</w:t>
+      </w:r>
+      <w:proofErr w:type="spellStart"/>
+      <w:r>
+        <w:t>HostName</w:t>
+      </w:r>
+      <w:proofErr w:type="spellEnd"/>
+      <w:r>
+        <w:t>": "ubuntu-jw-02",</w:t>
+      </w:r>
+    </w:p>
+    <w:p>
+      <w:r>
+        <w:t xml:space="preserve">         "</w:t>
+      </w:r>
+      <w:proofErr w:type="spellStart"/>
+      <w:r>
+        <w:t>svcname</w:t>
+      </w:r>
+      <w:proofErr w:type="spellEnd"/>
+      <w:r>
+        <w:t>": "11870",</w:t>
+      </w:r>
+    </w:p>
+    <w:p>
+      <w:r>
+        <w:t xml:space="preserve">         "</w:t>
+      </w:r>
+      <w:proofErr w:type="spellStart"/>
+      <w:r>
+        <w:t>transactionon</w:t>
+      </w:r>
+      <w:proofErr w:type="spellEnd"/>
+      <w:r>
+        <w:t>": "true"</w:t>
+      </w:r>
+    </w:p>
+    <w:p>
+      <w:r>
+        <w:t xml:space="preserve">      }</w:t>
+      </w:r>
+    </w:p>
+    <w:p>
+      <w:r>
+        <w:t xml:space="preserve">   ]</w:t>
+      </w:r>
+    </w:p>
+    <w:p>
+      <w:r>
+        <w:t>}</w:t>
+      </w:r>
+    </w:p>
+    <w:p>
+      <w:r>
+        <w:t>返回值</w:t>
+      </w:r>
+    </w:p>
+    <w:p>
+      <w:r>
+        <w:t> {</w:t>
+      </w:r>
+    </w:p>
+    <w:p>
+      <w:r>
+        <w:t>    "</w:t>
+      </w:r>
+      <w:proofErr w:type="spellStart"/>
+      <w:r>
+        <w:t>errno</w:t>
+      </w:r>
+      <w:proofErr w:type="spellEnd"/>
+      <w:r>
+        <w:t>": 0,</w:t>
+      </w:r>
+    </w:p>
+    <w:p>
+      <w:r>
+        <w:t>    "description": "Succeed",</w:t>
+      </w:r>
+    </w:p>
+    <w:p>
+      <w:pPr>
+        <w:ind w:firstLine="240"/>
+      </w:pPr>
+      <w:r>
+        <w:t>"detail": "",</w:t>
+      </w:r>
+    </w:p>
+    <w:p>
+      <w:pPr>
+        <w:ind w:firstLine="240"/>
+      </w:pPr>
+      <w:r>
+        <w:t>"</w:t>
+      </w:r>
+      <w:proofErr w:type="spellStart"/>
+      <w:r>
+        <w:t>ErrNodes</w:t>
+      </w:r>
+      <w:proofErr w:type="spellEnd"/>
+      <w:r>
+        <w:t>": [</w:t>
+      </w:r>
+    </w:p>
+    <w:p>
+      <w:pPr>
+        <w:ind w:firstLine="240"/>
+      </w:pPr>
+      <w:r>
+        <w:rPr>
+          <w:rFonts w:hint="eastAsia"/>
+        </w:rPr>
+        <w:t xml:space="preserve"> </w:t>
+      </w:r>
+      <w:r>
+        <w:t xml:space="preserve">  </w:t>
+      </w:r>
+      <w:r>
+        <w:t>{</w:t>
+      </w:r>
+    </w:p>
+    <w:p>
+      <w:pPr>
+        <w:ind w:firstLine="240"/>
+      </w:pPr>
+      <w:r>
         <w:lastRenderedPageBreak/>
-        <w:t xml:space="preserve">         "Edit": "true",</w:t>
-      </w:r>
-    </w:p>
-    <w:p>
-      <w:r>
-        <w:rPr>
-          <w:rFonts w:hint="eastAsia"/>
-        </w:rPr>
-        <w:t xml:space="preserve">         "Desc": "</w:t>
-      </w:r>
-      <w:r>
-        <w:rPr>
-          <w:rFonts w:hint="eastAsia"/>
-        </w:rPr>
-        <w:t>数据库路径</w:t>
-      </w:r>
-      <w:r>
-        <w:rPr>
-          <w:rFonts w:hint="eastAsia"/>
-        </w:rPr>
-        <w:t>",</w:t>
-      </w:r>
-    </w:p>
-    <w:p>
-      <w:r>
-        <w:t xml:space="preserve">         "reloadable": "",</w:t>
-      </w:r>
-    </w:p>
-    <w:p>
-      <w:r>
-        <w:t xml:space="preserve">         "</w:t>
+        <w:t xml:space="preserve">        "</w:t>
       </w:r>
       <w:proofErr w:type="spellStart"/>
       <w:r>
-        <w:t>reloadstrategy</w:t>
+        <w:t>NodeName</w:t>
       </w:r>
       <w:proofErr w:type="spellEnd"/>
       <w:r>
-        <w:t>": "",</w:t>
-      </w:r>
-    </w:p>
-    <w:p>
-      <w:r>
-        <w:t xml:space="preserve">         "Level": "0"</w:t>
-      </w:r>
-    </w:p>
-    <w:p>
-      <w:r>
-        <w:t xml:space="preserve">      },</w:t>
-      </w:r>
-    </w:p>
-    <w:p>
-      <w:r>
-        <w:t xml:space="preserve">      {</w:t>
-      </w:r>
-    </w:p>
-    <w:p>
-      <w:r>
-        <w:t xml:space="preserve">         "Name": "</w:t>
+        <w:t>": "ubuntu-</w:t>
+      </w:r>
+      <w:r>
+        <w:t xml:space="preserve"> </w:t>
+      </w:r>
+      <w:r>
+        <w:t>jw-02:11870",</w:t>
+      </w:r>
+    </w:p>
+    <w:p>
+      <w:pPr>
+        <w:ind w:firstLine="240"/>
+      </w:pPr>
+      <w:r>
+        <w:t xml:space="preserve">        "</w:t>
       </w:r>
       <w:proofErr w:type="spellStart"/>
       <w:r>
-        <w:t>svcname</w:t>
+        <w:t>GroupName</w:t>
       </w:r>
       <w:proofErr w:type="spellEnd"/>
       <w:r>
-        <w:t>",</w:t>
-      </w:r>
-    </w:p>
-    <w:p>
-      <w:r>
-        <w:rPr>
-          <w:rFonts w:hint="eastAsia"/>
-        </w:rPr>
-        <w:t xml:space="preserve">         "</w:t>
+        <w:t>": "db1",</w:t>
+      </w:r>
+    </w:p>
+    <w:p>
+      <w:pPr>
+        <w:ind w:firstLine="240"/>
+      </w:pPr>
+      <w:r>
+        <w:t xml:space="preserve">        "Flag": -322,</w:t>
+      </w:r>
+    </w:p>
+    <w:p>
+      <w:pPr>
+        <w:ind w:firstLine="240"/>
+      </w:pPr>
+      <w:r>
+        <w:t xml:space="preserve">        "</w:t>
       </w:r>
       <w:proofErr w:type="spellStart"/>
       <w:r>
-        <w:rPr>
-          <w:rFonts w:hint="eastAsia"/>
-        </w:rPr>
-        <w:t>WebName</w:t>
+        <w:t>ErrInfo</w:t>
       </w:r>
       <w:proofErr w:type="spellEnd"/>
       <w:r>
-        <w:rPr>
-          <w:rFonts w:hint="eastAsia"/>
-        </w:rPr>
-        <w:t>": "</w:t>
-      </w:r>
-      <w:r>
-        <w:rPr>
-          <w:rFonts w:hint="eastAsia"/>
-        </w:rPr>
-        <w:t>服务名</w:t>
-      </w:r>
-      <w:r>
-        <w:rPr>
-          <w:rFonts w:hint="eastAsia"/>
-        </w:rPr>
-        <w:t>",</w:t>
-      </w:r>
-    </w:p>
-    <w:p>
-      <w:r>
-        <w:t xml:space="preserve">         "Type": "string",</w:t>
-      </w:r>
-    </w:p>
-    <w:p>
-      <w:r>
-        <w:t xml:space="preserve">         "Default": "11810",</w:t>
-      </w:r>
-    </w:p>
-    <w:p>
-      <w:r>
-        <w:t xml:space="preserve">         "Valid": "",</w:t>
-      </w:r>
-    </w:p>
-    <w:p>
-      <w:r>
-        <w:t xml:space="preserve">         "Display": "edit box",</w:t>
-      </w:r>
-    </w:p>
-    <w:p>
-      <w:r>
-        <w:t xml:space="preserve">         "Edit": "true",</w:t>
-      </w:r>
-    </w:p>
-    <w:p>
-      <w:r>
-        <w:rPr>
-          <w:rFonts w:hint="eastAsia"/>
-        </w:rPr>
-        <w:t xml:space="preserve">         "Desc": "</w:t>
-      </w:r>
-      <w:r>
-        <w:rPr>
-          <w:rFonts w:hint="eastAsia"/>
-        </w:rPr>
-        <w:t>本地服务名或端口</w:t>
-      </w:r>
-      <w:r>
-        <w:rPr>
-          <w:rFonts w:hint="eastAsia"/>
-        </w:rPr>
-        <w:t>",</w:t>
-      </w:r>
-    </w:p>
-    <w:p>
-      <w:r>
-        <w:t xml:space="preserve">         "reloadable": "",</w:t>
-      </w:r>
-    </w:p>
-    <w:p>
-      <w:r>
-        <w:t xml:space="preserve">         "</w:t>
+        <w:t>":</w:t>
+      </w:r>
+      <w:r>
+        <w:rPr>
+          <w:rFonts w:hint="eastAsia"/>
+        </w:rPr>
+        <w:t xml:space="preserve"> </w:t>
+      </w:r>
+      <w:r>
+        <w:t>{</w:t>
+      </w:r>
+    </w:p>
+    <w:p>
+      <w:pPr>
+        <w:ind w:firstLine="240"/>
+      </w:pPr>
+      <w:r>
+        <w:t xml:space="preserve">            "</w:t>
       </w:r>
       <w:proofErr w:type="spellStart"/>
       <w:r>
-        <w:t>reloadstrategy</w:t>
+        <w:t>errno</w:t>
       </w:r>
       <w:proofErr w:type="spellEnd"/>
       <w:r>
-        <w:t>": "",</w:t>
-      </w:r>
-    </w:p>
-    <w:p>
-      <w:r>
-        <w:t xml:space="preserve">         "Level": "0"</w:t>
-      </w:r>
-    </w:p>
-    <w:p>
-      <w:r>
-        <w:t xml:space="preserve">      },</w:t>
-      </w:r>
-    </w:p>
-    <w:p>
-      <w:r>
-        <w:t xml:space="preserve">      …</w:t>
-      </w:r>
-    </w:p>
-    <w:p>
-      <w:r>
-        <w:t xml:space="preserve">   ]</w:t>
-      </w:r>
-    </w:p>
-    <w:p>
-      <w:r>
-        <w:t>}</w:t>
-      </w:r>
-    </w:p>
-    <w:p/>
-    <w:p>
-      <w:r>
-        <w:t xml:space="preserve">2. </w:t>
-      </w:r>
-      <w:r>
-        <w:rPr>
-          <w:rFonts w:hint="eastAsia"/>
-        </w:rPr>
-        <w:t>修改</w:t>
-      </w:r>
-      <w:r>
-        <w:t>业务</w:t>
-      </w:r>
-      <w:r>
-        <w:rPr>
-          <w:rFonts w:hint="eastAsia"/>
-        </w:rPr>
-        <w:t>配置</w:t>
-      </w:r>
-      <w:r>
-        <w:t>（</w:t>
-      </w:r>
-      <w:r>
-        <w:rPr>
-          <w:rFonts w:hint="eastAsia"/>
-        </w:rPr>
-        <w:t>例如</w:t>
+        <w:t>": -322,</w:t>
+      </w:r>
+    </w:p>
+    <w:p>
+      <w:pPr>
+        <w:ind w:firstLine="240"/>
+      </w:pPr>
+      <w:r>
+        <w:t xml:space="preserve">            "description": "Some configuration changes didn't take effect",</w:t>
+      </w:r>
+    </w:p>
+    <w:p>
+      <w:pPr>
+        <w:ind w:firstLine="240"/>
+      </w:pPr>
+      <w:r>
+        <w:t xml:space="preserve">            "detail": "Config '</w:t>
       </w:r>
       <w:proofErr w:type="spellStart"/>
       <w:r>
-        <w:t>sequoiadb</w:t>
+        <w:t>transactionon</w:t>
       </w:r>
       <w:proofErr w:type="spellEnd"/>
       <w:r>
-        <w:rPr>
-          <w:rFonts w:hint="eastAsia"/>
-        </w:rPr>
-        <w:t>，开启节点事务</w:t>
-      </w:r>
-      <w:r>
-        <w:t>）</w:t>
-      </w:r>
-    </w:p>
-    <w:p>
-      <w:r>
-        <w:t> </w:t>
-      </w:r>
-      <w:r>
-        <w:t>请求参数</w:t>
-      </w:r>
-    </w:p>
-    <w:p>
+        <w:t>' require(s) restart to take effect."</w:t>
+      </w:r>
+      <w:r>
+        <w:rPr>
+          <w:rFonts w:hint="eastAsia"/>
+        </w:rPr>
+        <w:t>,</w:t>
+      </w:r>
+    </w:p>
+    <w:p>
+      <w:pPr>
+        <w:ind w:left="708" w:firstLineChars="100" w:firstLine="220"/>
+      </w:pPr>
+      <w:r>
+        <w:t>"Reboot</w:t>
+      </w:r>
+      <w:proofErr w:type="gramStart"/>
+      <w:r>
+        <w:t>" :</w:t>
+      </w:r>
+      <w:proofErr w:type="gramEnd"/>
+      <w:r>
+        <w:t xml:space="preserve"> [ "</w:t>
+      </w:r>
       <w:proofErr w:type="spellStart"/>
       <w:r>
-        <w:t>Cmd</w:t>
+        <w:t>transactionon</w:t>
       </w:r>
       <w:proofErr w:type="spellEnd"/>
       <w:r>
-        <w:rPr>
-          <w:rFonts w:hint="eastAsia"/>
-        </w:rPr>
-        <w:t>:</w:t>
-      </w:r>
-      <w:r>
-        <w:t xml:space="preserve"> </w:t>
-      </w:r>
-      <w:r>
-        <w:t>update</w:t>
-      </w:r>
-      <w:r>
-        <w:t xml:space="preserve"> business config</w:t>
-      </w:r>
-    </w:p>
-    <w:p>
+        <w:t xml:space="preserve">" ], </w:t>
+      </w:r>
+    </w:p>
+    <w:p>
+      <w:pPr>
+        <w:ind w:firstLine="240"/>
+        <w:rPr>
+          <w:rFonts w:hint="eastAsia"/>
+        </w:rPr>
+      </w:pPr>
+      <w:r>
+        <w:t xml:space="preserve">        </w:t>
+      </w:r>
+      <w:r>
+        <w:t xml:space="preserve">   </w:t>
+      </w:r>
+      <w:r>
+        <w:t>"Forbidden</w:t>
+      </w:r>
+      <w:proofErr w:type="gramStart"/>
+      <w:r>
+        <w:t>" :</w:t>
+      </w:r>
+      <w:proofErr w:type="gramEnd"/>
+      <w:r>
+        <w:t xml:space="preserve"> [ "</w:t>
+      </w:r>
       <w:proofErr w:type="spellStart"/>
       <w:r>
-        <w:t>ConfigInfo</w:t>
+        <w:t>logfilenum</w:t>
       </w:r>
       <w:proofErr w:type="spellEnd"/>
       <w:r>
-        <w:t>:</w:t>
-      </w:r>
-    </w:p>
-    <w:p>
-      <w:r>
-        <w:t>{</w:t>
-      </w:r>
-    </w:p>
-    <w:p>
-      <w:r>
-        <w:t xml:space="preserve">   "</w:t>
-      </w:r>
-      <w:proofErr w:type="spellStart"/>
-      <w:r>
-        <w:t>ClusterName</w:t>
-      </w:r>
-      <w:proofErr w:type="spellEnd"/>
-      <w:r>
-        <w:t>": "myCluster1",</w:t>
-      </w:r>
-    </w:p>
-    <w:p>
-      <w:r>
-        <w:t xml:space="preserve">   "</w:t>
-      </w:r>
-      <w:proofErr w:type="spellStart"/>
-      <w:r>
-        <w:t>BusinessName</w:t>
-      </w:r>
-      <w:proofErr w:type="spellEnd"/>
-      <w:r>
-        <w:t>": "myModule2",</w:t>
-      </w:r>
-    </w:p>
-    <w:p>
-      <w:r>
-        <w:t xml:space="preserve">   "</w:t>
-      </w:r>
-      <w:proofErr w:type="spellStart"/>
-      <w:r>
-        <w:t>DeployMod</w:t>
-      </w:r>
-      <w:proofErr w:type="spellEnd"/>
-      <w:r>
-        <w:t>": "distribution",</w:t>
-      </w:r>
-    </w:p>
-    <w:p>
-      <w:r>
-        <w:t xml:space="preserve">   "Config": [</w:t>
-      </w:r>
-    </w:p>
-    <w:p>
-      <w:r>
-        <w:t xml:space="preserve">      {</w:t>
-      </w:r>
-    </w:p>
-    <w:p>
-      <w:r>
-        <w:t xml:space="preserve">         "</w:t>
-      </w:r>
-      <w:proofErr w:type="spellStart"/>
-      <w:r>
-        <w:t>HostName</w:t>
-      </w:r>
-      <w:proofErr w:type="spellEnd"/>
-      <w:r>
-        <w:t>": "ubuntu-jw-02",</w:t>
-      </w:r>
-    </w:p>
-    <w:p>
-      <w:r>
-        <w:t xml:space="preserve">         "</w:t>
-      </w:r>
-      <w:proofErr w:type="spellStart"/>
-      <w:r>
-        <w:t>svcname</w:t>
-      </w:r>
-      <w:proofErr w:type="spellEnd"/>
-      <w:r>
-        <w:t>": "11870",</w:t>
-      </w:r>
-    </w:p>
-    <w:p>
-      <w:r>
-        <w:t xml:space="preserve">         "</w:t>
-      </w:r>
-      <w:proofErr w:type="spellStart"/>
-      <w:r>
-        <w:t>transactionon</w:t>
-      </w:r>
-      <w:proofErr w:type="spellEnd"/>
-      <w:r>
-        <w:t>": "true"</w:t>
-      </w:r>
-    </w:p>
-    <w:p>
-      <w:r>
-        <w:t xml:space="preserve">      }</w:t>
-      </w:r>
-    </w:p>
-    <w:p>
-      <w:r>
-        <w:t xml:space="preserve">   ]</w:t>
-      </w:r>
-    </w:p>
-    <w:p>
-      <w:r>
-        <w:t>}</w:t>
-      </w:r>
-    </w:p>
-    <w:p>
-      <w:r>
-        <w:t>返回值</w:t>
-      </w:r>
-    </w:p>
-    <w:p>
-      <w:r>
-        <w:t> {</w:t>
-      </w:r>
-    </w:p>
-    <w:p>
-      <w:r>
-        <w:t>    "</w:t>
-      </w:r>
-      <w:proofErr w:type="spellStart"/>
-      <w:r>
-        <w:t>errno</w:t>
-      </w:r>
-      <w:proofErr w:type="spellEnd"/>
-      <w:r>
-        <w:t>": 0,</w:t>
-      </w:r>
-    </w:p>
-    <w:p>
-      <w:r>
-        <w:t>    "description": "Succeed",</w:t>
+        <w:t>" ]</w:t>
       </w:r>
     </w:p>
     <w:p>
@@ -1540,7 +2043,7 @@
         <w:ind w:firstLine="240"/>
       </w:pPr>
       <w:r>
-        <w:t>"detail": "",</w:t>
+        <w:t xml:space="preserve">        }</w:t>
       </w:r>
     </w:p>
     <w:p>
@@ -1548,15 +2051,21 @@
         <w:ind w:firstLine="240"/>
       </w:pPr>
       <w:r>
-        <w:t>"</w:t>
-      </w:r>
-      <w:proofErr w:type="spellStart"/>
-      <w:r>
-        <w:t>ErrNodes</w:t>
-      </w:r>
-      <w:proofErr w:type="spellEnd"/>
-      <w:r>
-        <w:t>": [</w:t>
+        <w:t xml:space="preserve">    }</w:t>
+      </w:r>
+      <w:r>
+        <w:rPr>
+          <w:rFonts w:hint="eastAsia"/>
+        </w:rPr>
+        <w:t>,</w:t>
+      </w:r>
+    </w:p>
+    <w:p>
+      <w:pPr>
+        <w:ind w:firstLineChars="200" w:firstLine="440"/>
+      </w:pPr>
+      <w:r>
+        <w:t>…</w:t>
       </w:r>
     </w:p>
     <w:p>
@@ -1567,165 +2076,6 @@
         <w:rPr>
           <w:rFonts w:hint="eastAsia"/>
         </w:rPr>
-        <w:t xml:space="preserve"> </w:t>
-      </w:r>
-      <w:r>
-        <w:t xml:space="preserve">  </w:t>
-      </w:r>
-      <w:r>
-        <w:t>{</w:t>
-      </w:r>
-    </w:p>
-    <w:p>
-      <w:pPr>
-        <w:ind w:firstLine="240"/>
-      </w:pPr>
-      <w:r>
-        <w:t xml:space="preserve">        "</w:t>
-      </w:r>
-      <w:proofErr w:type="spellStart"/>
-      <w:r>
-        <w:t>NodeName</w:t>
-      </w:r>
-      <w:proofErr w:type="spellEnd"/>
-      <w:r>
-        <w:t>": "ubuntu-</w:t>
-      </w:r>
-      <w:r>
-        <w:t xml:space="preserve"> </w:t>
-      </w:r>
-      <w:r>
-        <w:t>jw-02:11870",</w:t>
-      </w:r>
-    </w:p>
-    <w:p>
-      <w:pPr>
-        <w:ind w:firstLine="240"/>
-      </w:pPr>
-      <w:r>
-        <w:t xml:space="preserve">        "</w:t>
-      </w:r>
-      <w:proofErr w:type="spellStart"/>
-      <w:r>
-        <w:t>GroupName</w:t>
-      </w:r>
-      <w:proofErr w:type="spellEnd"/>
-      <w:r>
-        <w:t>": "db1",</w:t>
-      </w:r>
-    </w:p>
-    <w:p>
-      <w:pPr>
-        <w:ind w:firstLine="240"/>
-      </w:pPr>
-      <w:r>
-        <w:t xml:space="preserve">        "Flag": -322,</w:t>
-      </w:r>
-    </w:p>
-    <w:p>
-      <w:pPr>
-        <w:ind w:firstLine="240"/>
-      </w:pPr>
-      <w:r>
-        <w:t xml:space="preserve">        "</w:t>
-      </w:r>
-      <w:proofErr w:type="spellStart"/>
-      <w:r>
-        <w:t>ErrInfo</w:t>
-      </w:r>
-      <w:proofErr w:type="spellEnd"/>
-      <w:r>
-        <w:t>":</w:t>
-      </w:r>
-      <w:r>
-        <w:rPr>
-          <w:rFonts w:hint="eastAsia"/>
-        </w:rPr>
-        <w:t xml:space="preserve"> </w:t>
-      </w:r>
-      <w:r>
-        <w:t>{</w:t>
-      </w:r>
-    </w:p>
-    <w:p>
-      <w:pPr>
-        <w:ind w:firstLine="240"/>
-      </w:pPr>
-      <w:r>
-        <w:t xml:space="preserve">            "</w:t>
-      </w:r>
-      <w:proofErr w:type="spellStart"/>
-      <w:r>
-        <w:t>errno</w:t>
-      </w:r>
-      <w:proofErr w:type="spellEnd"/>
-      <w:r>
-        <w:t>": -322,</w:t>
-      </w:r>
-    </w:p>
-    <w:p>
-      <w:pPr>
-        <w:ind w:firstLine="240"/>
-      </w:pPr>
-      <w:r>
-        <w:t xml:space="preserve">            "description": "Some configuration changes didn't take effect",</w:t>
-      </w:r>
-    </w:p>
-    <w:p>
-      <w:pPr>
-        <w:ind w:firstLine="240"/>
-      </w:pPr>
-      <w:r>
-        <w:t xml:space="preserve">            "detail": "Config '</w:t>
-      </w:r>
-      <w:proofErr w:type="spellStart"/>
-      <w:r>
-        <w:t>transactionon</w:t>
-      </w:r>
-      <w:proofErr w:type="spellEnd"/>
-      <w:r>
-        <w:t>' require(s) restart to take effect."</w:t>
-      </w:r>
-    </w:p>
-    <w:p>
-      <w:pPr>
-        <w:ind w:firstLine="240"/>
-      </w:pPr>
-      <w:r>
-        <w:t xml:space="preserve">        }</w:t>
-      </w:r>
-    </w:p>
-    <w:p>
-      <w:pPr>
-        <w:ind w:firstLine="240"/>
-      </w:pPr>
-      <w:r>
-        <w:lastRenderedPageBreak/>
-        <w:t xml:space="preserve">    }</w:t>
-      </w:r>
-      <w:r>
-        <w:rPr>
-          <w:rFonts w:hint="eastAsia"/>
-        </w:rPr>
-        <w:t>,</w:t>
-      </w:r>
-    </w:p>
-    <w:p>
-      <w:pPr>
-        <w:ind w:firstLineChars="200" w:firstLine="440"/>
-      </w:pPr>
-      <w:r>
-        <w:t>…</w:t>
-      </w:r>
-    </w:p>
-    <w:p>
-      <w:pPr>
-        <w:ind w:firstLine="240"/>
-      </w:pPr>
-      <w:r>
-        <w:rPr>
-          <w:rFonts w:hint="eastAsia"/>
-        </w:rPr>
         <w:t>]</w:t>
       </w:r>
     </w:p>
@@ -1738,16 +2088,493 @@
       <w:pPr>
         <w:pStyle w:val="2"/>
         <w:rPr>
+          <w:rFonts w:hint="eastAsia"/>
           <w:b/>
           <w:sz w:val="32"/>
           <w:szCs w:val="32"/>
         </w:rPr>
       </w:pPr>
-      <w:bookmarkStart w:id="3" w:name="4"/>
-    </w:p>
-    <w:p>
-      <w:r>
-        <w:t xml:space="preserve"> 3. </w:t>
+      <w:bookmarkStart w:id="4" w:name="4"/>
+    </w:p>
+    <w:p>
+      <w:r>
+        <w:t> </w:t>
+      </w:r>
+      <w:r>
+        <w:t xml:space="preserve">3. </w:t>
+      </w:r>
+      <w:r>
+        <w:rPr>
+          <w:rFonts w:hint="eastAsia"/>
+        </w:rPr>
+        <w:t>删除业务配置</w:t>
+      </w:r>
+      <w:r>
+        <w:rPr>
+          <w:rFonts w:hint="eastAsia"/>
+        </w:rPr>
+        <w:t>(</w:t>
+      </w:r>
+      <w:r>
+        <w:t xml:space="preserve"> </w:t>
+      </w:r>
+      <w:r>
+        <w:rPr>
+          <w:rFonts w:hint="eastAsia"/>
+        </w:rPr>
+        <w:t>例如</w:t>
+      </w:r>
+      <w:r>
+        <w:rPr>
+          <w:rFonts w:hint="eastAsia"/>
+        </w:rPr>
+        <w:t xml:space="preserve"> </w:t>
+      </w:r>
+      <w:proofErr w:type="spellStart"/>
+      <w:r>
+        <w:t>sequoiadb</w:t>
+      </w:r>
+      <w:proofErr w:type="spellEnd"/>
+      <w:r>
+        <w:t xml:space="preserve"> </w:t>
+      </w:r>
+      <w:r>
+        <w:rPr>
+          <w:rFonts w:hint="eastAsia"/>
+        </w:rPr>
+        <w:t>业务，删除节点事务配置</w:t>
+      </w:r>
+      <w:r>
+        <w:rPr>
+          <w:rFonts w:hint="eastAsia"/>
+        </w:rPr>
+        <w:t xml:space="preserve"> </w:t>
+      </w:r>
+      <w:r>
+        <w:t>)</w:t>
+      </w:r>
+    </w:p>
+    <w:p>
+      <w:proofErr w:type="spellStart"/>
+      <w:r>
+        <w:t>c</w:t>
+      </w:r>
+      <w:r>
+        <w:t>md</w:t>
+      </w:r>
+      <w:proofErr w:type="spellEnd"/>
+      <w:r>
+        <w:rPr>
+          <w:rFonts w:hint="eastAsia"/>
+        </w:rPr>
+        <w:t>:</w:t>
+      </w:r>
+      <w:r>
+        <w:t xml:space="preserve"> update business config</w:t>
+      </w:r>
+    </w:p>
+    <w:p>
+      <w:proofErr w:type="spellStart"/>
+      <w:r>
+        <w:t>ConfigInfo</w:t>
+      </w:r>
+      <w:proofErr w:type="spellEnd"/>
+      <w:r>
+        <w:t>:</w:t>
+      </w:r>
+    </w:p>
+    <w:p>
+      <w:r>
+        <w:t>{</w:t>
+      </w:r>
+    </w:p>
+    <w:p>
+      <w:r>
+        <w:t xml:space="preserve">   "</w:t>
+      </w:r>
+      <w:proofErr w:type="spellStart"/>
+      <w:r>
+        <w:t>ClusterName</w:t>
+      </w:r>
+      <w:proofErr w:type="spellEnd"/>
+      <w:r>
+        <w:t>": "myCluster1",</w:t>
+      </w:r>
+    </w:p>
+    <w:p>
+      <w:r>
+        <w:t xml:space="preserve">   "</w:t>
+      </w:r>
+      <w:proofErr w:type="spellStart"/>
+      <w:r>
+        <w:t>BusinessName</w:t>
+      </w:r>
+      <w:proofErr w:type="spellEnd"/>
+      <w:r>
+        <w:t>": "myModule2",</w:t>
+      </w:r>
+    </w:p>
+    <w:p>
+      <w:r>
+        <w:t xml:space="preserve">   "Config": [</w:t>
+      </w:r>
+    </w:p>
+    <w:p>
+      <w:r>
+        <w:t xml:space="preserve">      {</w:t>
+      </w:r>
+    </w:p>
+    <w:p>
+      <w:r>
+        <w:t xml:space="preserve">         "</w:t>
+      </w:r>
+      <w:proofErr w:type="spellStart"/>
+      <w:r>
+        <w:t>HostName</w:t>
+      </w:r>
+      <w:proofErr w:type="spellEnd"/>
+      <w:r>
+        <w:t>": "ubuntu-jw-02",</w:t>
+      </w:r>
+    </w:p>
+    <w:p>
+      <w:r>
+        <w:t xml:space="preserve">         "</w:t>
+      </w:r>
+      <w:proofErr w:type="spellStart"/>
+      <w:r>
+        <w:t>svcname</w:t>
+      </w:r>
+      <w:proofErr w:type="spellEnd"/>
+      <w:r>
+        <w:t>": "11870",</w:t>
+      </w:r>
+    </w:p>
+    <w:p>
+      <w:r>
+        <w:t xml:space="preserve">         "</w:t>
+      </w:r>
+      <w:proofErr w:type="spellStart"/>
+      <w:r>
+        <w:t>transactionon</w:t>
+      </w:r>
+      <w:proofErr w:type="spellEnd"/>
+      <w:r>
+        <w:t xml:space="preserve">": </w:t>
+      </w:r>
+      <w:r>
+        <w:t>1</w:t>
+      </w:r>
+    </w:p>
+    <w:p>
+      <w:r>
+        <w:t xml:space="preserve">      }</w:t>
+      </w:r>
+    </w:p>
+    <w:p>
+      <w:r>
+        <w:t xml:space="preserve">   ]</w:t>
+      </w:r>
+    </w:p>
+    <w:p>
+      <w:r>
+        <w:t>}</w:t>
+      </w:r>
+    </w:p>
+    <w:p>
+      <w:r>
+        <w:t>返回值</w:t>
+      </w:r>
+    </w:p>
+    <w:p>
+      <w:r>
+        <w:t> {</w:t>
+      </w:r>
+    </w:p>
+    <w:p>
+      <w:r>
+        <w:t>    "</w:t>
+      </w:r>
+      <w:proofErr w:type="spellStart"/>
+      <w:r>
+        <w:t>errno</w:t>
+      </w:r>
+      <w:proofErr w:type="spellEnd"/>
+      <w:r>
+        <w:t>": 0,</w:t>
+      </w:r>
+    </w:p>
+    <w:p>
+      <w:r>
+        <w:t>    "description": "Succeed",</w:t>
+      </w:r>
+    </w:p>
+    <w:p>
+      <w:pPr>
+        <w:ind w:firstLine="240"/>
+      </w:pPr>
+      <w:r>
+        <w:t>"detail": "",</w:t>
+      </w:r>
+    </w:p>
+    <w:p>
+      <w:pPr>
+        <w:ind w:firstLine="240"/>
+      </w:pPr>
+      <w:r>
+        <w:t>"</w:t>
+      </w:r>
+      <w:proofErr w:type="spellStart"/>
+      <w:r>
+        <w:t>ErrNodes</w:t>
+      </w:r>
+      <w:proofErr w:type="spellEnd"/>
+      <w:r>
+        <w:t>": [</w:t>
+      </w:r>
+    </w:p>
+    <w:p>
+      <w:pPr>
+        <w:ind w:firstLine="240"/>
+      </w:pPr>
+      <w:r>
+        <w:rPr>
+          <w:rFonts w:hint="eastAsia"/>
+        </w:rPr>
+        <w:t xml:space="preserve"> </w:t>
+      </w:r>
+      <w:r>
+        <w:t xml:space="preserve">  {</w:t>
+      </w:r>
+    </w:p>
+    <w:p>
+      <w:pPr>
+        <w:ind w:firstLine="240"/>
+      </w:pPr>
+      <w:r>
+        <w:t xml:space="preserve">        "</w:t>
+      </w:r>
+      <w:proofErr w:type="spellStart"/>
+      <w:r>
+        <w:t>NodeName</w:t>
+      </w:r>
+      <w:proofErr w:type="spellEnd"/>
+      <w:r>
+        <w:t>": "ubuntu-</w:t>
+      </w:r>
+      <w:r>
+        <w:t xml:space="preserve"> </w:t>
+      </w:r>
+      <w:r>
+        <w:t>jw-02:11870",</w:t>
+      </w:r>
+    </w:p>
+    <w:p>
+      <w:pPr>
+        <w:ind w:firstLine="240"/>
+      </w:pPr>
+      <w:r>
+        <w:t xml:space="preserve">        "</w:t>
+      </w:r>
+      <w:proofErr w:type="spellStart"/>
+      <w:r>
+        <w:t>GroupName</w:t>
+      </w:r>
+      <w:proofErr w:type="spellEnd"/>
+      <w:r>
+        <w:t>": "db1",</w:t>
+      </w:r>
+    </w:p>
+    <w:p>
+      <w:pPr>
+        <w:ind w:firstLine="240"/>
+      </w:pPr>
+      <w:r>
+        <w:t xml:space="preserve">        "Flag": -322,</w:t>
+      </w:r>
+    </w:p>
+    <w:p>
+      <w:pPr>
+        <w:ind w:firstLine="240"/>
+      </w:pPr>
+      <w:r>
+        <w:t xml:space="preserve">        "</w:t>
+      </w:r>
+      <w:proofErr w:type="spellStart"/>
+      <w:r>
+        <w:t>ErrInfo</w:t>
+      </w:r>
+      <w:proofErr w:type="spellEnd"/>
+      <w:r>
+        <w:t>":</w:t>
+      </w:r>
+      <w:r>
+        <w:rPr>
+          <w:rFonts w:hint="eastAsia"/>
+        </w:rPr>
+        <w:t xml:space="preserve"> </w:t>
+      </w:r>
+      <w:r>
+        <w:t>{</w:t>
+      </w:r>
+    </w:p>
+    <w:p>
+      <w:pPr>
+        <w:ind w:firstLine="240"/>
+      </w:pPr>
+      <w:r>
+        <w:t xml:space="preserve">            "</w:t>
+      </w:r>
+      <w:proofErr w:type="spellStart"/>
+      <w:r>
+        <w:t>errno</w:t>
+      </w:r>
+      <w:proofErr w:type="spellEnd"/>
+      <w:r>
+        <w:t>": -322,</w:t>
+      </w:r>
+    </w:p>
+    <w:p>
+      <w:pPr>
+        <w:ind w:firstLine="240"/>
+      </w:pPr>
+      <w:r>
+        <w:t xml:space="preserve">            "description": "Some configuration changes didn't take effect",</w:t>
+      </w:r>
+    </w:p>
+    <w:p>
+      <w:pPr>
+        <w:ind w:firstLine="240"/>
+      </w:pPr>
+      <w:r>
+        <w:t xml:space="preserve">            "detail": "Config '</w:t>
+      </w:r>
+      <w:proofErr w:type="spellStart"/>
+      <w:r>
+        <w:t>transactionon</w:t>
+      </w:r>
+      <w:proofErr w:type="spellEnd"/>
+      <w:r>
+        <w:t>' require(s) restart to take effect."</w:t>
+      </w:r>
+      <w:r>
+        <w:rPr>
+          <w:rFonts w:hint="eastAsia"/>
+        </w:rPr>
+        <w:t>,</w:t>
+      </w:r>
+    </w:p>
+    <w:p>
+      <w:pPr>
+        <w:ind w:left="708" w:firstLineChars="100" w:firstLine="220"/>
+      </w:pPr>
+      <w:r>
+        <w:t>"Reboot</w:t>
+      </w:r>
+      <w:proofErr w:type="gramStart"/>
+      <w:r>
+        <w:t>" :</w:t>
+      </w:r>
+      <w:proofErr w:type="gramEnd"/>
+      <w:r>
+        <w:t xml:space="preserve"> [ "</w:t>
+      </w:r>
+      <w:proofErr w:type="spellStart"/>
+      <w:r>
+        <w:t>transactionon</w:t>
+      </w:r>
+      <w:proofErr w:type="spellEnd"/>
+      <w:r>
+        <w:t xml:space="preserve">" ], </w:t>
+      </w:r>
+    </w:p>
+    <w:p>
+      <w:pPr>
+        <w:ind w:firstLine="240"/>
+        <w:rPr>
+          <w:rFonts w:hint="eastAsia"/>
+        </w:rPr>
+      </w:pPr>
+      <w:r>
+        <w:t xml:space="preserve">           "Forbidden</w:t>
+      </w:r>
+      <w:proofErr w:type="gramStart"/>
+      <w:r>
+        <w:t>" :</w:t>
+      </w:r>
+      <w:proofErr w:type="gramEnd"/>
+      <w:r>
+        <w:t xml:space="preserve"> [ "</w:t>
+      </w:r>
+      <w:proofErr w:type="spellStart"/>
+      <w:r>
+        <w:t>logfilenum</w:t>
+      </w:r>
+      <w:proofErr w:type="spellEnd"/>
+      <w:r>
+        <w:t>" ]</w:t>
+      </w:r>
+    </w:p>
+    <w:p>
+      <w:pPr>
+        <w:ind w:firstLine="240"/>
+      </w:pPr>
+      <w:r>
+        <w:t xml:space="preserve">        }</w:t>
+      </w:r>
+    </w:p>
+    <w:p>
+      <w:pPr>
+        <w:ind w:firstLine="240"/>
+      </w:pPr>
+      <w:r>
+        <w:t xml:space="preserve">    }</w:t>
+      </w:r>
+      <w:r>
+        <w:rPr>
+          <w:rFonts w:hint="eastAsia"/>
+        </w:rPr>
+        <w:t>,</w:t>
+      </w:r>
+    </w:p>
+    <w:p>
+      <w:pPr>
+        <w:ind w:firstLineChars="200" w:firstLine="440"/>
+      </w:pPr>
+      <w:r>
+        <w:t>…</w:t>
+      </w:r>
+    </w:p>
+    <w:p>
+      <w:pPr>
+        <w:ind w:firstLine="240"/>
+      </w:pPr>
+      <w:r>
+        <w:rPr>
+          <w:rFonts w:hint="eastAsia"/>
+        </w:rPr>
+        <w:t>]</w:t>
+      </w:r>
+    </w:p>
+    <w:p>
+      <w:r>
+        <w:t> }</w:t>
+      </w:r>
+    </w:p>
+    <w:p>
+      <w:pPr>
+        <w:rPr>
+          <w:rFonts w:hint="eastAsia"/>
+        </w:rPr>
+      </w:pPr>
+    </w:p>
+    <w:p/>
+    <w:p>
+      <w:r>
+        <w:t>4</w:t>
+      </w:r>
+      <w:r>
+        <w:t xml:space="preserve">. </w:t>
       </w:r>
       <w:r>
         <w:rPr>
@@ -1780,6 +2607,7 @@
     </w:p>
     <w:p>
       <w:r>
+        <w:lastRenderedPageBreak/>
         <w:t> </w:t>
       </w:r>
       <w:r>
@@ -2167,7 +2995,7 @@
         </w:rPr>
         <w:t>约束和依赖</w:t>
       </w:r>
-      <w:bookmarkEnd w:id="3"/>
+      <w:bookmarkEnd w:id="4"/>
     </w:p>
     <w:p>
       <w:r>
@@ -2314,11 +3142,6 @@
       </w:r>
     </w:p>
     <w:p>
-      <w:pPr>
-        <w:rPr>
-          <w:rFonts w:hint="eastAsia"/>
-        </w:rPr>
-      </w:pPr>
       <w:r>
         <w:rPr>
           <w:rFonts w:hint="eastAsia"/>
@@ -2346,8 +3169,6 @@
       <w:r>
         <w:t>SEQUOIADBMAINSTREAM-3870</w:t>
       </w:r>
-      <w:bookmarkStart w:id="4" w:name="_GoBack"/>
-      <w:bookmarkEnd w:id="4"/>
     </w:p>
     <w:p/>
     <w:p>
@@ -2443,22 +3264,22 @@
         <w:rPr>
           <w:b/>
         </w:rPr>
+        <w:t>主要操作流程</w:t>
+      </w:r>
+      <w:bookmarkEnd w:id="7"/>
+    </w:p>
+    <w:p>
+      <w:r>
+        <w:t> </w:t>
+      </w:r>
+    </w:p>
+    <w:p>
+      <w:r>
+        <w:rPr>
+          <w:rFonts w:hint="eastAsia"/>
+          <w:noProof/>
+        </w:rPr>
         <w:lastRenderedPageBreak/>
-        <w:t>主要操作流程</w:t>
-      </w:r>
-      <w:bookmarkEnd w:id="7"/>
-    </w:p>
-    <w:p>
-      <w:r>
-        <w:t> </w:t>
-      </w:r>
-    </w:p>
-    <w:p>
-      <w:r>
-        <w:rPr>
-          <w:rFonts w:hint="eastAsia"/>
-          <w:noProof/>
-        </w:rPr>
         <w:drawing>
           <wp:inline distT="0" distB="0" distL="0" distR="0">
             <wp:extent cx="5731510" cy="4812665"/>

--- a/internal_doc/03.开发设计/OM/功能文档/Story_OM在线修改业务配置.docx
+++ b/internal_doc/03.开发设计/OM/功能文档/Story_OM在线修改业务配置.docx
@@ -598,6 +598,9 @@
               <w:t xml:space="preserve">: </w:t>
             </w:r>
             <w:r>
+              <w:t>{ xxx }</w:t>
+            </w:r>
+            <w:r>
               <w:t>这个值由业务类型来决定</w:t>
             </w:r>
           </w:p>
@@ -733,11 +736,6 @@
             </w:tcBorders>
           </w:tcPr>
           <w:p>
-            <w:pPr>
-              <w:rPr>
-                <w:rFonts w:hint="eastAsia"/>
-              </w:rPr>
-            </w:pPr>
             <w:proofErr w:type="spellStart"/>
             <w:r>
               <w:t>c</w:t>
@@ -786,8 +784,6 @@
             <w:r>
               <w:t>c</w:t>
             </w:r>
-            <w:bookmarkStart w:id="3" w:name="_GoBack"/>
-            <w:bookmarkEnd w:id="3"/>
             <w:r>
               <w:t>md</w:t>
             </w:r>
@@ -854,15 +850,13 @@
               <w:t xml:space="preserve">Config: </w:t>
             </w:r>
             <w:r>
+              <w:t>{ xxx }</w:t>
+            </w:r>
+            <w:r>
               <w:t>这个值由业务类型来决定</w:t>
             </w:r>
           </w:p>
           <w:p>
-            <w:pPr>
-              <w:rPr>
-                <w:rFonts w:hint="eastAsia"/>
-              </w:rPr>
-            </w:pPr>
             <w:r>
               <w:t>  }</w:t>
             </w:r>
@@ -1732,94 +1726,197 @@
     </w:p>
     <w:p>
       <w:r>
-        <w:t xml:space="preserve">   "Config": [</w:t>
-      </w:r>
-    </w:p>
-    <w:p>
-      <w:r>
-        <w:t xml:space="preserve">      {</w:t>
-      </w:r>
-    </w:p>
-    <w:p>
-      <w:r>
-        <w:t xml:space="preserve">         "</w:t>
+        <w:t xml:space="preserve">   "Config": </w:t>
+      </w:r>
+      <w:r>
+        <w:t>{</w:t>
+      </w:r>
+    </w:p>
+    <w:p>
+      <w:r>
+        <w:rPr>
+          <w:rFonts w:hint="eastAsia"/>
+        </w:rPr>
+        <w:t xml:space="preserve"> </w:t>
+      </w:r>
+      <w:r>
+        <w:t xml:space="preserve">     </w:t>
+      </w:r>
+      <w:r>
+        <w:t>"</w:t>
+      </w:r>
+      <w:r>
+        <w:t>p</w:t>
+      </w:r>
+      <w:r>
+        <w:t>roperty</w:t>
+      </w:r>
+      <w:r>
+        <w:t>"</w:t>
+      </w:r>
+      <w:proofErr w:type="gramStart"/>
+      <w:r>
+        <w:t xml:space="preserve">: </w:t>
+      </w:r>
+      <w:r>
+        <w:t xml:space="preserve"> {</w:t>
+      </w:r>
+      <w:proofErr w:type="gramEnd"/>
+      <w:r>
+        <w:t xml:space="preserve"> </w:t>
+      </w:r>
+      <w:r>
+        <w:t>"</w:t>
       </w:r>
       <w:proofErr w:type="spellStart"/>
       <w:r>
-        <w:t>HostName</w:t>
+        <w:t>transactionon</w:t>
       </w:r>
       <w:proofErr w:type="spellEnd"/>
       <w:r>
-        <w:t>": "ubuntu-jw-02",</w:t>
-      </w:r>
-    </w:p>
-    <w:p>
-      <w:r>
-        <w:t xml:space="preserve">         "</w:t>
+        <w:t>": "true"</w:t>
+      </w:r>
+      <w:r>
+        <w:rPr>
+          <w:rFonts w:hint="eastAsia"/>
+        </w:rPr>
+        <w:t xml:space="preserve"> </w:t>
+      </w:r>
+      <w:r>
+        <w:t>}</w:t>
+      </w:r>
+      <w:r>
+        <w:t>,</w:t>
+      </w:r>
+    </w:p>
+    <w:p>
+      <w:pPr>
+        <w:rPr>
+          <w:rFonts w:hint="eastAsia"/>
+        </w:rPr>
+      </w:pPr>
+      <w:r>
+        <w:rPr>
+          <w:rFonts w:hint="eastAsia"/>
+        </w:rPr>
+        <w:t xml:space="preserve"> </w:t>
+      </w:r>
+      <w:r>
+        <w:t xml:space="preserve">     </w:t>
+      </w:r>
+      <w:r>
+        <w:t>"</w:t>
+      </w:r>
+      <w:r>
+        <w:t>options</w:t>
+      </w:r>
+      <w:r>
+        <w:t>"</w:t>
+      </w:r>
+      <w:r>
+        <w:t xml:space="preserve">: </w:t>
+      </w:r>
+      <w:proofErr w:type="gramStart"/>
+      <w:r>
+        <w:t xml:space="preserve">{ </w:t>
+      </w:r>
+      <w:r>
+        <w:t>"</w:t>
       </w:r>
       <w:proofErr w:type="spellStart"/>
-      <w:r>
-        <w:t>svcname</w:t>
+      <w:proofErr w:type="gramEnd"/>
+      <w:r>
+        <w:t>NodeName</w:t>
       </w:r>
       <w:proofErr w:type="spellEnd"/>
       <w:r>
-        <w:t>": "11870",</w:t>
-      </w:r>
-    </w:p>
-    <w:p>
-      <w:r>
-        <w:t xml:space="preserve">         "</w:t>
+        <w:t>"</w:t>
+      </w:r>
+      <w:r>
+        <w:t xml:space="preserve">: </w:t>
+      </w:r>
+      <w:r>
+        <w:t xml:space="preserve">[ </w:t>
+      </w:r>
+      <w:r>
+        <w:t>"</w:t>
+      </w:r>
+      <w:r>
+        <w:t>ubuntu-jw-02:11870</w:t>
+      </w:r>
+      <w:r>
+        <w:t>"</w:t>
+      </w:r>
+      <w:r>
+        <w:t xml:space="preserve"> ]</w:t>
+      </w:r>
+      <w:r>
+        <w:t xml:space="preserve"> }</w:t>
+      </w:r>
+    </w:p>
+    <w:p>
+      <w:r>
+        <w:t xml:space="preserve">   </w:t>
+      </w:r>
+      <w:r>
+        <w:t>}</w:t>
+      </w:r>
+    </w:p>
+    <w:p>
+      <w:r>
+        <w:t>}</w:t>
+      </w:r>
+    </w:p>
+    <w:p>
+      <w:r>
+        <w:t>返回值</w:t>
+      </w:r>
+    </w:p>
+    <w:p>
+      <w:r>
+        <w:t> {</w:t>
+      </w:r>
+    </w:p>
+    <w:p>
+      <w:r>
+        <w:t>    "</w:t>
       </w:r>
       <w:proofErr w:type="spellStart"/>
       <w:r>
-        <w:t>transactionon</w:t>
+        <w:t>errno</w:t>
       </w:r>
       <w:proofErr w:type="spellEnd"/>
       <w:r>
-        <w:t>": "true"</w:t>
-      </w:r>
-    </w:p>
-    <w:p>
-      <w:r>
-        <w:t xml:space="preserve">      }</w:t>
-      </w:r>
-    </w:p>
-    <w:p>
-      <w:r>
-        <w:t xml:space="preserve">   ]</w:t>
-      </w:r>
-    </w:p>
-    <w:p>
-      <w:r>
-        <w:t>}</w:t>
-      </w:r>
-    </w:p>
-    <w:p>
-      <w:r>
-        <w:t>返回值</w:t>
-      </w:r>
-    </w:p>
-    <w:p>
-      <w:r>
-        <w:t> {</w:t>
-      </w:r>
-    </w:p>
-    <w:p>
-      <w:r>
-        <w:t>    "</w:t>
+        <w:t>": 0,</w:t>
+      </w:r>
+    </w:p>
+    <w:p>
+      <w:r>
+        <w:t>    "description": "Succeed",</w:t>
+      </w:r>
+    </w:p>
+    <w:p>
+      <w:pPr>
+        <w:ind w:firstLine="240"/>
+      </w:pPr>
+      <w:r>
+        <w:t>"detail": "",</w:t>
+      </w:r>
+    </w:p>
+    <w:p>
+      <w:pPr>
+        <w:ind w:firstLine="240"/>
+      </w:pPr>
+      <w:r>
+        <w:t>"</w:t>
       </w:r>
       <w:proofErr w:type="spellStart"/>
       <w:r>
-        <w:t>errno</w:t>
+        <w:t>ErrNodes</w:t>
       </w:r>
       <w:proofErr w:type="spellEnd"/>
       <w:r>
-        <w:t>": 0,</w:t>
-      </w:r>
-    </w:p>
-    <w:p>
-      <w:r>
-        <w:t>    "description": "Succeed",</w:t>
+        <w:t>": [</w:t>
       </w:r>
     </w:p>
     <w:p>
@@ -1827,7 +1924,16 @@
         <w:ind w:firstLine="240"/>
       </w:pPr>
       <w:r>
-        <w:t>"detail": "",</w:t>
+        <w:rPr>
+          <w:rFonts w:hint="eastAsia"/>
+        </w:rPr>
+        <w:t xml:space="preserve"> </w:t>
+      </w:r>
+      <w:r>
+        <w:t xml:space="preserve">  </w:t>
+      </w:r>
+      <w:r>
+        <w:t>{</w:t>
       </w:r>
     </w:p>
     <w:p>
@@ -1835,15 +1941,21 @@
         <w:ind w:firstLine="240"/>
       </w:pPr>
       <w:r>
-        <w:t>"</w:t>
+        <w:t xml:space="preserve">        "</w:t>
       </w:r>
       <w:proofErr w:type="spellStart"/>
       <w:r>
-        <w:t>ErrNodes</w:t>
+        <w:t>NodeName</w:t>
       </w:r>
       <w:proofErr w:type="spellEnd"/>
       <w:r>
-        <w:t>": [</w:t>
+        <w:t>": "ubuntu-</w:t>
+      </w:r>
+      <w:r>
+        <w:t xml:space="preserve"> </w:t>
+      </w:r>
+      <w:r>
+        <w:t>jw-02:11870",</w:t>
       </w:r>
     </w:p>
     <w:p>
@@ -1851,16 +1963,23 @@
         <w:ind w:firstLine="240"/>
       </w:pPr>
       <w:r>
-        <w:rPr>
-          <w:rFonts w:hint="eastAsia"/>
-        </w:rPr>
-        <w:t xml:space="preserve"> </w:t>
-      </w:r>
-      <w:r>
-        <w:t xml:space="preserve">  </w:t>
-      </w:r>
-      <w:r>
-        <w:t>{</w:t>
+        <w:t xml:space="preserve">        "</w:t>
+      </w:r>
+      <w:proofErr w:type="spellStart"/>
+      <w:r>
+        <w:t>GroupName</w:t>
+      </w:r>
+      <w:proofErr w:type="spellEnd"/>
+      <w:r>
+        <w:t>": "db1",</w:t>
+      </w:r>
+    </w:p>
+    <w:p>
+      <w:pPr>
+        <w:ind w:firstLine="240"/>
+      </w:pPr>
+      <w:r>
+        <w:t xml:space="preserve">        "Flag": -322,</w:t>
       </w:r>
     </w:p>
     <w:p>
@@ -1873,17 +1992,20 @@
       </w:r>
       <w:proofErr w:type="spellStart"/>
       <w:r>
-        <w:t>NodeName</w:t>
+        <w:t>ErrInfo</w:t>
       </w:r>
       <w:proofErr w:type="spellEnd"/>
       <w:r>
-        <w:t>": "ubuntu-</w:t>
-      </w:r>
-      <w:r>
+        <w:t>":</w:t>
+      </w:r>
+      <w:r>
+        <w:rPr>
+          <w:rFonts w:hint="eastAsia"/>
+        </w:rPr>
         <w:t xml:space="preserve"> </w:t>
       </w:r>
       <w:r>
-        <w:t>jw-02:11870",</w:t>
+        <w:t>{</w:t>
       </w:r>
     </w:p>
     <w:p>
@@ -1891,15 +2013,15 @@
         <w:ind w:firstLine="240"/>
       </w:pPr>
       <w:r>
-        <w:t xml:space="preserve">        "</w:t>
+        <w:t xml:space="preserve">            "</w:t>
       </w:r>
       <w:proofErr w:type="spellStart"/>
       <w:r>
-        <w:t>GroupName</w:t>
+        <w:t>errno</w:t>
       </w:r>
       <w:proofErr w:type="spellEnd"/>
       <w:r>
-        <w:t>": "db1",</w:t>
+        <w:t>": -322,</w:t>
       </w:r>
     </w:p>
     <w:p>
@@ -1907,7 +2029,7 @@
         <w:ind w:firstLine="240"/>
       </w:pPr>
       <w:r>
-        <w:t xml:space="preserve">        "Flag": -322,</w:t>
+        <w:t xml:space="preserve">            "description": "Some configuration changes didn't take effect",</w:t>
       </w:r>
     </w:p>
     <w:p>
@@ -1915,24 +2037,15 @@
         <w:ind w:firstLine="240"/>
       </w:pPr>
       <w:r>
-        <w:t xml:space="preserve">        "</w:t>
+        <w:t xml:space="preserve">            "detail": "Config '</w:t>
       </w:r>
       <w:proofErr w:type="spellStart"/>
       <w:r>
-        <w:t>ErrInfo</w:t>
+        <w:t>transactionon</w:t>
       </w:r>
       <w:proofErr w:type="spellEnd"/>
       <w:r>
-        <w:t>":</w:t>
-      </w:r>
-      <w:r>
-        <w:rPr>
-          <w:rFonts w:hint="eastAsia"/>
-        </w:rPr>
-        <w:t xml:space="preserve"> </w:t>
-      </w:r>
-      <w:r>
-        <w:t>{</w:t>
+        <w:t>' require(s) restart to take effect."</w:t>
       </w:r>
     </w:p>
     <w:p>
@@ -1940,15 +2053,7 @@
         <w:ind w:firstLine="240"/>
       </w:pPr>
       <w:r>
-        <w:t xml:space="preserve">            "</w:t>
-      </w:r>
-      <w:proofErr w:type="spellStart"/>
-      <w:r>
-        <w:t>errno</w:t>
-      </w:r>
-      <w:proofErr w:type="spellEnd"/>
-      <w:r>
-        <w:t>": -322,</w:t>
+        <w:t xml:space="preserve">        }</w:t>
       </w:r>
     </w:p>
     <w:p>
@@ -1956,7 +2061,21 @@
         <w:ind w:firstLine="240"/>
       </w:pPr>
       <w:r>
-        <w:t xml:space="preserve">            "description": "Some configuration changes didn't take effect",</w:t>
+        <w:t xml:space="preserve">    }</w:t>
+      </w:r>
+      <w:r>
+        <w:rPr>
+          <w:rFonts w:hint="eastAsia"/>
+        </w:rPr>
+        <w:t>,</w:t>
+      </w:r>
+    </w:p>
+    <w:p>
+      <w:pPr>
+        <w:ind w:firstLineChars="200" w:firstLine="440"/>
+      </w:pPr>
+      <w:r>
+        <w:t>…</w:t>
       </w:r>
     </w:p>
     <w:p>
@@ -1964,115 +2083,6 @@
         <w:ind w:firstLine="240"/>
       </w:pPr>
       <w:r>
-        <w:t xml:space="preserve">            "detail": "Config '</w:t>
-      </w:r>
-      <w:proofErr w:type="spellStart"/>
-      <w:r>
-        <w:t>transactionon</w:t>
-      </w:r>
-      <w:proofErr w:type="spellEnd"/>
-      <w:r>
-        <w:t>' require(s) restart to take effect."</w:t>
-      </w:r>
-      <w:r>
-        <w:rPr>
-          <w:rFonts w:hint="eastAsia"/>
-        </w:rPr>
-        <w:t>,</w:t>
-      </w:r>
-    </w:p>
-    <w:p>
-      <w:pPr>
-        <w:ind w:left="708" w:firstLineChars="100" w:firstLine="220"/>
-      </w:pPr>
-      <w:r>
-        <w:t>"Reboot</w:t>
-      </w:r>
-      <w:proofErr w:type="gramStart"/>
-      <w:r>
-        <w:t>" :</w:t>
-      </w:r>
-      <w:proofErr w:type="gramEnd"/>
-      <w:r>
-        <w:t xml:space="preserve"> [ "</w:t>
-      </w:r>
-      <w:proofErr w:type="spellStart"/>
-      <w:r>
-        <w:t>transactionon</w:t>
-      </w:r>
-      <w:proofErr w:type="spellEnd"/>
-      <w:r>
-        <w:t xml:space="preserve">" ], </w:t>
-      </w:r>
-    </w:p>
-    <w:p>
-      <w:pPr>
-        <w:ind w:firstLine="240"/>
-        <w:rPr>
-          <w:rFonts w:hint="eastAsia"/>
-        </w:rPr>
-      </w:pPr>
-      <w:r>
-        <w:t xml:space="preserve">        </w:t>
-      </w:r>
-      <w:r>
-        <w:t xml:space="preserve">   </w:t>
-      </w:r>
-      <w:r>
-        <w:t>"Forbidden</w:t>
-      </w:r>
-      <w:proofErr w:type="gramStart"/>
-      <w:r>
-        <w:t>" :</w:t>
-      </w:r>
-      <w:proofErr w:type="gramEnd"/>
-      <w:r>
-        <w:t xml:space="preserve"> [ "</w:t>
-      </w:r>
-      <w:proofErr w:type="spellStart"/>
-      <w:r>
-        <w:t>logfilenum</w:t>
-      </w:r>
-      <w:proofErr w:type="spellEnd"/>
-      <w:r>
-        <w:t>" ]</w:t>
-      </w:r>
-    </w:p>
-    <w:p>
-      <w:pPr>
-        <w:ind w:firstLine="240"/>
-      </w:pPr>
-      <w:r>
-        <w:t xml:space="preserve">        }</w:t>
-      </w:r>
-    </w:p>
-    <w:p>
-      <w:pPr>
-        <w:ind w:firstLine="240"/>
-      </w:pPr>
-      <w:r>
-        <w:t xml:space="preserve">    }</w:t>
-      </w:r>
-      <w:r>
-        <w:rPr>
-          <w:rFonts w:hint="eastAsia"/>
-        </w:rPr>
-        <w:t>,</w:t>
-      </w:r>
-    </w:p>
-    <w:p>
-      <w:pPr>
-        <w:ind w:firstLineChars="200" w:firstLine="440"/>
-      </w:pPr>
-      <w:r>
-        <w:t>…</w:t>
-      </w:r>
-    </w:p>
-    <w:p>
-      <w:pPr>
-        <w:ind w:firstLine="240"/>
-      </w:pPr>
-      <w:r>
         <w:rPr>
           <w:rFonts w:hint="eastAsia"/>
         </w:rPr>
@@ -2088,13 +2098,12 @@
       <w:pPr>
         <w:pStyle w:val="2"/>
         <w:rPr>
-          <w:rFonts w:hint="eastAsia"/>
           <w:b/>
           <w:sz w:val="32"/>
           <w:szCs w:val="32"/>
         </w:rPr>
       </w:pPr>
-      <w:bookmarkStart w:id="4" w:name="4"/>
+      <w:bookmarkStart w:id="3" w:name="4"/>
     </w:p>
     <w:p>
       <w:r>
@@ -2157,10 +2166,7 @@
     <w:p>
       <w:proofErr w:type="spellStart"/>
       <w:r>
-        <w:t>c</w:t>
-      </w:r>
-      <w:r>
-        <w:t>md</w:t>
+        <w:t>cmd</w:t>
       </w:r>
       <w:proofErr w:type="spellEnd"/>
       <w:r>
@@ -2170,7 +2176,19 @@
         <w:t>:</w:t>
       </w:r>
       <w:r>
-        <w:t xml:space="preserve"> update business config</w:t>
+        <w:t xml:space="preserve"> </w:t>
+      </w:r>
+      <w:r>
+        <w:rPr>
+          <w:rFonts w:hint="eastAsia"/>
+        </w:rPr>
+        <w:t>delete</w:t>
+      </w:r>
+      <w:r>
+        <w:t xml:space="preserve"> </w:t>
+      </w:r>
+      <w:r>
+        <w:t>business config</w:t>
       </w:r>
     </w:p>
     <w:p>
@@ -2216,20 +2234,489 @@
     </w:p>
     <w:p>
       <w:r>
-        <w:t xml:space="preserve">   "Config": [</w:t>
-      </w:r>
-    </w:p>
-    <w:p>
-      <w:r>
-        <w:t xml:space="preserve">      {</w:t>
-      </w:r>
-    </w:p>
-    <w:p>
-      <w:r>
-        <w:t xml:space="preserve">         "</w:t>
+        <w:t xml:space="preserve">   "Config": </w:t>
+      </w:r>
+      <w:r>
+        <w:t>{</w:t>
+      </w:r>
+    </w:p>
+    <w:p>
+      <w:r>
+        <w:rPr>
+          <w:rFonts w:hint="eastAsia"/>
+        </w:rPr>
+        <w:t xml:space="preserve"> </w:t>
+      </w:r>
+      <w:r>
+        <w:t xml:space="preserve">     "</w:t>
+      </w:r>
+      <w:r>
+        <w:t>p</w:t>
+      </w:r>
+      <w:r>
+        <w:t>roperty</w:t>
+      </w:r>
+      <w:r>
+        <w:t>"</w:t>
+      </w:r>
+      <w:proofErr w:type="gramStart"/>
+      <w:r>
+        <w:t>:  {</w:t>
+      </w:r>
+      <w:proofErr w:type="gramEnd"/>
+      <w:r>
+        <w:t xml:space="preserve"> "</w:t>
       </w:r>
       <w:proofErr w:type="spellStart"/>
       <w:r>
+        <w:t>transactionon</w:t>
+      </w:r>
+      <w:proofErr w:type="spellEnd"/>
+      <w:r>
+        <w:t xml:space="preserve">": </w:t>
+      </w:r>
+      <w:r>
+        <w:t>1</w:t>
+      </w:r>
+      <w:r>
+        <w:rPr>
+          <w:rFonts w:hint="eastAsia"/>
+        </w:rPr>
+        <w:t xml:space="preserve"> </w:t>
+      </w:r>
+      <w:r>
+        <w:t>},</w:t>
+      </w:r>
+    </w:p>
+    <w:p>
+      <w:pPr>
+        <w:rPr>
+          <w:rFonts w:hint="eastAsia"/>
+        </w:rPr>
+      </w:pPr>
+      <w:r>
+        <w:rPr>
+          <w:rFonts w:hint="eastAsia"/>
+        </w:rPr>
+        <w:t xml:space="preserve"> </w:t>
+      </w:r>
+      <w:r>
+        <w:t xml:space="preserve">     "options": { "</w:t>
+      </w:r>
+      <w:proofErr w:type="spellStart"/>
+      <w:r>
+        <w:t>NodeName</w:t>
+      </w:r>
+      <w:proofErr w:type="spellEnd"/>
+      <w:r>
+        <w:t xml:space="preserve">": </w:t>
+      </w:r>
+      <w:r>
+        <w:t xml:space="preserve">[ </w:t>
+      </w:r>
+      <w:r>
+        <w:t xml:space="preserve">"ubuntu-jw-02:11870" </w:t>
+      </w:r>
+      <w:r>
+        <w:t xml:space="preserve">] </w:t>
+      </w:r>
+      <w:bookmarkStart w:id="4" w:name="_GoBack"/>
+      <w:bookmarkEnd w:id="4"/>
+      <w:r>
+        <w:t>}</w:t>
+      </w:r>
+    </w:p>
+    <w:p>
+      <w:pPr>
+        <w:rPr>
+          <w:rFonts w:hint="eastAsia"/>
+        </w:rPr>
+      </w:pPr>
+      <w:r>
+        <w:t xml:space="preserve">   }</w:t>
+      </w:r>
+    </w:p>
+    <w:p>
+      <w:r>
+        <w:t>}</w:t>
+      </w:r>
+    </w:p>
+    <w:p>
+      <w:r>
+        <w:t>返回值</w:t>
+      </w:r>
+    </w:p>
+    <w:p>
+      <w:r>
+        <w:t> {</w:t>
+      </w:r>
+    </w:p>
+    <w:p>
+      <w:r>
+        <w:t>    "</w:t>
+      </w:r>
+      <w:proofErr w:type="spellStart"/>
+      <w:r>
+        <w:t>errno</w:t>
+      </w:r>
+      <w:proofErr w:type="spellEnd"/>
+      <w:r>
+        <w:t>": 0,</w:t>
+      </w:r>
+    </w:p>
+    <w:p>
+      <w:r>
+        <w:t>    "description": "Succeed",</w:t>
+      </w:r>
+    </w:p>
+    <w:p>
+      <w:pPr>
+        <w:ind w:firstLine="240"/>
+      </w:pPr>
+      <w:r>
+        <w:t>"detail": "",</w:t>
+      </w:r>
+    </w:p>
+    <w:p>
+      <w:pPr>
+        <w:ind w:firstLine="240"/>
+      </w:pPr>
+      <w:r>
+        <w:t>"</w:t>
+      </w:r>
+      <w:proofErr w:type="spellStart"/>
+      <w:r>
+        <w:t>ErrNodes</w:t>
+      </w:r>
+      <w:proofErr w:type="spellEnd"/>
+      <w:r>
+        <w:t>": [</w:t>
+      </w:r>
+    </w:p>
+    <w:p>
+      <w:pPr>
+        <w:ind w:firstLine="240"/>
+      </w:pPr>
+      <w:r>
+        <w:rPr>
+          <w:rFonts w:hint="eastAsia"/>
+        </w:rPr>
+        <w:t xml:space="preserve"> </w:t>
+      </w:r>
+      <w:r>
+        <w:t xml:space="preserve">  {</w:t>
+      </w:r>
+    </w:p>
+    <w:p>
+      <w:pPr>
+        <w:ind w:firstLine="240"/>
+      </w:pPr>
+      <w:r>
+        <w:t xml:space="preserve">        "</w:t>
+      </w:r>
+      <w:proofErr w:type="spellStart"/>
+      <w:r>
+        <w:t>NodeName</w:t>
+      </w:r>
+      <w:proofErr w:type="spellEnd"/>
+      <w:r>
+        <w:t>": "ubuntu-</w:t>
+      </w:r>
+      <w:r>
+        <w:t xml:space="preserve"> </w:t>
+      </w:r>
+      <w:r>
+        <w:t>jw-02:11870",</w:t>
+      </w:r>
+    </w:p>
+    <w:p>
+      <w:pPr>
+        <w:ind w:firstLine="240"/>
+      </w:pPr>
+      <w:r>
+        <w:t xml:space="preserve">        "</w:t>
+      </w:r>
+      <w:proofErr w:type="spellStart"/>
+      <w:r>
+        <w:t>GroupName</w:t>
+      </w:r>
+      <w:proofErr w:type="spellEnd"/>
+      <w:r>
+        <w:t>": "db1",</w:t>
+      </w:r>
+    </w:p>
+    <w:p>
+      <w:pPr>
+        <w:ind w:firstLine="240"/>
+      </w:pPr>
+      <w:r>
+        <w:t xml:space="preserve">        "Flag": -322,</w:t>
+      </w:r>
+    </w:p>
+    <w:p>
+      <w:pPr>
+        <w:ind w:firstLine="240"/>
+      </w:pPr>
+      <w:r>
+        <w:t xml:space="preserve">        "</w:t>
+      </w:r>
+      <w:proofErr w:type="spellStart"/>
+      <w:r>
+        <w:t>ErrInfo</w:t>
+      </w:r>
+      <w:proofErr w:type="spellEnd"/>
+      <w:r>
+        <w:t>":</w:t>
+      </w:r>
+      <w:r>
+        <w:rPr>
+          <w:rFonts w:hint="eastAsia"/>
+        </w:rPr>
+        <w:t xml:space="preserve"> </w:t>
+      </w:r>
+      <w:r>
+        <w:t>{</w:t>
+      </w:r>
+    </w:p>
+    <w:p>
+      <w:pPr>
+        <w:ind w:firstLine="240"/>
+      </w:pPr>
+      <w:r>
+        <w:t xml:space="preserve">            "</w:t>
+      </w:r>
+      <w:proofErr w:type="spellStart"/>
+      <w:r>
+        <w:t>errno</w:t>
+      </w:r>
+      <w:proofErr w:type="spellEnd"/>
+      <w:r>
+        <w:t>": -322,</w:t>
+      </w:r>
+    </w:p>
+    <w:p>
+      <w:pPr>
+        <w:ind w:firstLine="240"/>
+      </w:pPr>
+      <w:r>
+        <w:t xml:space="preserve">            "description": "Some configuration changes didn't take effect",</w:t>
+      </w:r>
+    </w:p>
+    <w:p>
+      <w:pPr>
+        <w:ind w:firstLine="240"/>
+      </w:pPr>
+      <w:r>
+        <w:t xml:space="preserve">            "detail": "Config '</w:t>
+      </w:r>
+      <w:proofErr w:type="spellStart"/>
+      <w:r>
+        <w:t>transactionon</w:t>
+      </w:r>
+      <w:proofErr w:type="spellEnd"/>
+      <w:r>
+        <w:t>' require(s) restart to take effect."</w:t>
+      </w:r>
+    </w:p>
+    <w:p>
+      <w:pPr>
+        <w:ind w:firstLine="240"/>
+      </w:pPr>
+      <w:r>
+        <w:t xml:space="preserve">        }</w:t>
+      </w:r>
+    </w:p>
+    <w:p>
+      <w:pPr>
+        <w:ind w:firstLine="240"/>
+      </w:pPr>
+      <w:r>
+        <w:t xml:space="preserve">    }</w:t>
+      </w:r>
+      <w:r>
+        <w:rPr>
+          <w:rFonts w:hint="eastAsia"/>
+        </w:rPr>
+        <w:t>,</w:t>
+      </w:r>
+    </w:p>
+    <w:p>
+      <w:pPr>
+        <w:ind w:firstLineChars="200" w:firstLine="440"/>
+      </w:pPr>
+      <w:r>
+        <w:t>…</w:t>
+      </w:r>
+    </w:p>
+    <w:p>
+      <w:pPr>
+        <w:ind w:firstLine="240"/>
+      </w:pPr>
+      <w:r>
+        <w:rPr>
+          <w:rFonts w:hint="eastAsia"/>
+        </w:rPr>
+        <w:t>]</w:t>
+      </w:r>
+    </w:p>
+    <w:p>
+      <w:r>
+        <w:t> }</w:t>
+      </w:r>
+    </w:p>
+    <w:p/>
+    <w:p/>
+    <w:p>
+      <w:r>
+        <w:t>4</w:t>
+      </w:r>
+      <w:r>
+        <w:t xml:space="preserve">. </w:t>
+      </w:r>
+      <w:r>
+        <w:rPr>
+          <w:rFonts w:hint="eastAsia"/>
+        </w:rPr>
+        <w:t>重</w:t>
+      </w:r>
+      <w:proofErr w:type="gramStart"/>
+      <w:r>
+        <w:rPr>
+          <w:rFonts w:hint="eastAsia"/>
+        </w:rPr>
+        <w:t>启业务</w:t>
+      </w:r>
+      <w:proofErr w:type="gramEnd"/>
+      <w:r>
+        <w:rPr>
+          <w:rFonts w:hint="eastAsia"/>
+        </w:rPr>
+        <w:t>(</w:t>
+      </w:r>
+      <w:proofErr w:type="spellStart"/>
+      <w:r>
+        <w:t>sequoiadb</w:t>
+      </w:r>
+      <w:proofErr w:type="spellEnd"/>
+      <w:r>
+        <w:t>)</w:t>
+      </w:r>
+    </w:p>
+    <w:p>
+      <w:r>
+        <w:t> </w:t>
+      </w:r>
+      <w:r>
+        <w:t>请求参数</w:t>
+      </w:r>
+    </w:p>
+    <w:p>
+      <w:r>
+        <w:t> </w:t>
+      </w:r>
+      <w:proofErr w:type="spellStart"/>
+      <w:r>
+        <w:t>cmd</w:t>
+      </w:r>
+      <w:proofErr w:type="spellEnd"/>
+      <w:r>
+        <w:t>: restart business</w:t>
+      </w:r>
+    </w:p>
+    <w:p>
+      <w:r>
+        <w:t xml:space="preserve"> </w:t>
+      </w:r>
+      <w:proofErr w:type="spellStart"/>
+      <w:r>
+        <w:t>ClusterName</w:t>
+      </w:r>
+      <w:proofErr w:type="spellEnd"/>
+      <w:r>
+        <w:t>: myCluster1</w:t>
+      </w:r>
+    </w:p>
+    <w:p>
+      <w:r>
+        <w:t> </w:t>
+      </w:r>
+      <w:proofErr w:type="spellStart"/>
+      <w:r>
+        <w:rPr>
+          <w:rFonts w:hint="eastAsia"/>
+        </w:rPr>
+        <w:t>B</w:t>
+      </w:r>
+      <w:r>
+        <w:t>usinessName</w:t>
+      </w:r>
+      <w:proofErr w:type="spellEnd"/>
+      <w:r>
+        <w:t>: myModule1</w:t>
+      </w:r>
+    </w:p>
+    <w:p>
+      <w:pPr>
+        <w:ind w:firstLineChars="50" w:firstLine="110"/>
+      </w:pPr>
+      <w:r>
+        <w:rPr>
+          <w:rFonts w:hint="eastAsia"/>
+        </w:rPr>
+        <w:t>Op</w:t>
+      </w:r>
+      <w:r>
+        <w:t>tions: {</w:t>
+      </w:r>
+    </w:p>
+    <w:p>
+      <w:pPr>
+        <w:ind w:firstLineChars="50" w:firstLine="110"/>
+      </w:pPr>
+      <w:r>
+        <w:rPr>
+          <w:rFonts w:hint="eastAsia"/>
+        </w:rPr>
+        <w:t xml:space="preserve"> </w:t>
+      </w:r>
+      <w:r>
+        <w:t xml:space="preserve">  </w:t>
+      </w:r>
+      <w:proofErr w:type="gramStart"/>
+      <w:r>
+        <w:t>Nodes :</w:t>
+      </w:r>
+      <w:proofErr w:type="gramEnd"/>
+      <w:r>
+        <w:t xml:space="preserve"> [</w:t>
+      </w:r>
+    </w:p>
+    <w:p>
+      <w:pPr>
+        <w:ind w:firstLineChars="50" w:firstLine="110"/>
+      </w:pPr>
+      <w:r>
+        <w:rPr>
+          <w:rFonts w:hint="eastAsia"/>
+        </w:rPr>
+        <w:t xml:space="preserve"> </w:t>
+      </w:r>
+      <w:r>
+        <w:t xml:space="preserve">     {</w:t>
+      </w:r>
+    </w:p>
+    <w:p>
+      <w:r>
+        <w:rPr>
+          <w:rFonts w:hint="eastAsia"/>
+        </w:rPr>
+        <w:t xml:space="preserve"> </w:t>
+      </w:r>
+      <w:r>
+        <w:t xml:space="preserve">          "</w:t>
+      </w:r>
+      <w:proofErr w:type="spellStart"/>
+      <w:r>
         <w:t>HostName</w:t>
       </w:r>
       <w:proofErr w:type="spellEnd"/>
@@ -2239,7 +2726,7 @@
     </w:p>
     <w:p>
       <w:r>
-        <w:t xml:space="preserve">         "</w:t>
+        <w:t xml:space="preserve">           "</w:t>
       </w:r>
       <w:proofErr w:type="spellStart"/>
       <w:r>
@@ -2247,95 +2734,12 @@
       </w:r>
       <w:proofErr w:type="spellEnd"/>
       <w:r>
-        <w:t>": "11870",</w:t>
-      </w:r>
-    </w:p>
-    <w:p>
-      <w:r>
-        <w:t xml:space="preserve">         "</w:t>
-      </w:r>
-      <w:proofErr w:type="spellStart"/>
-      <w:r>
-        <w:t>transactionon</w:t>
-      </w:r>
-      <w:proofErr w:type="spellEnd"/>
-      <w:r>
-        <w:t xml:space="preserve">": </w:t>
-      </w:r>
-      <w:r>
-        <w:t>1</w:t>
-      </w:r>
-    </w:p>
-    <w:p>
-      <w:r>
-        <w:t xml:space="preserve">      }</w:t>
-      </w:r>
-    </w:p>
-    <w:p>
-      <w:r>
-        <w:t xml:space="preserve">   ]</w:t>
-      </w:r>
-    </w:p>
-    <w:p>
-      <w:r>
-        <w:t>}</w:t>
-      </w:r>
-    </w:p>
-    <w:p>
-      <w:r>
-        <w:t>返回值</w:t>
-      </w:r>
-    </w:p>
-    <w:p>
-      <w:r>
-        <w:t> {</w:t>
-      </w:r>
-    </w:p>
-    <w:p>
-      <w:r>
-        <w:t>    "</w:t>
-      </w:r>
-      <w:proofErr w:type="spellStart"/>
-      <w:r>
-        <w:t>errno</w:t>
-      </w:r>
-      <w:proofErr w:type="spellEnd"/>
-      <w:r>
-        <w:t>": 0,</w:t>
-      </w:r>
-    </w:p>
-    <w:p>
-      <w:r>
-        <w:t>    "description": "Succeed",</w:t>
-      </w:r>
-    </w:p>
-    <w:p>
-      <w:pPr>
-        <w:ind w:firstLine="240"/>
-      </w:pPr>
-      <w:r>
-        <w:t>"detail": "",</w:t>
-      </w:r>
-    </w:p>
-    <w:p>
-      <w:pPr>
-        <w:ind w:firstLine="240"/>
-      </w:pPr>
-      <w:r>
-        <w:t>"</w:t>
-      </w:r>
-      <w:proofErr w:type="spellStart"/>
-      <w:r>
-        <w:t>ErrNodes</w:t>
-      </w:r>
-      <w:proofErr w:type="spellEnd"/>
-      <w:r>
-        <w:t>": [</w:t>
-      </w:r>
-    </w:p>
-    <w:p>
-      <w:pPr>
-        <w:ind w:firstLine="240"/>
+        <w:t>": "11870"</w:t>
+      </w:r>
+    </w:p>
+    <w:p>
+      <w:pPr>
+        <w:ind w:firstLineChars="50" w:firstLine="110"/>
       </w:pPr>
       <w:r>
         <w:rPr>
@@ -2344,425 +2748,18 @@
         <w:t xml:space="preserve"> </w:t>
       </w:r>
       <w:r>
-        <w:t xml:space="preserve">  {</w:t>
-      </w:r>
-    </w:p>
-    <w:p>
-      <w:pPr>
-        <w:ind w:firstLine="240"/>
-      </w:pPr>
-      <w:r>
-        <w:t xml:space="preserve">        "</w:t>
-      </w:r>
-      <w:proofErr w:type="spellStart"/>
-      <w:r>
-        <w:t>NodeName</w:t>
-      </w:r>
-      <w:proofErr w:type="spellEnd"/>
-      <w:r>
-        <w:t>": "ubuntu-</w:t>
-      </w:r>
-      <w:r>
-        <w:t xml:space="preserve"> </w:t>
-      </w:r>
-      <w:r>
-        <w:t>jw-02:11870",</w:t>
-      </w:r>
-    </w:p>
-    <w:p>
-      <w:pPr>
-        <w:ind w:firstLine="240"/>
-      </w:pPr>
-      <w:r>
-        <w:t xml:space="preserve">        "</w:t>
-      </w:r>
-      <w:proofErr w:type="spellStart"/>
-      <w:r>
-        <w:t>GroupName</w:t>
-      </w:r>
-      <w:proofErr w:type="spellEnd"/>
-      <w:r>
-        <w:t>": "db1",</w:t>
-      </w:r>
-    </w:p>
-    <w:p>
-      <w:pPr>
-        <w:ind w:firstLine="240"/>
-      </w:pPr>
-      <w:r>
-        <w:t xml:space="preserve">        "Flag": -322,</w:t>
-      </w:r>
-    </w:p>
-    <w:p>
-      <w:pPr>
-        <w:ind w:firstLine="240"/>
-      </w:pPr>
-      <w:r>
-        <w:t xml:space="preserve">        "</w:t>
-      </w:r>
-      <w:proofErr w:type="spellStart"/>
-      <w:r>
-        <w:t>ErrInfo</w:t>
-      </w:r>
-      <w:proofErr w:type="spellEnd"/>
-      <w:r>
-        <w:t>":</w:t>
-      </w:r>
-      <w:r>
-        <w:rPr>
-          <w:rFonts w:hint="eastAsia"/>
-        </w:rPr>
-        <w:t xml:space="preserve"> </w:t>
-      </w:r>
-      <w:r>
-        <w:t>{</w:t>
-      </w:r>
-    </w:p>
-    <w:p>
-      <w:pPr>
-        <w:ind w:firstLine="240"/>
-      </w:pPr>
-      <w:r>
-        <w:t xml:space="preserve">            "</w:t>
-      </w:r>
-      <w:proofErr w:type="spellStart"/>
-      <w:r>
-        <w:t>errno</w:t>
-      </w:r>
-      <w:proofErr w:type="spellEnd"/>
-      <w:r>
-        <w:t>": -322,</w:t>
-      </w:r>
-    </w:p>
-    <w:p>
-      <w:pPr>
-        <w:ind w:firstLine="240"/>
-      </w:pPr>
-      <w:r>
-        <w:t xml:space="preserve">            "description": "Some configuration changes didn't take effect",</w:t>
-      </w:r>
-    </w:p>
-    <w:p>
-      <w:pPr>
-        <w:ind w:firstLine="240"/>
-      </w:pPr>
-      <w:r>
-        <w:t xml:space="preserve">            "detail": "Config '</w:t>
-      </w:r>
-      <w:proofErr w:type="spellStart"/>
-      <w:r>
-        <w:t>transactionon</w:t>
-      </w:r>
-      <w:proofErr w:type="spellEnd"/>
-      <w:r>
-        <w:t>' require(s) restart to take effect."</w:t>
-      </w:r>
-      <w:r>
-        <w:rPr>
-          <w:rFonts w:hint="eastAsia"/>
-        </w:rPr>
-        <w:t>,</w:t>
-      </w:r>
-    </w:p>
-    <w:p>
-      <w:pPr>
-        <w:ind w:left="708" w:firstLineChars="100" w:firstLine="220"/>
-      </w:pPr>
-      <w:r>
-        <w:t>"Reboot</w:t>
-      </w:r>
-      <w:proofErr w:type="gramStart"/>
-      <w:r>
-        <w:t>" :</w:t>
-      </w:r>
-      <w:proofErr w:type="gramEnd"/>
-      <w:r>
-        <w:t xml:space="preserve"> [ "</w:t>
-      </w:r>
-      <w:proofErr w:type="spellStart"/>
-      <w:r>
-        <w:t>transactionon</w:t>
-      </w:r>
-      <w:proofErr w:type="spellEnd"/>
-      <w:r>
-        <w:t xml:space="preserve">" ], </w:t>
-      </w:r>
-    </w:p>
-    <w:p>
-      <w:pPr>
-        <w:ind w:firstLine="240"/>
-        <w:rPr>
-          <w:rFonts w:hint="eastAsia"/>
-        </w:rPr>
-      </w:pPr>
-      <w:r>
-        <w:t xml:space="preserve">           "Forbidden</w:t>
-      </w:r>
-      <w:proofErr w:type="gramStart"/>
-      <w:r>
-        <w:t>" :</w:t>
-      </w:r>
-      <w:proofErr w:type="gramEnd"/>
-      <w:r>
-        <w:t xml:space="preserve"> [ "</w:t>
-      </w:r>
-      <w:proofErr w:type="spellStart"/>
-      <w:r>
-        <w:t>logfilenum</w:t>
-      </w:r>
-      <w:proofErr w:type="spellEnd"/>
-      <w:r>
-        <w:t>" ]</w:t>
-      </w:r>
-    </w:p>
-    <w:p>
-      <w:pPr>
-        <w:ind w:firstLine="240"/>
-      </w:pPr>
-      <w:r>
-        <w:t xml:space="preserve">        }</w:t>
-      </w:r>
-    </w:p>
-    <w:p>
-      <w:pPr>
-        <w:ind w:firstLine="240"/>
-      </w:pPr>
-      <w:r>
-        <w:t xml:space="preserve">    }</w:t>
-      </w:r>
-      <w:r>
-        <w:rPr>
-          <w:rFonts w:hint="eastAsia"/>
-        </w:rPr>
-        <w:t>,</w:t>
-      </w:r>
-    </w:p>
-    <w:p>
-      <w:pPr>
-        <w:ind w:firstLineChars="200" w:firstLine="440"/>
-      </w:pPr>
-      <w:r>
-        <w:t>…</w:t>
-      </w:r>
-    </w:p>
-    <w:p>
-      <w:pPr>
-        <w:ind w:firstLine="240"/>
-      </w:pPr>
-      <w:r>
-        <w:rPr>
-          <w:rFonts w:hint="eastAsia"/>
-        </w:rPr>
-        <w:t>]</w:t>
-      </w:r>
-    </w:p>
-    <w:p>
-      <w:r>
-        <w:t> }</w:t>
-      </w:r>
-    </w:p>
-    <w:p>
-      <w:pPr>
-        <w:rPr>
-          <w:rFonts w:hint="eastAsia"/>
-        </w:rPr>
-      </w:pPr>
-    </w:p>
-    <w:p/>
-    <w:p>
-      <w:r>
-        <w:t>4</w:t>
-      </w:r>
-      <w:r>
-        <w:t xml:space="preserve">. </w:t>
-      </w:r>
-      <w:r>
-        <w:rPr>
-          <w:rFonts w:hint="eastAsia"/>
-        </w:rPr>
-        <w:t>重</w:t>
-      </w:r>
-      <w:proofErr w:type="gramStart"/>
-      <w:r>
-        <w:rPr>
-          <w:rFonts w:hint="eastAsia"/>
-        </w:rPr>
-        <w:t>启业务</w:t>
-      </w:r>
-      <w:proofErr w:type="gramEnd"/>
-      <w:r>
-        <w:rPr>
-          <w:rFonts w:hint="eastAsia"/>
-        </w:rPr>
-        <w:t>(</w:t>
-      </w:r>
-      <w:proofErr w:type="spellStart"/>
-      <w:r>
-        <w:t>sequoiadb</w:t>
-      </w:r>
-      <w:proofErr w:type="spellEnd"/>
-      <w:r>
-        <w:t>)</w:t>
-      </w:r>
-    </w:p>
-    <w:p>
-      <w:r>
+        <w:t xml:space="preserve">     }</w:t>
+      </w:r>
+    </w:p>
+    <w:p>
+      <w:pPr>
+        <w:ind w:firstLineChars="50" w:firstLine="110"/>
+      </w:pPr>
+      <w:r>
+        <w:rPr>
+          <w:rFonts w:hint="eastAsia"/>
+        </w:rPr>
         <w:lastRenderedPageBreak/>
-        <w:t> </w:t>
-      </w:r>
-      <w:r>
-        <w:t>请求参数</w:t>
-      </w:r>
-    </w:p>
-    <w:p>
-      <w:r>
-        <w:t> </w:t>
-      </w:r>
-      <w:proofErr w:type="spellStart"/>
-      <w:r>
-        <w:t>cmd</w:t>
-      </w:r>
-      <w:proofErr w:type="spellEnd"/>
-      <w:r>
-        <w:t>: restart business</w:t>
-      </w:r>
-    </w:p>
-    <w:p>
-      <w:r>
-        <w:t xml:space="preserve"> </w:t>
-      </w:r>
-      <w:proofErr w:type="spellStart"/>
-      <w:r>
-        <w:t>ClusterName</w:t>
-      </w:r>
-      <w:proofErr w:type="spellEnd"/>
-      <w:r>
-        <w:t>: myCluster1</w:t>
-      </w:r>
-    </w:p>
-    <w:p>
-      <w:r>
-        <w:t> </w:t>
-      </w:r>
-      <w:proofErr w:type="spellStart"/>
-      <w:r>
-        <w:rPr>
-          <w:rFonts w:hint="eastAsia"/>
-        </w:rPr>
-        <w:t>B</w:t>
-      </w:r>
-      <w:r>
-        <w:t>usinessName</w:t>
-      </w:r>
-      <w:proofErr w:type="spellEnd"/>
-      <w:r>
-        <w:t>: myModule1</w:t>
-      </w:r>
-    </w:p>
-    <w:p>
-      <w:pPr>
-        <w:ind w:firstLineChars="50" w:firstLine="110"/>
-      </w:pPr>
-      <w:r>
-        <w:rPr>
-          <w:rFonts w:hint="eastAsia"/>
-        </w:rPr>
-        <w:t>Op</w:t>
-      </w:r>
-      <w:r>
-        <w:t>tions: {</w:t>
-      </w:r>
-    </w:p>
-    <w:p>
-      <w:pPr>
-        <w:ind w:firstLineChars="50" w:firstLine="110"/>
-      </w:pPr>
-      <w:r>
-        <w:rPr>
-          <w:rFonts w:hint="eastAsia"/>
-        </w:rPr>
-        <w:t xml:space="preserve"> </w:t>
-      </w:r>
-      <w:r>
-        <w:t xml:space="preserve">  </w:t>
-      </w:r>
-      <w:proofErr w:type="gramStart"/>
-      <w:r>
-        <w:t>Nodes :</w:t>
-      </w:r>
-      <w:proofErr w:type="gramEnd"/>
-      <w:r>
-        <w:t xml:space="preserve"> [</w:t>
-      </w:r>
-    </w:p>
-    <w:p>
-      <w:pPr>
-        <w:ind w:firstLineChars="50" w:firstLine="110"/>
-      </w:pPr>
-      <w:r>
-        <w:rPr>
-          <w:rFonts w:hint="eastAsia"/>
-        </w:rPr>
-        <w:t xml:space="preserve"> </w:t>
-      </w:r>
-      <w:r>
-        <w:t xml:space="preserve">     {</w:t>
-      </w:r>
-    </w:p>
-    <w:p>
-      <w:r>
-        <w:rPr>
-          <w:rFonts w:hint="eastAsia"/>
-        </w:rPr>
-        <w:t xml:space="preserve"> </w:t>
-      </w:r>
-      <w:r>
-        <w:t xml:space="preserve">          "</w:t>
-      </w:r>
-      <w:proofErr w:type="spellStart"/>
-      <w:r>
-        <w:t>HostName</w:t>
-      </w:r>
-      <w:proofErr w:type="spellEnd"/>
-      <w:r>
-        <w:t>": "ubuntu-jw-02",</w:t>
-      </w:r>
-    </w:p>
-    <w:p>
-      <w:r>
-        <w:t xml:space="preserve">           "</w:t>
-      </w:r>
-      <w:proofErr w:type="spellStart"/>
-      <w:r>
-        <w:t>svcname</w:t>
-      </w:r>
-      <w:proofErr w:type="spellEnd"/>
-      <w:r>
-        <w:t>": "11870"</w:t>
-      </w:r>
-    </w:p>
-    <w:p>
-      <w:pPr>
-        <w:ind w:firstLineChars="50" w:firstLine="110"/>
-      </w:pPr>
-      <w:r>
-        <w:rPr>
-          <w:rFonts w:hint="eastAsia"/>
-        </w:rPr>
-        <w:t xml:space="preserve"> </w:t>
-      </w:r>
-      <w:r>
-        <w:t xml:space="preserve">     }</w:t>
-      </w:r>
-    </w:p>
-    <w:p>
-      <w:pPr>
-        <w:ind w:firstLineChars="50" w:firstLine="110"/>
-      </w:pPr>
-      <w:r>
-        <w:rPr>
-          <w:rFonts w:hint="eastAsia"/>
-        </w:rPr>
         <w:t xml:space="preserve"> </w:t>
       </w:r>
       <w:r>
@@ -2995,7 +2992,7 @@
         </w:rPr>
         <w:t>约束和依赖</w:t>
       </w:r>
-      <w:bookmarkEnd w:id="4"/>
+      <w:bookmarkEnd w:id="3"/>
     </w:p>
     <w:p>
       <w:r>

--- a/internal_doc/03.开发设计/OM/功能文档/Story_OM在线修改业务配置.docx
+++ b/internal_doc/03.开发设计/OM/功能文档/Story_OM在线修改业务配置.docx
@@ -110,11 +110,9 @@
             <w:r>
               <w:t xml:space="preserve"> </w:t>
             </w:r>
-            <w:proofErr w:type="gramStart"/>
             <w:r>
               <w:t>何嘉文</w:t>
             </w:r>
-            <w:proofErr w:type="gramEnd"/>
           </w:p>
         </w:tc>
         <w:tc>
@@ -158,14 +156,12 @@
             <w:r>
               <w:t xml:space="preserve">20 </w:t>
             </w:r>
-            <w:proofErr w:type="gramStart"/>
             <w:r>
               <w:rPr>
                 <w:rFonts w:hint="eastAsia"/>
               </w:rPr>
               <w:t>何嘉文</w:t>
             </w:r>
-            <w:proofErr w:type="gramEnd"/>
           </w:p>
         </w:tc>
         <w:tc>
@@ -1740,88 +1736,65 @@
         <w:t xml:space="preserve"> </w:t>
       </w:r>
       <w:r>
-        <w:t xml:space="preserve">     </w:t>
+        <w:t xml:space="preserve">     "</w:t>
+      </w:r>
+      <w:r>
+        <w:t>p</w:t>
+      </w:r>
+      <w:r>
+        <w:t>roperty</w:t>
       </w:r>
       <w:r>
         <w:t>"</w:t>
       </w:r>
-      <w:r>
-        <w:t>p</w:t>
-      </w:r>
-      <w:r>
-        <w:t>roperty</w:t>
+      <w:proofErr w:type="gramStart"/>
+      <w:r>
+        <w:t xml:space="preserve">: </w:t>
+      </w:r>
+      <w:r>
+        <w:t xml:space="preserve"> {</w:t>
+      </w:r>
+      <w:proofErr w:type="gramEnd"/>
+      <w:r>
+        <w:t xml:space="preserve"> </w:t>
       </w:r>
       <w:r>
         <w:t>"</w:t>
       </w:r>
+      <w:proofErr w:type="spellStart"/>
+      <w:r>
+        <w:t>transactionon</w:t>
+      </w:r>
+      <w:proofErr w:type="spellEnd"/>
+      <w:r>
+        <w:t>": "true"</w:t>
+      </w:r>
+      <w:r>
+        <w:rPr>
+          <w:rFonts w:hint="eastAsia"/>
+        </w:rPr>
+        <w:t xml:space="preserve"> </w:t>
+      </w:r>
+      <w:r>
+        <w:t>}</w:t>
+      </w:r>
+      <w:r>
+        <w:t>,</w:t>
+      </w:r>
+    </w:p>
+    <w:p>
+      <w:r>
+        <w:rPr>
+          <w:rFonts w:hint="eastAsia"/>
+        </w:rPr>
+        <w:t xml:space="preserve"> </w:t>
+      </w:r>
+      <w:r>
+        <w:t xml:space="preserve">     "options": </w:t>
+      </w:r>
       <w:proofErr w:type="gramStart"/>
       <w:r>
-        <w:t xml:space="preserve">: </w:t>
-      </w:r>
-      <w:r>
-        <w:t xml:space="preserve"> {</w:t>
-      </w:r>
-      <w:proofErr w:type="gramEnd"/>
-      <w:r>
-        <w:t xml:space="preserve"> </w:t>
-      </w:r>
-      <w:r>
-        <w:t>"</w:t>
-      </w:r>
-      <w:proofErr w:type="spellStart"/>
-      <w:r>
-        <w:t>transactionon</w:t>
-      </w:r>
-      <w:proofErr w:type="spellEnd"/>
-      <w:r>
-        <w:t>": "true"</w:t>
-      </w:r>
-      <w:r>
-        <w:rPr>
-          <w:rFonts w:hint="eastAsia"/>
-        </w:rPr>
-        <w:t xml:space="preserve"> </w:t>
-      </w:r>
-      <w:r>
-        <w:t>}</w:t>
-      </w:r>
-      <w:r>
-        <w:t>,</w:t>
-      </w:r>
-    </w:p>
-    <w:p>
-      <w:pPr>
-        <w:rPr>
-          <w:rFonts w:hint="eastAsia"/>
-        </w:rPr>
-      </w:pPr>
-      <w:r>
-        <w:rPr>
-          <w:rFonts w:hint="eastAsia"/>
-        </w:rPr>
-        <w:t xml:space="preserve"> </w:t>
-      </w:r>
-      <w:r>
-        <w:t xml:space="preserve">     </w:t>
-      </w:r>
-      <w:r>
-        <w:t>"</w:t>
-      </w:r>
-      <w:r>
-        <w:t>options</w:t>
-      </w:r>
-      <w:r>
-        <w:t>"</w:t>
-      </w:r>
-      <w:r>
-        <w:t xml:space="preserve">: </w:t>
-      </w:r>
-      <w:proofErr w:type="gramStart"/>
-      <w:r>
-        <w:t xml:space="preserve">{ </w:t>
-      </w:r>
-      <w:r>
-        <w:t>"</w:t>
+        <w:t>{ "</w:t>
       </w:r>
       <w:proofErr w:type="spellStart"/>
       <w:proofErr w:type="gramEnd"/>
@@ -1830,22 +1803,13 @@
       </w:r>
       <w:proofErr w:type="spellEnd"/>
       <w:r>
-        <w:t>"</w:t>
-      </w:r>
-      <w:r>
-        <w:t xml:space="preserve">: </w:t>
+        <w:t xml:space="preserve">": </w:t>
       </w:r>
       <w:r>
         <w:t xml:space="preserve">[ </w:t>
       </w:r>
       <w:r>
-        <w:t>"</w:t>
-      </w:r>
-      <w:r>
-        <w:t>ubuntu-jw-02:11870</w:t>
-      </w:r>
-      <w:r>
-        <w:t>"</w:t>
+        <w:t>"ubuntu-jw-02:11870"</w:t>
       </w:r>
       <w:r>
         <w:t xml:space="preserve"> ]</w:t>
@@ -2273,45 +2237,37 @@
       </w:r>
       <w:proofErr w:type="spellEnd"/>
       <w:r>
+        <w:t>": 1</w:t>
+      </w:r>
+      <w:r>
+        <w:rPr>
+          <w:rFonts w:hint="eastAsia"/>
+        </w:rPr>
+        <w:t xml:space="preserve"> </w:t>
+      </w:r>
+      <w:r>
+        <w:t>},</w:t>
+      </w:r>
+    </w:p>
+    <w:p>
+      <w:r>
+        <w:rPr>
+          <w:rFonts w:hint="eastAsia"/>
+        </w:rPr>
+        <w:t xml:space="preserve"> </w:t>
+      </w:r>
+      <w:r>
+        <w:t xml:space="preserve">     "options": { "</w:t>
+      </w:r>
+      <w:proofErr w:type="spellStart"/>
+      <w:r>
+        <w:t>NodeName</w:t>
+      </w:r>
+      <w:proofErr w:type="spellEnd"/>
+      <w:r>
         <w:t xml:space="preserve">": </w:t>
       </w:r>
       <w:r>
-        <w:t>1</w:t>
-      </w:r>
-      <w:r>
-        <w:rPr>
-          <w:rFonts w:hint="eastAsia"/>
-        </w:rPr>
-        <w:t xml:space="preserve"> </w:t>
-      </w:r>
-      <w:r>
-        <w:t>},</w:t>
-      </w:r>
-    </w:p>
-    <w:p>
-      <w:pPr>
-        <w:rPr>
-          <w:rFonts w:hint="eastAsia"/>
-        </w:rPr>
-      </w:pPr>
-      <w:r>
-        <w:rPr>
-          <w:rFonts w:hint="eastAsia"/>
-        </w:rPr>
-        <w:t xml:space="preserve"> </w:t>
-      </w:r>
-      <w:r>
-        <w:t xml:space="preserve">     "options": { "</w:t>
-      </w:r>
-      <w:proofErr w:type="spellStart"/>
-      <w:r>
-        <w:t>NodeName</w:t>
-      </w:r>
-      <w:proofErr w:type="spellEnd"/>
-      <w:r>
-        <w:t xml:space="preserve">": </w:t>
-      </w:r>
-      <w:r>
         <w:t xml:space="preserve">[ </w:t>
       </w:r>
       <w:r>
@@ -2320,18 +2276,11 @@
       <w:r>
         <w:t xml:space="preserve">] </w:t>
       </w:r>
-      <w:bookmarkStart w:id="4" w:name="_GoBack"/>
-      <w:bookmarkEnd w:id="4"/>
       <w:r>
         <w:t>}</w:t>
       </w:r>
     </w:p>
     <w:p>
-      <w:pPr>
-        <w:rPr>
-          <w:rFonts w:hint="eastAsia"/>
-        </w:rPr>
-      </w:pPr>
       <w:r>
         <w:t xml:space="preserve">   }</w:t>
       </w:r>
@@ -3219,69 +3168,407 @@
     <w:p>
       <w:pPr>
         <w:pStyle w:val="2"/>
-      </w:pPr>
-      <w:bookmarkStart w:id="5" w:name="5"/>
-      <w:r>
         <w:rPr>
           <w:b/>
           <w:sz w:val="32"/>
           <w:szCs w:val="32"/>
         </w:rPr>
-        <w:t xml:space="preserve">Story </w:t>
-      </w:r>
+      </w:pPr>
+      <w:bookmarkStart w:id="4" w:name="5"/>
       <w:r>
         <w:rPr>
           <w:b/>
           <w:sz w:val="32"/>
           <w:szCs w:val="32"/>
         </w:rPr>
+        <w:t xml:space="preserve">Story </w:t>
+      </w:r>
+      <w:r>
+        <w:rPr>
+          <w:b/>
+          <w:sz w:val="32"/>
+          <w:szCs w:val="32"/>
+        </w:rPr>
         <w:t>简单设计</w:t>
       </w:r>
+      <w:bookmarkEnd w:id="4"/>
+    </w:p>
+    <w:p>
+      <w:pPr>
+        <w:pStyle w:val="ad"/>
+        <w:numPr>
+          <w:ilvl w:val="0"/>
+          <w:numId w:val="5"/>
+        </w:numPr>
+        <w:ind w:firstLineChars="0"/>
+      </w:pPr>
+      <w:r>
+        <w:rPr>
+          <w:rFonts w:hint="eastAsia"/>
+        </w:rPr>
+        <w:t>修改</w:t>
+      </w:r>
+      <w:proofErr w:type="spellStart"/>
+      <w:r>
+        <w:rPr>
+          <w:rFonts w:hint="eastAsia"/>
+        </w:rPr>
+        <w:t>s</w:t>
+      </w:r>
+      <w:r>
+        <w:t>equoiadb</w:t>
+      </w:r>
+      <w:proofErr w:type="spellEnd"/>
+      <w:r>
+        <w:rPr>
+          <w:rFonts w:hint="eastAsia"/>
+        </w:rPr>
+        <w:t>配置，是基于</w:t>
+      </w:r>
+      <w:r>
+        <w:rPr>
+          <w:rFonts w:hint="eastAsia"/>
+        </w:rPr>
+        <w:t xml:space="preserve"> </w:t>
+      </w:r>
+      <w:proofErr w:type="spellStart"/>
+      <w:r>
+        <w:t>db.updateConf</w:t>
+      </w:r>
+      <w:proofErr w:type="spellEnd"/>
+      <w:r>
+        <w:t xml:space="preserve"> </w:t>
+      </w:r>
+      <w:r>
+        <w:rPr>
+          <w:rFonts w:hint="eastAsia"/>
+        </w:rPr>
+        <w:t>和</w:t>
+      </w:r>
+      <w:r>
+        <w:rPr>
+          <w:rFonts w:hint="eastAsia"/>
+        </w:rPr>
+        <w:t xml:space="preserve"> </w:t>
+      </w:r>
+      <w:proofErr w:type="spellStart"/>
+      <w:r>
+        <w:t>db.deleteConf</w:t>
+      </w:r>
+      <w:proofErr w:type="spellEnd"/>
+      <w:r>
+        <w:t xml:space="preserve"> </w:t>
+      </w:r>
+      <w:r>
+        <w:rPr>
+          <w:rFonts w:hint="eastAsia"/>
+        </w:rPr>
+        <w:t>实现</w:t>
+      </w:r>
+    </w:p>
+    <w:p>
+      <w:pPr>
+        <w:pStyle w:val="ad"/>
+        <w:numPr>
+          <w:ilvl w:val="0"/>
+          <w:numId w:val="5"/>
+        </w:numPr>
+        <w:ind w:firstLineChars="0"/>
+      </w:pPr>
+      <w:r>
+        <w:rPr>
+          <w:rFonts w:hint="eastAsia"/>
+        </w:rPr>
+        <w:t>重启</w:t>
+      </w:r>
+      <w:proofErr w:type="spellStart"/>
+      <w:r>
+        <w:rPr>
+          <w:rFonts w:hint="eastAsia"/>
+        </w:rPr>
+        <w:t>s</w:t>
+      </w:r>
+      <w:r>
+        <w:t>equoiadb</w:t>
+      </w:r>
+      <w:proofErr w:type="spellEnd"/>
+      <w:r>
+        <w:rPr>
+          <w:rFonts w:hint="eastAsia"/>
+        </w:rPr>
+        <w:t>业务，是基于</w:t>
+      </w:r>
+      <w:r>
+        <w:rPr>
+          <w:rFonts w:hint="eastAsia"/>
+        </w:rPr>
+        <w:t xml:space="preserve"> </w:t>
+      </w:r>
+      <w:proofErr w:type="spellStart"/>
+      <w:r>
+        <w:t>oma.startNodes</w:t>
+      </w:r>
+      <w:proofErr w:type="spellEnd"/>
+      <w:r>
+        <w:t xml:space="preserve"> </w:t>
+      </w:r>
+      <w:r>
+        <w:rPr>
+          <w:rFonts w:hint="eastAsia"/>
+        </w:rPr>
+        <w:t>和</w:t>
+      </w:r>
+      <w:r>
+        <w:rPr>
+          <w:rFonts w:hint="eastAsia"/>
+        </w:rPr>
+        <w:t xml:space="preserve"> </w:t>
+      </w:r>
+      <w:proofErr w:type="spellStart"/>
+      <w:r>
+        <w:t>oma.stopNodes</w:t>
+      </w:r>
+      <w:proofErr w:type="spellEnd"/>
+      <w:r>
+        <w:t xml:space="preserve"> </w:t>
+      </w:r>
+      <w:r>
+        <w:rPr>
+          <w:rFonts w:hint="eastAsia"/>
+        </w:rPr>
+        <w:t>实现</w:t>
+      </w:r>
+    </w:p>
+    <w:p>
+      <w:pPr>
+        <w:pStyle w:val="ad"/>
+        <w:numPr>
+          <w:ilvl w:val="0"/>
+          <w:numId w:val="5"/>
+        </w:numPr>
+        <w:ind w:firstLineChars="0"/>
+      </w:pPr>
+      <w:r>
+        <w:rPr>
+          <w:rFonts w:hint="eastAsia"/>
+        </w:rPr>
+        <w:t>修改</w:t>
+      </w:r>
+      <w:proofErr w:type="spellStart"/>
+      <w:r>
+        <w:rPr>
+          <w:rFonts w:hint="eastAsia"/>
+        </w:rPr>
+        <w:t>p</w:t>
+      </w:r>
+      <w:r>
+        <w:t>ostgresql</w:t>
+      </w:r>
+      <w:proofErr w:type="spellEnd"/>
+      <w:r>
+        <w:rPr>
+          <w:rFonts w:hint="eastAsia"/>
+        </w:rPr>
+        <w:t>配置，是基于</w:t>
+      </w:r>
+      <w:proofErr w:type="spellStart"/>
+      <w:r>
+        <w:rPr>
+          <w:rFonts w:hint="eastAsia"/>
+        </w:rPr>
+        <w:t>o</w:t>
+      </w:r>
+      <w:r>
+        <w:t>ma.getIniConfigs</w:t>
+      </w:r>
+      <w:proofErr w:type="spellEnd"/>
+      <w:r>
+        <w:rPr>
+          <w:rFonts w:hint="eastAsia"/>
+        </w:rPr>
+        <w:t>、</w:t>
+      </w:r>
+      <w:proofErr w:type="spellStart"/>
+      <w:r>
+        <w:rPr>
+          <w:rFonts w:hint="eastAsia"/>
+        </w:rPr>
+        <w:t>o</w:t>
+      </w:r>
+      <w:r>
+        <w:t>ma.setIniConfigs</w:t>
+      </w:r>
+      <w:proofErr w:type="spellEnd"/>
+      <w:r>
+        <w:rPr>
+          <w:rFonts w:hint="eastAsia"/>
+        </w:rPr>
+        <w:t>和</w:t>
+      </w:r>
+      <w:r>
+        <w:rPr>
+          <w:rFonts w:hint="eastAsia"/>
+        </w:rPr>
+        <w:t xml:space="preserve"> </w:t>
+      </w:r>
+      <w:proofErr w:type="spellStart"/>
+      <w:r>
+        <w:t>pg</w:t>
+      </w:r>
+      <w:proofErr w:type="spellEnd"/>
+      <w:r>
+        <w:rPr>
+          <w:rFonts w:hint="eastAsia"/>
+        </w:rPr>
+        <w:t>的</w:t>
+      </w:r>
+      <w:proofErr w:type="spellStart"/>
+      <w:r>
+        <w:rPr>
+          <w:rFonts w:hint="eastAsia"/>
+        </w:rPr>
+        <w:t>s</w:t>
+      </w:r>
+      <w:r>
+        <w:t>db_sql_ctl</w:t>
+      </w:r>
+      <w:proofErr w:type="spellEnd"/>
+      <w:r>
+        <w:t xml:space="preserve"> reload</w:t>
+      </w:r>
+      <w:r>
+        <w:rPr>
+          <w:rFonts w:hint="eastAsia"/>
+        </w:rPr>
+        <w:t>命令实现</w:t>
+      </w:r>
+    </w:p>
+    <w:p>
+      <w:pPr>
+        <w:pStyle w:val="ad"/>
+        <w:numPr>
+          <w:ilvl w:val="0"/>
+          <w:numId w:val="5"/>
+        </w:numPr>
+        <w:ind w:firstLineChars="0"/>
+        <w:rPr>
+          <w:rFonts w:hint="eastAsia"/>
+        </w:rPr>
+      </w:pPr>
+      <w:r>
+        <w:rPr>
+          <w:rFonts w:hint="eastAsia"/>
+        </w:rPr>
+        <w:t>重启</w:t>
+      </w:r>
+      <w:proofErr w:type="spellStart"/>
+      <w:r>
+        <w:rPr>
+          <w:rFonts w:hint="eastAsia"/>
+        </w:rPr>
+        <w:t>p</w:t>
+      </w:r>
+      <w:r>
+        <w:t>ostgresql</w:t>
+      </w:r>
+      <w:proofErr w:type="spellEnd"/>
+      <w:r>
+        <w:rPr>
+          <w:rFonts w:hint="eastAsia"/>
+        </w:rPr>
+        <w:t>业务，是基于</w:t>
+      </w:r>
+      <w:proofErr w:type="spellStart"/>
+      <w:r>
+        <w:rPr>
+          <w:rFonts w:hint="eastAsia"/>
+        </w:rPr>
+        <w:t>p</w:t>
+      </w:r>
+      <w:r>
+        <w:t>g</w:t>
+      </w:r>
+      <w:proofErr w:type="spellEnd"/>
+      <w:r>
+        <w:rPr>
+          <w:rFonts w:hint="eastAsia"/>
+        </w:rPr>
+        <w:t>的</w:t>
+      </w:r>
+      <w:proofErr w:type="spellStart"/>
+      <w:r>
+        <w:rPr>
+          <w:rFonts w:hint="eastAsia"/>
+        </w:rPr>
+        <w:t>s</w:t>
+      </w:r>
+      <w:r>
+        <w:t>db_sql_ctl</w:t>
+      </w:r>
+      <w:proofErr w:type="spellEnd"/>
+      <w:r>
+        <w:t xml:space="preserve"> restart</w:t>
+      </w:r>
+      <w:r>
+        <w:rPr>
+          <w:rFonts w:hint="eastAsia"/>
+        </w:rPr>
+        <w:t>命令实现</w:t>
+      </w:r>
+    </w:p>
+    <w:p>
+      <w:pPr>
+        <w:rPr>
+          <w:rFonts w:hint="eastAsia"/>
+        </w:rPr>
+      </w:pPr>
+    </w:p>
+    <w:p>
+      <w:pPr>
+        <w:pStyle w:val="3"/>
+      </w:pPr>
+      <w:bookmarkStart w:id="5" w:name="6"/>
+      <w:r>
+        <w:rPr>
+          <w:b/>
+        </w:rPr>
+        <w:t>相关模块架构图</w:t>
+      </w:r>
       <w:bookmarkEnd w:id="5"/>
     </w:p>
     <w:p>
       <w:pPr>
         <w:pStyle w:val="3"/>
       </w:pPr>
-      <w:bookmarkStart w:id="6" w:name="6"/>
+      <w:bookmarkStart w:id="6" w:name="7"/>
       <w:r>
         <w:rPr>
           <w:b/>
         </w:rPr>
-        <w:t>相关模块架构图</w:t>
+        <w:t>主要操作流程</w:t>
       </w:r>
       <w:bookmarkEnd w:id="6"/>
     </w:p>
     <w:p>
-      <w:pPr>
-        <w:pStyle w:val="3"/>
-      </w:pPr>
-      <w:bookmarkStart w:id="7" w:name="7"/>
-      <w:r>
-        <w:rPr>
-          <w:b/>
-        </w:rPr>
-        <w:t>主要操作流程</w:t>
-      </w:r>
-      <w:bookmarkEnd w:id="7"/>
-    </w:p>
-    <w:p>
       <w:r>
         <w:t> </w:t>
       </w:r>
     </w:p>
-    <w:p>
-      <w:r>
-        <w:rPr>
-          <w:rFonts w:hint="eastAsia"/>
+    <w:p/>
+    <w:p>
+      <w:r>
+        <w:lastRenderedPageBreak/>
+        <w:t> </w:t>
+      </w:r>
+      <w:r>
+        <w:rPr>
           <w:noProof/>
         </w:rPr>
-        <w:lastRenderedPageBreak/>
         <w:drawing>
           <wp:inline distT="0" distB="0" distL="0" distR="0">
-            <wp:extent cx="5731510" cy="4812665"/>
+            <wp:extent cx="5731510" cy="4434205"/>
             <wp:effectExtent l="0" t="0" r="0" b="0"/>
-            <wp:docPr id="3" name="图片 3"/>
+            <wp:docPr id="1" name="图片 1"/>
             <wp:cNvGraphicFramePr>
               <a:graphicFrameLocks xmlns:a="http://schemas.openxmlformats.org/drawingml/2006/main" noChangeAspect="1"/>
             </wp:cNvGraphicFramePr>
@@ -3289,7 +3576,7 @@
               <a:graphicData uri="http://schemas.openxmlformats.org/drawingml/2006/picture">
                 <pic:pic xmlns:pic="http://schemas.openxmlformats.org/drawingml/2006/picture">
                   <pic:nvPicPr>
-                    <pic:cNvPr id="0" name="Picture 16"/>
+                    <pic:cNvPr id="0" name="Picture 1"/>
                     <pic:cNvPicPr>
                       <a:picLocks noChangeAspect="1" noChangeArrowheads="1"/>
                     </pic:cNvPicPr>
@@ -3310,7 +3597,7 @@
                   <pic:spPr bwMode="auto">
                     <a:xfrm>
                       <a:off x="0" y="0"/>
-                      <a:ext cx="5731510" cy="4812665"/>
+                      <a:ext cx="5731510" cy="4434205"/>
                     </a:xfrm>
                     <a:prstGeom prst="rect">
                       <a:avLst/>
@@ -3325,11 +3612,6 @@
             </a:graphic>
           </wp:inline>
         </w:drawing>
-      </w:r>
-    </w:p>
-    <w:p>
-      <w:r>
-        <w:t> </w:t>
       </w:r>
     </w:p>
     <w:p/>
@@ -3419,7 +3701,30 @@
           </w:tcPr>
           <w:p>
             <w:r>
-              <w:t>1</w:t>
+              <w:t>w</w:t>
+            </w:r>
+            <w:r>
+              <w:rPr>
+                <w:rFonts w:hint="eastAsia"/>
+              </w:rPr>
+              <w:t>eb</w:t>
+            </w:r>
+            <w:r>
+              <w:t xml:space="preserve"> -&gt; om svc</w:t>
+            </w:r>
+          </w:p>
+          <w:p>
+            <w:r>
+              <w:t>m</w:t>
+            </w:r>
+            <w:r>
+              <w:rPr>
+                <w:rFonts w:hint="eastAsia"/>
+              </w:rPr>
+              <w:t>o</w:t>
+            </w:r>
+            <w:r>
+              <w:t>dify business config</w:t>
             </w:r>
           </w:p>
         </w:tc>
@@ -3434,8 +3739,35 @@
             </w:tcBorders>
           </w:tcPr>
           <w:p>
-            <w:r>
-              <w:t>B</w:t>
+            <w:pPr>
+              <w:pStyle w:val="ad"/>
+              <w:numPr>
+                <w:ilvl w:val="0"/>
+                <w:numId w:val="6"/>
+              </w:numPr>
+              <w:ind w:firstLineChars="0"/>
+            </w:pPr>
+            <w:r>
+              <w:rPr>
+                <w:rFonts w:hint="eastAsia"/>
+              </w:rPr>
+              <w:t>参数校验不通过</w:t>
+            </w:r>
+          </w:p>
+          <w:p>
+            <w:pPr>
+              <w:pStyle w:val="ad"/>
+              <w:numPr>
+                <w:ilvl w:val="0"/>
+                <w:numId w:val="6"/>
+              </w:numPr>
+              <w:ind w:firstLineChars="0"/>
+              <w:rPr>
+                <w:rFonts w:hint="eastAsia"/>
+              </w:rPr>
+            </w:pPr>
+            <w:r>
+              <w:t>b</w:t>
             </w:r>
             <w:r>
               <w:t>usiness</w:t>
@@ -3445,6 +3777,28 @@
                 <w:rFonts w:hint="eastAsia"/>
               </w:rPr>
               <w:t>不存在</w:t>
+            </w:r>
+          </w:p>
+          <w:p>
+            <w:pPr>
+              <w:pStyle w:val="ad"/>
+              <w:numPr>
+                <w:ilvl w:val="0"/>
+                <w:numId w:val="6"/>
+              </w:numPr>
+              <w:ind w:firstLineChars="0"/>
+              <w:rPr>
+                <w:rFonts w:hint="eastAsia"/>
+              </w:rPr>
+            </w:pPr>
+            <w:r>
+              <w:t xml:space="preserve">business </w:t>
+            </w:r>
+            <w:r>
+              <w:rPr>
+                <w:rFonts w:hint="eastAsia"/>
+              </w:rPr>
+              <w:t>在任务进行中</w:t>
             </w:r>
           </w:p>
         </w:tc>
@@ -3460,15 +3814,10 @@
           </w:tcPr>
           <w:p>
             <w:r>
-              <w:t>不做处理，</w:t>
-            </w:r>
-            <w:proofErr w:type="gramStart"/>
-            <w:r>
-              <w:t>前端报</w:t>
-            </w:r>
-            <w:proofErr w:type="gramEnd"/>
-            <w:r>
-              <w:t>错</w:t>
+              <w:rPr>
+                <w:rFonts w:hint="eastAsia"/>
+              </w:rPr>
+              <w:t>直接报错</w:t>
             </w:r>
           </w:p>
         </w:tc>
@@ -3486,7 +3835,26 @@
           </w:tcPr>
           <w:p>
             <w:r>
-              <w:t>2</w:t>
+              <w:t>om svc -&gt; om agent</w:t>
+            </w:r>
+          </w:p>
+          <w:p>
+            <w:pPr>
+              <w:rPr>
+                <w:rFonts w:hint="eastAsia"/>
+              </w:rPr>
+            </w:pPr>
+            <w:r>
+              <w:t>m</w:t>
+            </w:r>
+            <w:r>
+              <w:rPr>
+                <w:rFonts w:hint="eastAsia"/>
+              </w:rPr>
+              <w:t>o</w:t>
+            </w:r>
+            <w:r>
+              <w:t>dify business config</w:t>
             </w:r>
           </w:p>
         </w:tc>
@@ -3501,17 +3869,62 @@
             </w:tcBorders>
           </w:tcPr>
           <w:p>
-            <w:r>
-              <w:t>Business</w:t>
-            </w:r>
-            <w:r>
-              <w:t>正在</w:t>
-            </w:r>
-            <w:r>
-              <w:t>task</w:t>
-            </w:r>
-            <w:r>
-              <w:t>执行状态</w:t>
+            <w:pPr>
+              <w:pStyle w:val="ad"/>
+              <w:numPr>
+                <w:ilvl w:val="0"/>
+                <w:numId w:val="7"/>
+              </w:numPr>
+              <w:ind w:firstLineChars="0"/>
+            </w:pPr>
+            <w:r>
+              <w:rPr>
+                <w:rFonts w:hint="eastAsia"/>
+              </w:rPr>
+              <w:t>发送</w:t>
+            </w:r>
+            <w:r>
+              <w:t>om agent</w:t>
+            </w:r>
+            <w:r>
+              <w:rPr>
+                <w:rFonts w:hint="eastAsia"/>
+              </w:rPr>
+              <w:t>消息失败</w:t>
+            </w:r>
+          </w:p>
+          <w:p>
+            <w:pPr>
+              <w:pStyle w:val="ad"/>
+              <w:numPr>
+                <w:ilvl w:val="0"/>
+                <w:numId w:val="7"/>
+              </w:numPr>
+              <w:ind w:firstLineChars="0"/>
+              <w:rPr>
+                <w:rFonts w:hint="eastAsia"/>
+              </w:rPr>
+            </w:pPr>
+            <w:r>
+              <w:rPr>
+                <w:rFonts w:hint="eastAsia"/>
+              </w:rPr>
+              <w:t>接受</w:t>
+            </w:r>
+            <w:r>
+              <w:rPr>
+                <w:rFonts w:hint="eastAsia"/>
+              </w:rPr>
+              <w:t>o</w:t>
+            </w:r>
+            <w:r>
+              <w:t>m agent</w:t>
+            </w:r>
+            <w:r>
+              <w:rPr>
+                <w:rFonts w:hint="eastAsia"/>
+              </w:rPr>
+              <w:t>消息失败</w:t>
             </w:r>
           </w:p>
         </w:tc>
@@ -3526,16 +3939,16 @@
             </w:tcBorders>
           </w:tcPr>
           <w:p>
-            <w:r>
-              <w:t>不做处理，</w:t>
-            </w:r>
-            <w:proofErr w:type="gramStart"/>
-            <w:r>
-              <w:t>前端报</w:t>
-            </w:r>
-            <w:proofErr w:type="gramEnd"/>
-            <w:r>
-              <w:t>错</w:t>
+            <w:pPr>
+              <w:rPr>
+                <w:rFonts w:hint="eastAsia"/>
+              </w:rPr>
+            </w:pPr>
+            <w:r>
+              <w:rPr>
+                <w:rFonts w:hint="eastAsia"/>
+              </w:rPr>
+              <w:t>直接报错</w:t>
             </w:r>
           </w:p>
         </w:tc>
@@ -3553,7 +3966,7 @@
           </w:tcPr>
           <w:p>
             <w:r>
-              <w:t>3</w:t>
+              <w:t>modify config</w:t>
             </w:r>
           </w:p>
         </w:tc>
@@ -3568,26 +3981,157 @@
             </w:tcBorders>
           </w:tcPr>
           <w:p>
-            <w:r>
-              <w:t>om svc</w:t>
-            </w:r>
-            <w:r>
-              <w:rPr>
-                <w:rFonts w:hint="eastAsia"/>
-              </w:rPr>
-              <w:t>修改</w:t>
-            </w:r>
-            <w:r>
-              <w:t>业务</w:t>
-            </w:r>
-            <w:r>
-              <w:rPr>
-                <w:rFonts w:hint="eastAsia"/>
-              </w:rPr>
-              <w:t>配置</w:t>
-            </w:r>
-            <w:r>
-              <w:t>时异常退出</w:t>
+            <w:proofErr w:type="spellStart"/>
+            <w:r>
+              <w:t>S</w:t>
+            </w:r>
+            <w:r>
+              <w:rPr>
+                <w:rFonts w:hint="eastAsia"/>
+              </w:rPr>
+              <w:t>eq</w:t>
+            </w:r>
+            <w:r>
+              <w:t>uoiaDB</w:t>
+            </w:r>
+            <w:proofErr w:type="spellEnd"/>
+            <w:r>
+              <w:t>:</w:t>
+            </w:r>
+          </w:p>
+          <w:p>
+            <w:pPr>
+              <w:pStyle w:val="ad"/>
+              <w:numPr>
+                <w:ilvl w:val="0"/>
+                <w:numId w:val="9"/>
+              </w:numPr>
+              <w:ind w:firstLineChars="0"/>
+            </w:pPr>
+            <w:r>
+              <w:rPr>
+                <w:rFonts w:hint="eastAsia"/>
+              </w:rPr>
+              <w:t>连接</w:t>
+            </w:r>
+            <w:proofErr w:type="spellStart"/>
+            <w:r>
+              <w:rPr>
+                <w:rFonts w:hint="eastAsia"/>
+              </w:rPr>
+              <w:t>s</w:t>
+            </w:r>
+            <w:r>
+              <w:t>equoiadb</w:t>
+            </w:r>
+            <w:proofErr w:type="spellEnd"/>
+            <w:r>
+              <w:rPr>
+                <w:rFonts w:hint="eastAsia"/>
+              </w:rPr>
+              <w:t>失败，直接报错</w:t>
+            </w:r>
+          </w:p>
+          <w:p>
+            <w:pPr>
+              <w:pStyle w:val="ad"/>
+              <w:numPr>
+                <w:ilvl w:val="0"/>
+                <w:numId w:val="9"/>
+              </w:numPr>
+              <w:ind w:firstLineChars="0"/>
+            </w:pPr>
+            <w:r>
+              <w:rPr>
+                <w:rFonts w:hint="eastAsia"/>
+              </w:rPr>
+              <w:t>返回</w:t>
+            </w:r>
+            <w:r>
+              <w:rPr>
+                <w:rFonts w:hint="eastAsia"/>
+              </w:rPr>
+              <w:t>-264</w:t>
+            </w:r>
+            <w:r>
+              <w:rPr>
+                <w:rFonts w:hint="eastAsia"/>
+              </w:rPr>
+              <w:t>、</w:t>
+            </w:r>
+            <w:r>
+              <w:rPr>
+                <w:rFonts w:hint="eastAsia"/>
+              </w:rPr>
+              <w:t>-322</w:t>
+            </w:r>
+            <w:r>
+              <w:rPr>
+                <w:rFonts w:hint="eastAsia"/>
+              </w:rPr>
+              <w:t>，直接报错，前端自行判断</w:t>
+            </w:r>
+          </w:p>
+          <w:p/>
+          <w:p>
+            <w:r>
+              <w:rPr>
+                <w:rFonts w:hint="eastAsia"/>
+              </w:rPr>
+              <w:t>P</w:t>
+            </w:r>
+            <w:r>
+              <w:t>ostgreSQL:</w:t>
+            </w:r>
+          </w:p>
+          <w:p>
+            <w:pPr>
+              <w:pStyle w:val="ad"/>
+              <w:numPr>
+                <w:ilvl w:val="0"/>
+                <w:numId w:val="10"/>
+              </w:numPr>
+              <w:ind w:firstLineChars="0"/>
+            </w:pPr>
+            <w:r>
+              <w:rPr>
+                <w:rFonts w:hint="eastAsia"/>
+              </w:rPr>
+              <w:t>配置文件读写失败，直接报错</w:t>
+            </w:r>
+          </w:p>
+          <w:p>
+            <w:pPr>
+              <w:pStyle w:val="ad"/>
+              <w:numPr>
+                <w:ilvl w:val="0"/>
+                <w:numId w:val="10"/>
+              </w:numPr>
+              <w:ind w:firstLineChars="0"/>
+              <w:rPr>
+                <w:rFonts w:hint="eastAsia"/>
+              </w:rPr>
+            </w:pPr>
+            <w:r>
+              <w:rPr>
+                <w:rFonts w:hint="eastAsia"/>
+              </w:rPr>
+              <w:t>执行</w:t>
+            </w:r>
+            <w:r>
+              <w:rPr>
+                <w:rFonts w:hint="eastAsia"/>
+              </w:rPr>
+              <w:t>r</w:t>
+            </w:r>
+            <w:r>
+              <w:t>eload</w:t>
+            </w:r>
+            <w:r>
+              <w:rPr>
+                <w:rFonts w:hint="eastAsia"/>
+              </w:rPr>
+              <w:t>操作失败，直接报错</w:t>
             </w:r>
           </w:p>
         </w:tc>
@@ -3603,16 +4147,183 @@
           </w:tcPr>
           <w:p>
             <w:r>
-              <w:t>OM svc</w:t>
-            </w:r>
-            <w:r>
-              <w:t>重新启动，不做处理，前端可重新</w:t>
-            </w:r>
-            <w:r>
-              <w:rPr>
-                <w:rFonts w:hint="eastAsia"/>
-              </w:rPr>
-              <w:t>修改</w:t>
+              <w:rPr>
+                <w:rFonts w:hint="eastAsia"/>
+              </w:rPr>
+              <w:t>根据命令，分为</w:t>
+            </w:r>
+            <w:r>
+              <w:rPr>
+                <w:rFonts w:hint="eastAsia"/>
+              </w:rPr>
+              <w:t>u</w:t>
+            </w:r>
+            <w:r>
+              <w:t>pdate config</w:t>
+            </w:r>
+            <w:r>
+              <w:rPr>
+                <w:rFonts w:hint="eastAsia"/>
+              </w:rPr>
+              <w:t>和</w:t>
+            </w:r>
+            <w:r>
+              <w:rPr>
+                <w:rFonts w:hint="eastAsia"/>
+              </w:rPr>
+              <w:t>d</w:t>
+            </w:r>
+            <w:r>
+              <w:t>elete config</w:t>
+            </w:r>
+            <w:r>
+              <w:rPr>
+                <w:rFonts w:hint="eastAsia"/>
+              </w:rPr>
+              <w:t>：</w:t>
+            </w:r>
+          </w:p>
+          <w:p>
+            <w:proofErr w:type="spellStart"/>
+            <w:r>
+              <w:t>S</w:t>
+            </w:r>
+            <w:r>
+              <w:t>equoia</w:t>
+            </w:r>
+            <w:r>
+              <w:t>DB</w:t>
+            </w:r>
+            <w:proofErr w:type="spellEnd"/>
+            <w:r>
+              <w:rPr>
+                <w:rFonts w:hint="eastAsia"/>
+              </w:rPr>
+              <w:t>通过</w:t>
+            </w:r>
+            <w:r>
+              <w:rPr>
+                <w:rFonts w:hint="eastAsia"/>
+              </w:rPr>
+              <w:t xml:space="preserve"> </w:t>
+            </w:r>
+            <w:proofErr w:type="spellStart"/>
+            <w:r>
+              <w:t>db.updateConf</w:t>
+            </w:r>
+            <w:proofErr w:type="spellEnd"/>
+            <w:r>
+              <w:t xml:space="preserve"> </w:t>
+            </w:r>
+            <w:r>
+              <w:rPr>
+                <w:rFonts w:hint="eastAsia"/>
+              </w:rPr>
+              <w:t>和</w:t>
+            </w:r>
+            <w:r>
+              <w:rPr>
+                <w:rFonts w:hint="eastAsia"/>
+              </w:rPr>
+              <w:t xml:space="preserve"> </w:t>
+            </w:r>
+            <w:proofErr w:type="spellStart"/>
+            <w:r>
+              <w:t>db.deleteConf</w:t>
+            </w:r>
+            <w:proofErr w:type="spellEnd"/>
+            <w:r>
+              <w:t xml:space="preserve"> </w:t>
+            </w:r>
+            <w:r>
+              <w:rPr>
+                <w:rFonts w:hint="eastAsia"/>
+              </w:rPr>
+              <w:t>实现</w:t>
+            </w:r>
+          </w:p>
+          <w:p/>
+          <w:p>
+            <w:r>
+              <w:t>P</w:t>
+            </w:r>
+            <w:r>
+              <w:t>ostgre</w:t>
+            </w:r>
+            <w:r>
+              <w:t>SQL</w:t>
+            </w:r>
+            <w:r>
+              <w:rPr>
+                <w:rFonts w:hint="eastAsia"/>
+              </w:rPr>
+              <w:t>通过</w:t>
+            </w:r>
+            <w:proofErr w:type="spellStart"/>
+            <w:r>
+              <w:rPr>
+                <w:rFonts w:hint="eastAsia"/>
+              </w:rPr>
+              <w:t>o</w:t>
+            </w:r>
+            <w:r>
+              <w:t>ma.getIniConfigs</w:t>
+            </w:r>
+            <w:proofErr w:type="spellEnd"/>
+            <w:r>
+              <w:rPr>
+                <w:rFonts w:hint="eastAsia"/>
+              </w:rPr>
+              <w:t>和</w:t>
+            </w:r>
+            <w:proofErr w:type="spellStart"/>
+            <w:r>
+              <w:rPr>
+                <w:rFonts w:hint="eastAsia"/>
+              </w:rPr>
+              <w:t>o</w:t>
+            </w:r>
+            <w:r>
+              <w:t>ma.setIniConfigs</w:t>
+            </w:r>
+            <w:proofErr w:type="spellEnd"/>
+            <w:r>
+              <w:rPr>
+                <w:rFonts w:hint="eastAsia"/>
+              </w:rPr>
+              <w:t>实现</w:t>
+            </w:r>
+            <w:r>
+              <w:rPr>
+                <w:rFonts w:hint="eastAsia"/>
+              </w:rPr>
+              <w:t>，重新加载配置通过</w:t>
+            </w:r>
+            <w:proofErr w:type="spellStart"/>
+            <w:r>
+              <w:rPr>
+                <w:rFonts w:hint="eastAsia"/>
+              </w:rPr>
+              <w:t>s</w:t>
+            </w:r>
+            <w:r>
+              <w:t>db_sql_ctl</w:t>
+            </w:r>
+            <w:proofErr w:type="spellEnd"/>
+            <w:r>
+              <w:rPr>
+                <w:rFonts w:hint="eastAsia"/>
+              </w:rPr>
+              <w:t>的</w:t>
+            </w:r>
+            <w:r>
+              <w:t>reload</w:t>
+            </w:r>
+            <w:r>
+              <w:rPr>
+                <w:rFonts w:hint="eastAsia"/>
+              </w:rPr>
+              <w:t>命令</w:t>
             </w:r>
           </w:p>
         </w:tc>
@@ -3628,11 +4339,7 @@
               <w:right w:val="single" w:sz="8" w:space="0" w:color="auto"/>
             </w:tcBorders>
           </w:tcPr>
-          <w:p>
-            <w:r>
-              <w:t>4</w:t>
-            </w:r>
-          </w:p>
+          <w:p/>
         </w:tc>
         <w:tc>
           <w:tcPr>
@@ -3644,26 +4351,7 @@
               <w:right w:val="single" w:sz="8" w:space="0" w:color="auto"/>
             </w:tcBorders>
           </w:tcPr>
-          <w:p>
-            <w:r>
-              <w:t>om svc</w:t>
-            </w:r>
-            <w:r>
-              <w:rPr>
-                <w:rFonts w:hint="eastAsia"/>
-              </w:rPr>
-              <w:t xml:space="preserve"> </w:t>
-            </w:r>
-            <w:r>
-              <w:rPr>
-                <w:rFonts w:hint="eastAsia"/>
-              </w:rPr>
-              <w:t>同步业务配置时异常退出</w:t>
-            </w:r>
-            <w:r>
-              <w:t xml:space="preserve"> </w:t>
-            </w:r>
-          </w:p>
+          <w:p/>
         </w:tc>
         <w:tc>
           <w:tcPr>
@@ -3677,10 +4365,7 @@
           </w:tcPr>
           <w:p>
             <w:r>
-              <w:t>OM svc</w:t>
-            </w:r>
-            <w:r>
-              <w:t>重新启动，不做处理，前端可重新同步</w:t>
+              <w:t xml:space="preserve"> </w:t>
             </w:r>
           </w:p>
         </w:tc>
@@ -3702,10 +4387,10 @@
         </w:rPr>
         <w:lastRenderedPageBreak/>
         <w:drawing>
-          <wp:inline distT="0" distB="0" distL="0" distR="0">
-            <wp:extent cx="5731510" cy="4759325"/>
+          <wp:inline distT="0" distB="0" distL="0" distR="0" wp14:anchorId="75B4780F" wp14:editId="355476EC">
+            <wp:extent cx="5731510" cy="4517390"/>
             <wp:effectExtent l="0" t="0" r="0" b="0"/>
-            <wp:docPr id="4" name="图片 4"/>
+            <wp:docPr id="2" name="图片 2"/>
             <wp:cNvGraphicFramePr>
               <a:graphicFrameLocks xmlns:a="http://schemas.openxmlformats.org/drawingml/2006/main" noChangeAspect="1"/>
             </wp:cNvGraphicFramePr>
@@ -3713,36 +4398,23 @@
               <a:graphicData uri="http://schemas.openxmlformats.org/drawingml/2006/picture">
                 <pic:pic xmlns:pic="http://schemas.openxmlformats.org/drawingml/2006/picture">
                   <pic:nvPicPr>
-                    <pic:cNvPr id="0" name="Picture 17"/>
-                    <pic:cNvPicPr>
-                      <a:picLocks noChangeAspect="1" noChangeArrowheads="1"/>
-                    </pic:cNvPicPr>
+                    <pic:cNvPr id="1" name=""/>
+                    <pic:cNvPicPr/>
                   </pic:nvPicPr>
                   <pic:blipFill>
-                    <a:blip r:embed="rId8">
-                      <a:extLst>
-                        <a:ext uri="{28A0092B-C50C-407E-A947-70E740481C1C}">
-                          <a14:useLocalDpi xmlns:a14="http://schemas.microsoft.com/office/drawing/2010/main" val="0"/>
-                        </a:ext>
-                      </a:extLst>
-                    </a:blip>
-                    <a:srcRect/>
+                    <a:blip r:embed="rId8"/>
                     <a:stretch>
                       <a:fillRect/>
                     </a:stretch>
                   </pic:blipFill>
-                  <pic:spPr bwMode="auto">
+                  <pic:spPr>
                     <a:xfrm>
                       <a:off x="0" y="0"/>
-                      <a:ext cx="5731510" cy="4759325"/>
+                      <a:ext cx="5731510" cy="4517390"/>
                     </a:xfrm>
                     <a:prstGeom prst="rect">
                       <a:avLst/>
                     </a:prstGeom>
-                    <a:noFill/>
-                    <a:ln>
-                      <a:noFill/>
-                    </a:ln>
                   </pic:spPr>
                 </pic:pic>
               </a:graphicData>
@@ -3837,7 +4509,26 @@
           </w:tcPr>
           <w:p>
             <w:r>
-              <w:t>1</w:t>
+              <w:t>w</w:t>
+            </w:r>
+            <w:r>
+              <w:rPr>
+                <w:rFonts w:hint="eastAsia"/>
+              </w:rPr>
+              <w:t>eb</w:t>
+            </w:r>
+            <w:r>
+              <w:t xml:space="preserve"> -&gt; om svc</w:t>
+            </w:r>
+          </w:p>
+          <w:p>
+            <w:pPr>
+              <w:rPr>
+                <w:rFonts w:hint="eastAsia"/>
+              </w:rPr>
+            </w:pPr>
+            <w:r>
+              <w:t>restart business</w:t>
             </w:r>
           </w:p>
         </w:tc>
@@ -3852,14 +4543,60 @@
             </w:tcBorders>
           </w:tcPr>
           <w:p>
-            <w:r>
-              <w:t>Business</w:t>
+            <w:pPr>
+              <w:pStyle w:val="ad"/>
+              <w:numPr>
+                <w:ilvl w:val="0"/>
+                <w:numId w:val="11"/>
+              </w:numPr>
+              <w:ind w:firstLineChars="0"/>
+            </w:pPr>
+            <w:r>
+              <w:rPr>
+                <w:rFonts w:hint="eastAsia"/>
+              </w:rPr>
+              <w:t>参数校验不通过</w:t>
+            </w:r>
+          </w:p>
+          <w:p>
+            <w:pPr>
+              <w:pStyle w:val="ad"/>
+              <w:numPr>
+                <w:ilvl w:val="0"/>
+                <w:numId w:val="11"/>
+              </w:numPr>
+              <w:ind w:firstLineChars="0"/>
+            </w:pPr>
+            <w:r>
+              <w:t>business</w:t>
             </w:r>
             <w:r>
               <w:rPr>
                 <w:rFonts w:hint="eastAsia"/>
               </w:rPr>
               <w:t>不存在</w:t>
+            </w:r>
+          </w:p>
+          <w:p>
+            <w:pPr>
+              <w:pStyle w:val="ad"/>
+              <w:numPr>
+                <w:ilvl w:val="0"/>
+                <w:numId w:val="11"/>
+              </w:numPr>
+              <w:ind w:firstLineChars="0"/>
+              <w:rPr>
+                <w:rFonts w:hint="eastAsia"/>
+              </w:rPr>
+            </w:pPr>
+            <w:r>
+              <w:t xml:space="preserve">business </w:t>
+            </w:r>
+            <w:r>
+              <w:rPr>
+                <w:rFonts w:hint="eastAsia"/>
+              </w:rPr>
+              <w:t>在任务进行中</w:t>
             </w:r>
           </w:p>
         </w:tc>
@@ -3874,16 +4611,16 @@
             </w:tcBorders>
           </w:tcPr>
           <w:p>
-            <w:r>
-              <w:t>不做处理，</w:t>
-            </w:r>
-            <w:proofErr w:type="gramStart"/>
-            <w:r>
-              <w:t>前端报</w:t>
-            </w:r>
-            <w:proofErr w:type="gramEnd"/>
-            <w:r>
-              <w:t>错</w:t>
+            <w:pPr>
+              <w:rPr>
+                <w:rFonts w:hint="eastAsia"/>
+              </w:rPr>
+            </w:pPr>
+            <w:r>
+              <w:rPr>
+                <w:rFonts w:hint="eastAsia"/>
+              </w:rPr>
+              <w:t>直接报错</w:t>
             </w:r>
           </w:p>
         </w:tc>
@@ -3901,7 +4638,32 @@
           </w:tcPr>
           <w:p>
             <w:r>
-              <w:t>2</w:t>
+              <w:t>o</w:t>
+            </w:r>
+            <w:r>
+              <w:rPr>
+                <w:rFonts w:hint="eastAsia"/>
+              </w:rPr>
+              <w:t>m</w:t>
+            </w:r>
+            <w:r>
+              <w:t xml:space="preserve"> svc -&gt; om agent</w:t>
+            </w:r>
+          </w:p>
+          <w:p>
+            <w:pPr>
+              <w:rPr>
+                <w:rFonts w:hint="eastAsia"/>
+              </w:rPr>
+            </w:pPr>
+            <w:r>
+              <w:rPr>
+                <w:rFonts w:hint="eastAsia"/>
+              </w:rPr>
+              <w:t>r</w:t>
+            </w:r>
+            <w:r>
+              <w:t>estart business</w:t>
             </w:r>
           </w:p>
         </w:tc>
@@ -3916,17 +4678,59 @@
             </w:tcBorders>
           </w:tcPr>
           <w:p>
-            <w:r>
-              <w:t>Business</w:t>
-            </w:r>
-            <w:r>
-              <w:t>正在</w:t>
-            </w:r>
-            <w:r>
-              <w:t>task</w:t>
-            </w:r>
-            <w:r>
-              <w:t>执行状态</w:t>
+            <w:pPr>
+              <w:pStyle w:val="ad"/>
+              <w:numPr>
+                <w:ilvl w:val="0"/>
+                <w:numId w:val="12"/>
+              </w:numPr>
+              <w:ind w:firstLineChars="0"/>
+            </w:pPr>
+            <w:r>
+              <w:rPr>
+                <w:rFonts w:hint="eastAsia"/>
+              </w:rPr>
+              <w:t>发送</w:t>
+            </w:r>
+            <w:r>
+              <w:t>om agent</w:t>
+            </w:r>
+            <w:r>
+              <w:rPr>
+                <w:rFonts w:hint="eastAsia"/>
+              </w:rPr>
+              <w:t>消息失败</w:t>
+            </w:r>
+          </w:p>
+          <w:p>
+            <w:pPr>
+              <w:pStyle w:val="ad"/>
+              <w:numPr>
+                <w:ilvl w:val="0"/>
+                <w:numId w:val="12"/>
+              </w:numPr>
+              <w:ind w:firstLineChars="0"/>
+            </w:pPr>
+            <w:r>
+              <w:rPr>
+                <w:rFonts w:hint="eastAsia"/>
+              </w:rPr>
+              <w:t>接受</w:t>
+            </w:r>
+            <w:r>
+              <w:rPr>
+                <w:rFonts w:hint="eastAsia"/>
+              </w:rPr>
+              <w:t>o</w:t>
+            </w:r>
+            <w:r>
+              <w:t>m agent</w:t>
+            </w:r>
+            <w:r>
+              <w:rPr>
+                <w:rFonts w:hint="eastAsia"/>
+              </w:rPr>
+              <w:t>消息失败</w:t>
             </w:r>
           </w:p>
         </w:tc>
@@ -3942,15 +4746,10 @@
           </w:tcPr>
           <w:p>
             <w:r>
-              <w:t>不做处理，</w:t>
-            </w:r>
-            <w:proofErr w:type="gramStart"/>
-            <w:r>
-              <w:t>前端报</w:t>
-            </w:r>
-            <w:proofErr w:type="gramEnd"/>
-            <w:r>
-              <w:t>错</w:t>
+              <w:rPr>
+                <w:rFonts w:hint="eastAsia"/>
+              </w:rPr>
+              <w:t>直接报错</w:t>
             </w:r>
           </w:p>
         </w:tc>
@@ -3968,7 +4767,12 @@
           </w:tcPr>
           <w:p>
             <w:r>
-              <w:t>3</w:t>
+              <w:t>om agent -&gt; business</w:t>
+            </w:r>
+          </w:p>
+          <w:p>
+            <w:r>
+              <w:t>restart business</w:t>
             </w:r>
           </w:p>
         </w:tc>
@@ -3983,29 +4787,130 @@
             </w:tcBorders>
           </w:tcPr>
           <w:p>
-            <w:r>
-              <w:t>om svc</w:t>
-            </w:r>
-            <w:r>
-              <w:rPr>
-                <w:rFonts w:hint="eastAsia"/>
-              </w:rPr>
-              <w:t>重</w:t>
-            </w:r>
-            <w:proofErr w:type="gramStart"/>
-            <w:r>
-              <w:rPr>
-                <w:rFonts w:hint="eastAsia"/>
-              </w:rPr>
-              <w:t>启</w:t>
-            </w:r>
-            <w:r>
-              <w:t>业务</w:t>
-            </w:r>
-            <w:proofErr w:type="gramEnd"/>
-            <w:r>
-              <w:t>时异常退出</w:t>
-            </w:r>
+            <w:proofErr w:type="spellStart"/>
+            <w:r>
+              <w:rPr>
+                <w:rFonts w:hint="eastAsia"/>
+              </w:rPr>
+              <w:t>S</w:t>
+            </w:r>
+            <w:r>
+              <w:t>equoiaDB</w:t>
+            </w:r>
+            <w:proofErr w:type="spellEnd"/>
+            <w:r>
+              <w:t>:</w:t>
+            </w:r>
+          </w:p>
+          <w:p>
+            <w:pPr>
+              <w:pStyle w:val="ad"/>
+              <w:numPr>
+                <w:ilvl w:val="0"/>
+                <w:numId w:val="13"/>
+              </w:numPr>
+              <w:ind w:firstLineChars="0"/>
+            </w:pPr>
+            <w:r>
+              <w:rPr>
+                <w:rFonts w:hint="eastAsia"/>
+              </w:rPr>
+              <w:t>连接远程</w:t>
+            </w:r>
+            <w:proofErr w:type="spellStart"/>
+            <w:r>
+              <w:rPr>
+                <w:rFonts w:hint="eastAsia"/>
+              </w:rPr>
+              <w:t>s</w:t>
+            </w:r>
+            <w:r>
+              <w:t>dbcm</w:t>
+            </w:r>
+            <w:proofErr w:type="spellEnd"/>
+            <w:r>
+              <w:rPr>
+                <w:rFonts w:hint="eastAsia"/>
+              </w:rPr>
+              <w:t>失败，直接报错</w:t>
+            </w:r>
+          </w:p>
+          <w:p>
+            <w:pPr>
+              <w:pStyle w:val="ad"/>
+              <w:numPr>
+                <w:ilvl w:val="0"/>
+                <w:numId w:val="13"/>
+              </w:numPr>
+              <w:ind w:firstLineChars="0"/>
+            </w:pPr>
+            <w:r>
+              <w:rPr>
+                <w:rFonts w:hint="eastAsia"/>
+              </w:rPr>
+              <w:t>-6</w:t>
+            </w:r>
+            <w:r>
+              <w:rPr>
+                <w:rFonts w:hint="eastAsia"/>
+              </w:rPr>
+              <w:t>报错，可能是配置有问题，直接报错</w:t>
+            </w:r>
+          </w:p>
+          <w:p/>
+          <w:p>
+            <w:r>
+              <w:rPr>
+                <w:rFonts w:hint="eastAsia"/>
+              </w:rPr>
+              <w:t>P</w:t>
+            </w:r>
+            <w:r>
+              <w:t>ostgreSQL:</w:t>
+            </w:r>
+          </w:p>
+          <w:p>
+            <w:pPr>
+              <w:pStyle w:val="ad"/>
+              <w:numPr>
+                <w:ilvl w:val="0"/>
+                <w:numId w:val="14"/>
+              </w:numPr>
+              <w:ind w:firstLineChars="0"/>
+              <w:rPr>
+                <w:rFonts w:hint="eastAsia"/>
+              </w:rPr>
+            </w:pPr>
+            <w:r>
+              <w:rPr>
+                <w:rFonts w:hint="eastAsia"/>
+              </w:rPr>
+              <w:t>执行</w:t>
+            </w:r>
+            <w:r>
+              <w:rPr>
+                <w:rFonts w:hint="eastAsia"/>
+              </w:rPr>
+              <w:t>r</w:t>
+            </w:r>
+            <w:r>
+              <w:t>estart</w:t>
+            </w:r>
+            <w:bookmarkStart w:id="7" w:name="_GoBack"/>
+            <w:bookmarkEnd w:id="7"/>
+            <w:r>
+              <w:rPr>
+                <w:rFonts w:hint="eastAsia"/>
+              </w:rPr>
+              <w:t>命令失败</w:t>
+            </w:r>
+          </w:p>
+          <w:p>
+            <w:pPr>
+              <w:rPr>
+                <w:rFonts w:hint="eastAsia"/>
+              </w:rPr>
+            </w:pPr>
           </w:p>
         </w:tc>
         <w:tc>
@@ -4019,23 +4924,111 @@
             </w:tcBorders>
           </w:tcPr>
           <w:p>
-            <w:r>
-              <w:t>O</w:t>
-            </w:r>
-            <w:r>
-              <w:rPr>
-                <w:rFonts w:hint="eastAsia"/>
-              </w:rPr>
-              <w:t>m</w:t>
-            </w:r>
-            <w:r>
-              <w:t xml:space="preserve"> agent</w:t>
-            </w:r>
-            <w:r>
-              <w:rPr>
-                <w:rFonts w:hint="eastAsia"/>
-              </w:rPr>
-              <w:t>继续执行</w:t>
+            <w:proofErr w:type="spellStart"/>
+            <w:r>
+              <w:t>S</w:t>
+            </w:r>
+            <w:r>
+              <w:t>equoia</w:t>
+            </w:r>
+            <w:r>
+              <w:t>DB</w:t>
+            </w:r>
+            <w:proofErr w:type="spellEnd"/>
+            <w:r>
+              <w:rPr>
+                <w:rFonts w:hint="eastAsia"/>
+              </w:rPr>
+              <w:t>通过</w:t>
+            </w:r>
+            <w:r>
+              <w:rPr>
+                <w:rFonts w:hint="eastAsia"/>
+              </w:rPr>
+              <w:t xml:space="preserve"> </w:t>
+            </w:r>
+            <w:proofErr w:type="spellStart"/>
+            <w:r>
+              <w:t>oma.startNodes</w:t>
+            </w:r>
+            <w:proofErr w:type="spellEnd"/>
+            <w:r>
+              <w:t xml:space="preserve"> </w:t>
+            </w:r>
+            <w:r>
+              <w:rPr>
+                <w:rFonts w:hint="eastAsia"/>
+              </w:rPr>
+              <w:t>和</w:t>
+            </w:r>
+            <w:r>
+              <w:rPr>
+                <w:rFonts w:hint="eastAsia"/>
+              </w:rPr>
+              <w:t xml:space="preserve"> </w:t>
+            </w:r>
+            <w:proofErr w:type="spellStart"/>
+            <w:r>
+              <w:t>oma.stopNodes</w:t>
+            </w:r>
+            <w:proofErr w:type="spellEnd"/>
+            <w:r>
+              <w:t xml:space="preserve"> </w:t>
+            </w:r>
+            <w:r>
+              <w:rPr>
+                <w:rFonts w:hint="eastAsia"/>
+              </w:rPr>
+              <w:t>实现</w:t>
+            </w:r>
+          </w:p>
+          <w:p/>
+          <w:p>
+            <w:pPr>
+              <w:rPr>
+                <w:rFonts w:hint="eastAsia"/>
+              </w:rPr>
+            </w:pPr>
+            <w:r>
+              <w:t>P</w:t>
+            </w:r>
+            <w:r>
+              <w:t>ostgre</w:t>
+            </w:r>
+            <w:r>
+              <w:t>SQL</w:t>
+            </w:r>
+            <w:r>
+              <w:rPr>
+                <w:rFonts w:hint="eastAsia"/>
+              </w:rPr>
+              <w:t>通过</w:t>
+            </w:r>
+            <w:proofErr w:type="spellStart"/>
+            <w:r>
+              <w:rPr>
+                <w:rFonts w:hint="eastAsia"/>
+              </w:rPr>
+              <w:t>s</w:t>
+            </w:r>
+            <w:r>
+              <w:t>db_sql_ctl</w:t>
+            </w:r>
+            <w:proofErr w:type="spellEnd"/>
+            <w:r>
+              <w:rPr>
+                <w:rFonts w:hint="eastAsia"/>
+              </w:rPr>
+              <w:t>的</w:t>
+            </w:r>
+            <w:r>
+              <w:t>restart</w:t>
+            </w:r>
+            <w:r>
+              <w:rPr>
+                <w:rFonts w:hint="eastAsia"/>
+              </w:rPr>
+              <w:t>命令实现</w:t>
             </w:r>
           </w:p>
         </w:tc>
@@ -4051,11 +5044,7 @@
               <w:right w:val="single" w:sz="8" w:space="0" w:color="auto"/>
             </w:tcBorders>
           </w:tcPr>
-          <w:p>
-            <w:r>
-              <w:t>4</w:t>
-            </w:r>
-          </w:p>
+          <w:p/>
         </w:tc>
         <w:tc>
           <w:tcPr>
@@ -4067,17 +5056,7 @@
               <w:right w:val="single" w:sz="8" w:space="0" w:color="auto"/>
             </w:tcBorders>
           </w:tcPr>
-          <w:p>
-            <w:r>
-              <w:t>Om agent</w:t>
-            </w:r>
-            <w:r>
-              <w:rPr>
-                <w:rFonts w:hint="eastAsia"/>
-              </w:rPr>
-              <w:t>异常退出</w:t>
-            </w:r>
-          </w:p>
+          <w:p/>
         </w:tc>
         <w:tc>
           <w:tcPr>
@@ -4089,25 +5068,7 @@
               <w:right w:val="single" w:sz="8" w:space="0" w:color="auto"/>
             </w:tcBorders>
           </w:tcPr>
-          <w:p>
-            <w:r>
-              <w:t>Om agent</w:t>
-            </w:r>
-            <w:r>
-              <w:rPr>
-                <w:rFonts w:hint="eastAsia"/>
-              </w:rPr>
-              <w:t>重新启动，再做一次重</w:t>
-            </w:r>
-            <w:proofErr w:type="gramStart"/>
-            <w:r>
-              <w:rPr>
-                <w:rFonts w:hint="eastAsia"/>
-              </w:rPr>
-              <w:t>启操作</w:t>
-            </w:r>
-            <w:proofErr w:type="gramEnd"/>
-          </w:p>
+          <w:p/>
         </w:tc>
       </w:tr>
       <w:tr>
@@ -4121,14 +5082,7 @@
               <w:right w:val="single" w:sz="8" w:space="0" w:color="auto"/>
             </w:tcBorders>
           </w:tcPr>
-          <w:p>
-            <w:r>
-              <w:rPr>
-                <w:rFonts w:hint="eastAsia"/>
-              </w:rPr>
-              <w:t>5</w:t>
-            </w:r>
-          </w:p>
+          <w:p/>
         </w:tc>
         <w:tc>
           <w:tcPr>
@@ -4140,22 +5094,7 @@
               <w:right w:val="single" w:sz="8" w:space="0" w:color="auto"/>
             </w:tcBorders>
           </w:tcPr>
-          <w:p>
-            <w:r>
-              <w:rPr>
-                <w:rFonts w:hint="eastAsia"/>
-              </w:rPr>
-              <w:t>节点重</w:t>
-            </w:r>
-            <w:proofErr w:type="gramStart"/>
-            <w:r>
-              <w:rPr>
-                <w:rFonts w:hint="eastAsia"/>
-              </w:rPr>
-              <w:t>启失败</w:t>
-            </w:r>
-            <w:proofErr w:type="gramEnd"/>
-          </w:p>
+          <w:p/>
         </w:tc>
         <w:tc>
           <w:tcPr>
@@ -4167,22 +5106,7 @@
               <w:right w:val="single" w:sz="8" w:space="0" w:color="auto"/>
             </w:tcBorders>
           </w:tcPr>
-          <w:p>
-            <w:proofErr w:type="gramStart"/>
-            <w:r>
-              <w:rPr>
-                <w:rFonts w:hint="eastAsia"/>
-              </w:rPr>
-              <w:t>前端报</w:t>
-            </w:r>
-            <w:proofErr w:type="gramEnd"/>
-            <w:r>
-              <w:rPr>
-                <w:rFonts w:hint="eastAsia"/>
-              </w:rPr>
-              <w:t>错</w:t>
-            </w:r>
-          </w:p>
+          <w:p/>
         </w:tc>
       </w:tr>
     </w:tbl>
@@ -4352,6 +5276,7 @@
     </w:tbl>
     <w:p>
       <w:r>
+        <w:lastRenderedPageBreak/>
         <w:t> </w:t>
       </w:r>
     </w:p>
@@ -4590,11 +5515,7 @@
               <w:t xml:space="preserve">DB2 </w:t>
             </w:r>
             <w:r>
-              <w:t>数据</w:t>
-            </w:r>
-            <w:r>
-              <w:lastRenderedPageBreak/>
-              <w:t>源和表</w:t>
+              <w:t>数据源和表</w:t>
             </w:r>
             <w:r>
               <w:t>,</w:t>
@@ -4628,18 +5549,13 @@
               </w:numPr>
             </w:pPr>
             <w:r>
-              <w:lastRenderedPageBreak/>
               <w:t>添加</w:t>
             </w:r>
             <w:r>
               <w:t xml:space="preserve">DB2 </w:t>
             </w:r>
             <w:r>
-              <w:t>数据</w:t>
-            </w:r>
-            <w:r>
-              <w:lastRenderedPageBreak/>
-              <w:t>源</w:t>
+              <w:t>数据源</w:t>
             </w:r>
           </w:p>
           <w:p>
@@ -4669,12 +5585,7 @@
           </w:tcPr>
           <w:p>
             <w:r>
-              <w:lastRenderedPageBreak/>
-              <w:t>查询结果与预期</w:t>
-            </w:r>
-            <w:r>
-              <w:lastRenderedPageBreak/>
-              <w:t>相同</w:t>
+              <w:t>查询结果与预期相同</w:t>
             </w:r>
           </w:p>
         </w:tc>
@@ -4692,7 +5603,6 @@
           </w:tcPr>
           <w:p>
             <w:r>
-              <w:lastRenderedPageBreak/>
               <w:t> </w:t>
             </w:r>
           </w:p>
@@ -5361,6 +6271,11 @@
     </w:p>
     <w:p/>
     <w:p>
+      <w:pPr>
+        <w:rPr>
+          <w:rFonts w:hint="eastAsia"/>
+        </w:rPr>
+      </w:pPr>
       <w:r>
         <w:rPr>
           <w:rFonts w:hint="eastAsia"/>
@@ -5429,13 +6344,8 @@
     </w:p>
     <w:p>
       <w:r>
-        <w:t xml:space="preserve">OM agent-&gt;+Business: </w:t>
-      </w:r>
-      <w:proofErr w:type="spellStart"/>
-      <w:r>
-        <w:t>updateConf</w:t>
-      </w:r>
-      <w:proofErr w:type="spellEnd"/>
+        <w:t>OM agent-&gt;+Business: modify config</w:t>
+      </w:r>
     </w:p>
     <w:p>
       <w:r>
@@ -5449,11 +6359,54 @@
     </w:p>
     <w:p>
       <w:r>
-        <w:t>OM svc-&gt;OM svc: sync business config</w:t>
-      </w:r>
-    </w:p>
-    <w:p>
-      <w:r>
+        <w:t>OM svc--&gt;&gt;-web: return result</w:t>
+      </w:r>
+    </w:p>
+    <w:p/>
+    <w:p>
+      <w:pPr>
+        <w:rPr>
+          <w:rFonts w:hint="eastAsia"/>
+        </w:rPr>
+      </w:pPr>
+    </w:p>
+    <w:p>
+      <w:pPr>
+        <w:rPr>
+          <w:rFonts w:hint="eastAsia"/>
+        </w:rPr>
+      </w:pPr>
+      <w:r>
+        <w:rPr>
+          <w:rFonts w:hint="eastAsia"/>
+        </w:rPr>
+        <w:t xml:space="preserve">title </w:t>
+      </w:r>
+      <w:r>
+        <w:rPr>
+          <w:rFonts w:hint="eastAsia"/>
+        </w:rPr>
+        <w:t>重启业务</w:t>
+      </w:r>
+    </w:p>
+    <w:p>
+      <w:r>
+        <w:t>web-&gt;&gt;+OM svc: restart business</w:t>
+      </w:r>
+    </w:p>
+    <w:p>
+      <w:r>
+        <w:t xml:space="preserve">OM svc-&gt;OM svc: check business is not </w:t>
+      </w:r>
+      <w:proofErr w:type="gramStart"/>
+      <w:r>
+        <w:t>exist</w:t>
+      </w:r>
+      <w:proofErr w:type="gramEnd"/>
+    </w:p>
+    <w:p>
+      <w:r>
+        <w:lastRenderedPageBreak/>
         <w:t>activate OM svc</w:t>
       </w:r>
     </w:p>
@@ -5464,31 +6417,6 @@
     </w:p>
     <w:p>
       <w:r>
-        <w:t>OM svc--&gt;&gt;-web: return result</w:t>
-      </w:r>
-    </w:p>
-    <w:p/>
-    <w:p>
-      <w:r>
-        <w:rPr>
-          <w:rFonts w:hint="eastAsia"/>
-        </w:rPr>
-        <w:t xml:space="preserve">title </w:t>
-      </w:r>
-      <w:r>
-        <w:rPr>
-          <w:rFonts w:hint="eastAsia"/>
-        </w:rPr>
-        <w:t>重启业务</w:t>
-      </w:r>
-    </w:p>
-    <w:p>
-      <w:r>
-        <w:t>web-&gt;&gt;+OM svc: restart business</w:t>
-      </w:r>
-    </w:p>
-    <w:p>
-      <w:r>
         <w:t xml:space="preserve">OM svc-&gt;OM svc: check business is not </w:t>
       </w:r>
       <w:proofErr w:type="gramStart"/>
@@ -5496,6 +6424,9 @@
         <w:t>exist</w:t>
       </w:r>
       <w:proofErr w:type="gramEnd"/>
+      <w:r>
+        <w:t xml:space="preserve"> task</w:t>
+      </w:r>
     </w:p>
     <w:p>
       <w:r>
@@ -5509,41 +6440,17 @@
     </w:p>
     <w:p>
       <w:r>
-        <w:t xml:space="preserve">OM svc-&gt;OM svc: check business is not </w:t>
-      </w:r>
-      <w:proofErr w:type="gramStart"/>
-      <w:r>
-        <w:t>exist</w:t>
-      </w:r>
-      <w:proofErr w:type="gramEnd"/>
-      <w:r>
-        <w:t xml:space="preserve"> task</w:t>
-      </w:r>
-    </w:p>
-    <w:p>
-      <w:r>
-        <w:t>activate OM svc</w:t>
-      </w:r>
-    </w:p>
-    <w:p>
-      <w:r>
-        <w:t>deactivate OM svc</w:t>
-      </w:r>
-    </w:p>
-    <w:p>
-      <w:r>
         <w:t>OM svc-&gt;+OM agent: restart business</w:t>
       </w:r>
     </w:p>
     <w:p>
       <w:r>
-        <w:t>OM agent-&gt;Business: stop business</w:t>
-      </w:r>
-    </w:p>
-    <w:p>
-      <w:r>
-        <w:lastRenderedPageBreak/>
-        <w:t>OM agent-&gt;Business: start business</w:t>
+        <w:t>OM agent-&gt;+Business: restart business</w:t>
+      </w:r>
+    </w:p>
+    <w:p>
+      <w:r>
+        <w:t>Business--&gt;-OM agent: return result</w:t>
       </w:r>
     </w:p>
     <w:p>
@@ -5606,6 +6513,718 @@
 <file path=word/numbering.xml><?xml version="1.0" encoding="utf-8"?>
 <w:numbering xmlns:wpc="http://schemas.microsoft.com/office/word/2010/wordprocessingCanvas" xmlns:cx="http://schemas.microsoft.com/office/drawing/2014/chartex" xmlns:cx1="http://schemas.microsoft.com/office/drawing/2015/9/8/chartex" xmlns:cx2="http://schemas.microsoft.com/office/drawing/2015/10/21/chartex" xmlns:cx3="http://schemas.microsoft.com/office/drawing/2016/5/9/chartex" xmlns:cx4="http://schemas.microsoft.com/office/drawing/2016/5/10/chartex" xmlns:cx5="http://schemas.microsoft.com/office/drawing/2016/5/11/chartex" xmlns:cx6="http://schemas.microsoft.com/office/drawing/2016/5/12/chartex" xmlns:cx7="http://schemas.microsoft.com/office/drawing/2016/5/13/chartex" xmlns:cx8="http://schemas.microsoft.com/office/drawing/2016/5/14/chartex" xmlns:mc="http://schemas.openxmlformats.org/markup-compatibility/2006" xmlns:aink="http://schemas.microsoft.com/office/drawing/2016/ink" xmlns:am3d="http://schemas.microsoft.com/office/drawing/2017/model3d" xmlns:o="urn:schemas-microsoft-com:office:office" xmlns:r="http://schemas.openxmlformats.org/officeDocument/2006/relationships" xmlns:m="http://schemas.openxmlformats.org/officeDocument/2006/math" xmlns:v="urn:schemas-microsoft-com:vml" xmlns:wp14="http://schemas.microsoft.com/office/word/2010/wordprocessingDrawing" xmlns:wp="http://schemas.openxmlformats.org/drawingml/2006/wordprocessingDrawing" xmlns:w10="urn:schemas-microsoft-com:office:word" xmlns:w="http://schemas.openxmlformats.org/wordprocessingml/2006/main" xmlns:w14="http://schemas.microsoft.com/office/word/2010/wordml" xmlns:w15="http://schemas.microsoft.com/office/word/2012/wordml" xmlns:w16cid="http://schemas.microsoft.com/office/word/2016/wordml/cid" xmlns:w16se="http://schemas.microsoft.com/office/word/2015/wordml/symex" xmlns:wpg="http://schemas.microsoft.com/office/word/2010/wordprocessingGroup" xmlns:wpi="http://schemas.microsoft.com/office/word/2010/wordprocessingInk" xmlns:wne="http://schemas.microsoft.com/office/word/2006/wordml" xmlns:wps="http://schemas.microsoft.com/office/word/2010/wordprocessingShape" mc:Ignorable="w14 w15 w16se w16cid wp14">
   <w:abstractNum w:abstractNumId="0" w15:restartNumberingAfterBreak="0">
+    <w:nsid w:val="0A27378D"/>
+    <w:multiLevelType w:val="hybridMultilevel"/>
+    <w:tmpl w:val="C9EA98CE"/>
+    <w:lvl w:ilvl="0" w:tplc="58F28CF2">
+      <w:start w:val="1"/>
+      <w:numFmt w:val="decimal"/>
+      <w:lvlText w:val="%1."/>
+      <w:lvlJc w:val="left"/>
+      <w:pPr>
+        <w:ind w:left="360" w:hanging="360"/>
+      </w:pPr>
+      <w:rPr>
+        <w:rFonts w:hint="default"/>
+      </w:rPr>
+    </w:lvl>
+    <w:lvl w:ilvl="1" w:tplc="04090019" w:tentative="1">
+      <w:start w:val="1"/>
+      <w:numFmt w:val="lowerLetter"/>
+      <w:lvlText w:val="%2)"/>
+      <w:lvlJc w:val="left"/>
+      <w:pPr>
+        <w:ind w:left="840" w:hanging="420"/>
+      </w:pPr>
+    </w:lvl>
+    <w:lvl w:ilvl="2" w:tplc="0409001B" w:tentative="1">
+      <w:start w:val="1"/>
+      <w:numFmt w:val="lowerRoman"/>
+      <w:lvlText w:val="%3."/>
+      <w:lvlJc w:val="right"/>
+      <w:pPr>
+        <w:ind w:left="1260" w:hanging="420"/>
+      </w:pPr>
+    </w:lvl>
+    <w:lvl w:ilvl="3" w:tplc="0409000F" w:tentative="1">
+      <w:start w:val="1"/>
+      <w:numFmt w:val="decimal"/>
+      <w:lvlText w:val="%4."/>
+      <w:lvlJc w:val="left"/>
+      <w:pPr>
+        <w:ind w:left="1680" w:hanging="420"/>
+      </w:pPr>
+    </w:lvl>
+    <w:lvl w:ilvl="4" w:tplc="04090019" w:tentative="1">
+      <w:start w:val="1"/>
+      <w:numFmt w:val="lowerLetter"/>
+      <w:lvlText w:val="%5)"/>
+      <w:lvlJc w:val="left"/>
+      <w:pPr>
+        <w:ind w:left="2100" w:hanging="420"/>
+      </w:pPr>
+    </w:lvl>
+    <w:lvl w:ilvl="5" w:tplc="0409001B" w:tentative="1">
+      <w:start w:val="1"/>
+      <w:numFmt w:val="lowerRoman"/>
+      <w:lvlText w:val="%6."/>
+      <w:lvlJc w:val="right"/>
+      <w:pPr>
+        <w:ind w:left="2520" w:hanging="420"/>
+      </w:pPr>
+    </w:lvl>
+    <w:lvl w:ilvl="6" w:tplc="0409000F" w:tentative="1">
+      <w:start w:val="1"/>
+      <w:numFmt w:val="decimal"/>
+      <w:lvlText w:val="%7."/>
+      <w:lvlJc w:val="left"/>
+      <w:pPr>
+        <w:ind w:left="2940" w:hanging="420"/>
+      </w:pPr>
+    </w:lvl>
+    <w:lvl w:ilvl="7" w:tplc="04090019" w:tentative="1">
+      <w:start w:val="1"/>
+      <w:numFmt w:val="lowerLetter"/>
+      <w:lvlText w:val="%8)"/>
+      <w:lvlJc w:val="left"/>
+      <w:pPr>
+        <w:ind w:left="3360" w:hanging="420"/>
+      </w:pPr>
+    </w:lvl>
+    <w:lvl w:ilvl="8" w:tplc="0409001B" w:tentative="1">
+      <w:start w:val="1"/>
+      <w:numFmt w:val="lowerRoman"/>
+      <w:lvlText w:val="%9."/>
+      <w:lvlJc w:val="right"/>
+      <w:pPr>
+        <w:ind w:left="3780" w:hanging="420"/>
+      </w:pPr>
+    </w:lvl>
+  </w:abstractNum>
+  <w:abstractNum w:abstractNumId="1" w15:restartNumberingAfterBreak="0">
+    <w:nsid w:val="1D660144"/>
+    <w:multiLevelType w:val="hybridMultilevel"/>
+    <w:tmpl w:val="5EAECAC2"/>
+    <w:lvl w:ilvl="0" w:tplc="89C6100E">
+      <w:start w:val="1"/>
+      <w:numFmt w:val="decimal"/>
+      <w:lvlText w:val="%1."/>
+      <w:lvlJc w:val="left"/>
+      <w:pPr>
+        <w:ind w:left="360" w:hanging="360"/>
+      </w:pPr>
+      <w:rPr>
+        <w:rFonts w:hint="default"/>
+      </w:rPr>
+    </w:lvl>
+    <w:lvl w:ilvl="1" w:tplc="04090019" w:tentative="1">
+      <w:start w:val="1"/>
+      <w:numFmt w:val="lowerLetter"/>
+      <w:lvlText w:val="%2)"/>
+      <w:lvlJc w:val="left"/>
+      <w:pPr>
+        <w:ind w:left="840" w:hanging="420"/>
+      </w:pPr>
+    </w:lvl>
+    <w:lvl w:ilvl="2" w:tplc="0409001B" w:tentative="1">
+      <w:start w:val="1"/>
+      <w:numFmt w:val="lowerRoman"/>
+      <w:lvlText w:val="%3."/>
+      <w:lvlJc w:val="right"/>
+      <w:pPr>
+        <w:ind w:left="1260" w:hanging="420"/>
+      </w:pPr>
+    </w:lvl>
+    <w:lvl w:ilvl="3" w:tplc="0409000F" w:tentative="1">
+      <w:start w:val="1"/>
+      <w:numFmt w:val="decimal"/>
+      <w:lvlText w:val="%4."/>
+      <w:lvlJc w:val="left"/>
+      <w:pPr>
+        <w:ind w:left="1680" w:hanging="420"/>
+      </w:pPr>
+    </w:lvl>
+    <w:lvl w:ilvl="4" w:tplc="04090019" w:tentative="1">
+      <w:start w:val="1"/>
+      <w:numFmt w:val="lowerLetter"/>
+      <w:lvlText w:val="%5)"/>
+      <w:lvlJc w:val="left"/>
+      <w:pPr>
+        <w:ind w:left="2100" w:hanging="420"/>
+      </w:pPr>
+    </w:lvl>
+    <w:lvl w:ilvl="5" w:tplc="0409001B" w:tentative="1">
+      <w:start w:val="1"/>
+      <w:numFmt w:val="lowerRoman"/>
+      <w:lvlText w:val="%6."/>
+      <w:lvlJc w:val="right"/>
+      <w:pPr>
+        <w:ind w:left="2520" w:hanging="420"/>
+      </w:pPr>
+    </w:lvl>
+    <w:lvl w:ilvl="6" w:tplc="0409000F" w:tentative="1">
+      <w:start w:val="1"/>
+      <w:numFmt w:val="decimal"/>
+      <w:lvlText w:val="%7."/>
+      <w:lvlJc w:val="left"/>
+      <w:pPr>
+        <w:ind w:left="2940" w:hanging="420"/>
+      </w:pPr>
+    </w:lvl>
+    <w:lvl w:ilvl="7" w:tplc="04090019" w:tentative="1">
+      <w:start w:val="1"/>
+      <w:numFmt w:val="lowerLetter"/>
+      <w:lvlText w:val="%8)"/>
+      <w:lvlJc w:val="left"/>
+      <w:pPr>
+        <w:ind w:left="3360" w:hanging="420"/>
+      </w:pPr>
+    </w:lvl>
+    <w:lvl w:ilvl="8" w:tplc="0409001B" w:tentative="1">
+      <w:start w:val="1"/>
+      <w:numFmt w:val="lowerRoman"/>
+      <w:lvlText w:val="%9."/>
+      <w:lvlJc w:val="right"/>
+      <w:pPr>
+        <w:ind w:left="3780" w:hanging="420"/>
+      </w:pPr>
+    </w:lvl>
+  </w:abstractNum>
+  <w:abstractNum w:abstractNumId="2" w15:restartNumberingAfterBreak="0">
+    <w:nsid w:val="2206753D"/>
+    <w:multiLevelType w:val="hybridMultilevel"/>
+    <w:tmpl w:val="DEDC25AC"/>
+    <w:lvl w:ilvl="0" w:tplc="B76661BC">
+      <w:start w:val="1"/>
+      <w:numFmt w:val="decimal"/>
+      <w:lvlText w:val="%1."/>
+      <w:lvlJc w:val="left"/>
+      <w:pPr>
+        <w:ind w:left="360" w:hanging="360"/>
+      </w:pPr>
+      <w:rPr>
+        <w:rFonts w:hint="default"/>
+      </w:rPr>
+    </w:lvl>
+    <w:lvl w:ilvl="1" w:tplc="04090019" w:tentative="1">
+      <w:start w:val="1"/>
+      <w:numFmt w:val="lowerLetter"/>
+      <w:lvlText w:val="%2)"/>
+      <w:lvlJc w:val="left"/>
+      <w:pPr>
+        <w:ind w:left="840" w:hanging="420"/>
+      </w:pPr>
+    </w:lvl>
+    <w:lvl w:ilvl="2" w:tplc="0409001B" w:tentative="1">
+      <w:start w:val="1"/>
+      <w:numFmt w:val="lowerRoman"/>
+      <w:lvlText w:val="%3."/>
+      <w:lvlJc w:val="right"/>
+      <w:pPr>
+        <w:ind w:left="1260" w:hanging="420"/>
+      </w:pPr>
+    </w:lvl>
+    <w:lvl w:ilvl="3" w:tplc="0409000F" w:tentative="1">
+      <w:start w:val="1"/>
+      <w:numFmt w:val="decimal"/>
+      <w:lvlText w:val="%4."/>
+      <w:lvlJc w:val="left"/>
+      <w:pPr>
+        <w:ind w:left="1680" w:hanging="420"/>
+      </w:pPr>
+    </w:lvl>
+    <w:lvl w:ilvl="4" w:tplc="04090019" w:tentative="1">
+      <w:start w:val="1"/>
+      <w:numFmt w:val="lowerLetter"/>
+      <w:lvlText w:val="%5)"/>
+      <w:lvlJc w:val="left"/>
+      <w:pPr>
+        <w:ind w:left="2100" w:hanging="420"/>
+      </w:pPr>
+    </w:lvl>
+    <w:lvl w:ilvl="5" w:tplc="0409001B" w:tentative="1">
+      <w:start w:val="1"/>
+      <w:numFmt w:val="lowerRoman"/>
+      <w:lvlText w:val="%6."/>
+      <w:lvlJc w:val="right"/>
+      <w:pPr>
+        <w:ind w:left="2520" w:hanging="420"/>
+      </w:pPr>
+    </w:lvl>
+    <w:lvl w:ilvl="6" w:tplc="0409000F" w:tentative="1">
+      <w:start w:val="1"/>
+      <w:numFmt w:val="decimal"/>
+      <w:lvlText w:val="%7."/>
+      <w:lvlJc w:val="left"/>
+      <w:pPr>
+        <w:ind w:left="2940" w:hanging="420"/>
+      </w:pPr>
+    </w:lvl>
+    <w:lvl w:ilvl="7" w:tplc="04090019" w:tentative="1">
+      <w:start w:val="1"/>
+      <w:numFmt w:val="lowerLetter"/>
+      <w:lvlText w:val="%8)"/>
+      <w:lvlJc w:val="left"/>
+      <w:pPr>
+        <w:ind w:left="3360" w:hanging="420"/>
+      </w:pPr>
+    </w:lvl>
+    <w:lvl w:ilvl="8" w:tplc="0409001B" w:tentative="1">
+      <w:start w:val="1"/>
+      <w:numFmt w:val="lowerRoman"/>
+      <w:lvlText w:val="%9."/>
+      <w:lvlJc w:val="right"/>
+      <w:pPr>
+        <w:ind w:left="3780" w:hanging="420"/>
+      </w:pPr>
+    </w:lvl>
+  </w:abstractNum>
+  <w:abstractNum w:abstractNumId="3" w15:restartNumberingAfterBreak="0">
+    <w:nsid w:val="2BD07F5B"/>
+    <w:multiLevelType w:val="hybridMultilevel"/>
+    <w:tmpl w:val="266416FE"/>
+    <w:lvl w:ilvl="0" w:tplc="398AB3B8">
+      <w:start w:val="1"/>
+      <w:numFmt w:val="decimal"/>
+      <w:lvlText w:val="%1."/>
+      <w:lvlJc w:val="left"/>
+      <w:pPr>
+        <w:ind w:left="360" w:hanging="360"/>
+      </w:pPr>
+      <w:rPr>
+        <w:rFonts w:hint="default"/>
+      </w:rPr>
+    </w:lvl>
+    <w:lvl w:ilvl="1" w:tplc="04090019" w:tentative="1">
+      <w:start w:val="1"/>
+      <w:numFmt w:val="lowerLetter"/>
+      <w:lvlText w:val="%2)"/>
+      <w:lvlJc w:val="left"/>
+      <w:pPr>
+        <w:ind w:left="840" w:hanging="420"/>
+      </w:pPr>
+    </w:lvl>
+    <w:lvl w:ilvl="2" w:tplc="0409001B" w:tentative="1">
+      <w:start w:val="1"/>
+      <w:numFmt w:val="lowerRoman"/>
+      <w:lvlText w:val="%3."/>
+      <w:lvlJc w:val="right"/>
+      <w:pPr>
+        <w:ind w:left="1260" w:hanging="420"/>
+      </w:pPr>
+    </w:lvl>
+    <w:lvl w:ilvl="3" w:tplc="0409000F" w:tentative="1">
+      <w:start w:val="1"/>
+      <w:numFmt w:val="decimal"/>
+      <w:lvlText w:val="%4."/>
+      <w:lvlJc w:val="left"/>
+      <w:pPr>
+        <w:ind w:left="1680" w:hanging="420"/>
+      </w:pPr>
+    </w:lvl>
+    <w:lvl w:ilvl="4" w:tplc="04090019" w:tentative="1">
+      <w:start w:val="1"/>
+      <w:numFmt w:val="lowerLetter"/>
+      <w:lvlText w:val="%5)"/>
+      <w:lvlJc w:val="left"/>
+      <w:pPr>
+        <w:ind w:left="2100" w:hanging="420"/>
+      </w:pPr>
+    </w:lvl>
+    <w:lvl w:ilvl="5" w:tplc="0409001B" w:tentative="1">
+      <w:start w:val="1"/>
+      <w:numFmt w:val="lowerRoman"/>
+      <w:lvlText w:val="%6."/>
+      <w:lvlJc w:val="right"/>
+      <w:pPr>
+        <w:ind w:left="2520" w:hanging="420"/>
+      </w:pPr>
+    </w:lvl>
+    <w:lvl w:ilvl="6" w:tplc="0409000F" w:tentative="1">
+      <w:start w:val="1"/>
+      <w:numFmt w:val="decimal"/>
+      <w:lvlText w:val="%7."/>
+      <w:lvlJc w:val="left"/>
+      <w:pPr>
+        <w:ind w:left="2940" w:hanging="420"/>
+      </w:pPr>
+    </w:lvl>
+    <w:lvl w:ilvl="7" w:tplc="04090019" w:tentative="1">
+      <w:start w:val="1"/>
+      <w:numFmt w:val="lowerLetter"/>
+      <w:lvlText w:val="%8)"/>
+      <w:lvlJc w:val="left"/>
+      <w:pPr>
+        <w:ind w:left="3360" w:hanging="420"/>
+      </w:pPr>
+    </w:lvl>
+    <w:lvl w:ilvl="8" w:tplc="0409001B" w:tentative="1">
+      <w:start w:val="1"/>
+      <w:numFmt w:val="lowerRoman"/>
+      <w:lvlText w:val="%9."/>
+      <w:lvlJc w:val="right"/>
+      <w:pPr>
+        <w:ind w:left="3780" w:hanging="420"/>
+      </w:pPr>
+    </w:lvl>
+  </w:abstractNum>
+  <w:abstractNum w:abstractNumId="4" w15:restartNumberingAfterBreak="0">
+    <w:nsid w:val="2E8D1479"/>
+    <w:multiLevelType w:val="hybridMultilevel"/>
+    <w:tmpl w:val="07AC9C50"/>
+    <w:lvl w:ilvl="0" w:tplc="B994ECDA">
+      <w:start w:val="1"/>
+      <w:numFmt w:val="decimal"/>
+      <w:lvlText w:val="%1."/>
+      <w:lvlJc w:val="left"/>
+      <w:pPr>
+        <w:ind w:left="360" w:hanging="360"/>
+      </w:pPr>
+      <w:rPr>
+        <w:rFonts w:hint="default"/>
+      </w:rPr>
+    </w:lvl>
+    <w:lvl w:ilvl="1" w:tplc="04090019" w:tentative="1">
+      <w:start w:val="1"/>
+      <w:numFmt w:val="lowerLetter"/>
+      <w:lvlText w:val="%2)"/>
+      <w:lvlJc w:val="left"/>
+      <w:pPr>
+        <w:ind w:left="840" w:hanging="420"/>
+      </w:pPr>
+    </w:lvl>
+    <w:lvl w:ilvl="2" w:tplc="0409001B" w:tentative="1">
+      <w:start w:val="1"/>
+      <w:numFmt w:val="lowerRoman"/>
+      <w:lvlText w:val="%3."/>
+      <w:lvlJc w:val="right"/>
+      <w:pPr>
+        <w:ind w:left="1260" w:hanging="420"/>
+      </w:pPr>
+    </w:lvl>
+    <w:lvl w:ilvl="3" w:tplc="0409000F" w:tentative="1">
+      <w:start w:val="1"/>
+      <w:numFmt w:val="decimal"/>
+      <w:lvlText w:val="%4."/>
+      <w:lvlJc w:val="left"/>
+      <w:pPr>
+        <w:ind w:left="1680" w:hanging="420"/>
+      </w:pPr>
+    </w:lvl>
+    <w:lvl w:ilvl="4" w:tplc="04090019" w:tentative="1">
+      <w:start w:val="1"/>
+      <w:numFmt w:val="lowerLetter"/>
+      <w:lvlText w:val="%5)"/>
+      <w:lvlJc w:val="left"/>
+      <w:pPr>
+        <w:ind w:left="2100" w:hanging="420"/>
+      </w:pPr>
+    </w:lvl>
+    <w:lvl w:ilvl="5" w:tplc="0409001B" w:tentative="1">
+      <w:start w:val="1"/>
+      <w:numFmt w:val="lowerRoman"/>
+      <w:lvlText w:val="%6."/>
+      <w:lvlJc w:val="right"/>
+      <w:pPr>
+        <w:ind w:left="2520" w:hanging="420"/>
+      </w:pPr>
+    </w:lvl>
+    <w:lvl w:ilvl="6" w:tplc="0409000F" w:tentative="1">
+      <w:start w:val="1"/>
+      <w:numFmt w:val="decimal"/>
+      <w:lvlText w:val="%7."/>
+      <w:lvlJc w:val="left"/>
+      <w:pPr>
+        <w:ind w:left="2940" w:hanging="420"/>
+      </w:pPr>
+    </w:lvl>
+    <w:lvl w:ilvl="7" w:tplc="04090019" w:tentative="1">
+      <w:start w:val="1"/>
+      <w:numFmt w:val="lowerLetter"/>
+      <w:lvlText w:val="%8)"/>
+      <w:lvlJc w:val="left"/>
+      <w:pPr>
+        <w:ind w:left="3360" w:hanging="420"/>
+      </w:pPr>
+    </w:lvl>
+    <w:lvl w:ilvl="8" w:tplc="0409001B" w:tentative="1">
+      <w:start w:val="1"/>
+      <w:numFmt w:val="lowerRoman"/>
+      <w:lvlText w:val="%9."/>
+      <w:lvlJc w:val="right"/>
+      <w:pPr>
+        <w:ind w:left="3780" w:hanging="420"/>
+      </w:pPr>
+    </w:lvl>
+  </w:abstractNum>
+  <w:abstractNum w:abstractNumId="5" w15:restartNumberingAfterBreak="0">
+    <w:nsid w:val="32356183"/>
+    <w:multiLevelType w:val="hybridMultilevel"/>
+    <w:tmpl w:val="B44C4A4A"/>
+    <w:lvl w:ilvl="0" w:tplc="41EEBBDE">
+      <w:start w:val="1"/>
+      <w:numFmt w:val="decimal"/>
+      <w:lvlText w:val="%1."/>
+      <w:lvlJc w:val="left"/>
+      <w:pPr>
+        <w:ind w:left="360" w:hanging="360"/>
+      </w:pPr>
+      <w:rPr>
+        <w:rFonts w:hint="default"/>
+      </w:rPr>
+    </w:lvl>
+    <w:lvl w:ilvl="1" w:tplc="04090019" w:tentative="1">
+      <w:start w:val="1"/>
+      <w:numFmt w:val="lowerLetter"/>
+      <w:lvlText w:val="%2)"/>
+      <w:lvlJc w:val="left"/>
+      <w:pPr>
+        <w:ind w:left="840" w:hanging="420"/>
+      </w:pPr>
+    </w:lvl>
+    <w:lvl w:ilvl="2" w:tplc="0409001B" w:tentative="1">
+      <w:start w:val="1"/>
+      <w:numFmt w:val="lowerRoman"/>
+      <w:lvlText w:val="%3."/>
+      <w:lvlJc w:val="right"/>
+      <w:pPr>
+        <w:ind w:left="1260" w:hanging="420"/>
+      </w:pPr>
+    </w:lvl>
+    <w:lvl w:ilvl="3" w:tplc="0409000F" w:tentative="1">
+      <w:start w:val="1"/>
+      <w:numFmt w:val="decimal"/>
+      <w:lvlText w:val="%4."/>
+      <w:lvlJc w:val="left"/>
+      <w:pPr>
+        <w:ind w:left="1680" w:hanging="420"/>
+      </w:pPr>
+    </w:lvl>
+    <w:lvl w:ilvl="4" w:tplc="04090019" w:tentative="1">
+      <w:start w:val="1"/>
+      <w:numFmt w:val="lowerLetter"/>
+      <w:lvlText w:val="%5)"/>
+      <w:lvlJc w:val="left"/>
+      <w:pPr>
+        <w:ind w:left="2100" w:hanging="420"/>
+      </w:pPr>
+    </w:lvl>
+    <w:lvl w:ilvl="5" w:tplc="0409001B" w:tentative="1">
+      <w:start w:val="1"/>
+      <w:numFmt w:val="lowerRoman"/>
+      <w:lvlText w:val="%6."/>
+      <w:lvlJc w:val="right"/>
+      <w:pPr>
+        <w:ind w:left="2520" w:hanging="420"/>
+      </w:pPr>
+    </w:lvl>
+    <w:lvl w:ilvl="6" w:tplc="0409000F" w:tentative="1">
+      <w:start w:val="1"/>
+      <w:numFmt w:val="decimal"/>
+      <w:lvlText w:val="%7."/>
+      <w:lvlJc w:val="left"/>
+      <w:pPr>
+        <w:ind w:left="2940" w:hanging="420"/>
+      </w:pPr>
+    </w:lvl>
+    <w:lvl w:ilvl="7" w:tplc="04090019" w:tentative="1">
+      <w:start w:val="1"/>
+      <w:numFmt w:val="lowerLetter"/>
+      <w:lvlText w:val="%8)"/>
+      <w:lvlJc w:val="left"/>
+      <w:pPr>
+        <w:ind w:left="3360" w:hanging="420"/>
+      </w:pPr>
+    </w:lvl>
+    <w:lvl w:ilvl="8" w:tplc="0409001B" w:tentative="1">
+      <w:start w:val="1"/>
+      <w:numFmt w:val="lowerRoman"/>
+      <w:lvlText w:val="%9."/>
+      <w:lvlJc w:val="right"/>
+      <w:pPr>
+        <w:ind w:left="3780" w:hanging="420"/>
+      </w:pPr>
+    </w:lvl>
+  </w:abstractNum>
+  <w:abstractNum w:abstractNumId="6" w15:restartNumberingAfterBreak="0">
+    <w:nsid w:val="3BB26E6F"/>
+    <w:multiLevelType w:val="hybridMultilevel"/>
+    <w:tmpl w:val="3AC87124"/>
+    <w:lvl w:ilvl="0" w:tplc="EC1A53F4">
+      <w:start w:val="1"/>
+      <w:numFmt w:val="decimal"/>
+      <w:lvlText w:val="%1."/>
+      <w:lvlJc w:val="left"/>
+      <w:pPr>
+        <w:ind w:left="360" w:hanging="360"/>
+      </w:pPr>
+      <w:rPr>
+        <w:rFonts w:hint="default"/>
+      </w:rPr>
+    </w:lvl>
+    <w:lvl w:ilvl="1" w:tplc="04090019" w:tentative="1">
+      <w:start w:val="1"/>
+      <w:numFmt w:val="lowerLetter"/>
+      <w:lvlText w:val="%2)"/>
+      <w:lvlJc w:val="left"/>
+      <w:pPr>
+        <w:ind w:left="840" w:hanging="420"/>
+      </w:pPr>
+    </w:lvl>
+    <w:lvl w:ilvl="2" w:tplc="0409001B" w:tentative="1">
+      <w:start w:val="1"/>
+      <w:numFmt w:val="lowerRoman"/>
+      <w:lvlText w:val="%3."/>
+      <w:lvlJc w:val="right"/>
+      <w:pPr>
+        <w:ind w:left="1260" w:hanging="420"/>
+      </w:pPr>
+    </w:lvl>
+    <w:lvl w:ilvl="3" w:tplc="0409000F" w:tentative="1">
+      <w:start w:val="1"/>
+      <w:numFmt w:val="decimal"/>
+      <w:lvlText w:val="%4."/>
+      <w:lvlJc w:val="left"/>
+      <w:pPr>
+        <w:ind w:left="1680" w:hanging="420"/>
+      </w:pPr>
+    </w:lvl>
+    <w:lvl w:ilvl="4" w:tplc="04090019" w:tentative="1">
+      <w:start w:val="1"/>
+      <w:numFmt w:val="lowerLetter"/>
+      <w:lvlText w:val="%5)"/>
+      <w:lvlJc w:val="left"/>
+      <w:pPr>
+        <w:ind w:left="2100" w:hanging="420"/>
+      </w:pPr>
+    </w:lvl>
+    <w:lvl w:ilvl="5" w:tplc="0409001B" w:tentative="1">
+      <w:start w:val="1"/>
+      <w:numFmt w:val="lowerRoman"/>
+      <w:lvlText w:val="%6."/>
+      <w:lvlJc w:val="right"/>
+      <w:pPr>
+        <w:ind w:left="2520" w:hanging="420"/>
+      </w:pPr>
+    </w:lvl>
+    <w:lvl w:ilvl="6" w:tplc="0409000F" w:tentative="1">
+      <w:start w:val="1"/>
+      <w:numFmt w:val="decimal"/>
+      <w:lvlText w:val="%7."/>
+      <w:lvlJc w:val="left"/>
+      <w:pPr>
+        <w:ind w:left="2940" w:hanging="420"/>
+      </w:pPr>
+    </w:lvl>
+    <w:lvl w:ilvl="7" w:tplc="04090019" w:tentative="1">
+      <w:start w:val="1"/>
+      <w:numFmt w:val="lowerLetter"/>
+      <w:lvlText w:val="%8)"/>
+      <w:lvlJc w:val="left"/>
+      <w:pPr>
+        <w:ind w:left="3360" w:hanging="420"/>
+      </w:pPr>
+    </w:lvl>
+    <w:lvl w:ilvl="8" w:tplc="0409001B" w:tentative="1">
+      <w:start w:val="1"/>
+      <w:numFmt w:val="lowerRoman"/>
+      <w:lvlText w:val="%9."/>
+      <w:lvlJc w:val="right"/>
+      <w:pPr>
+        <w:ind w:left="3780" w:hanging="420"/>
+      </w:pPr>
+    </w:lvl>
+  </w:abstractNum>
+  <w:abstractNum w:abstractNumId="7" w15:restartNumberingAfterBreak="0">
+    <w:nsid w:val="3CE9026D"/>
+    <w:multiLevelType w:val="hybridMultilevel"/>
+    <w:tmpl w:val="3F48F834"/>
+    <w:lvl w:ilvl="0" w:tplc="D4FC524A">
+      <w:start w:val="1"/>
+      <w:numFmt w:val="decimal"/>
+      <w:lvlText w:val="%1."/>
+      <w:lvlJc w:val="left"/>
+      <w:pPr>
+        <w:ind w:left="360" w:hanging="360"/>
+      </w:pPr>
+      <w:rPr>
+        <w:rFonts w:hint="default"/>
+      </w:rPr>
+    </w:lvl>
+    <w:lvl w:ilvl="1" w:tplc="04090019" w:tentative="1">
+      <w:start w:val="1"/>
+      <w:numFmt w:val="lowerLetter"/>
+      <w:lvlText w:val="%2)"/>
+      <w:lvlJc w:val="left"/>
+      <w:pPr>
+        <w:ind w:left="840" w:hanging="420"/>
+      </w:pPr>
+    </w:lvl>
+    <w:lvl w:ilvl="2" w:tplc="0409001B" w:tentative="1">
+      <w:start w:val="1"/>
+      <w:numFmt w:val="lowerRoman"/>
+      <w:lvlText w:val="%3."/>
+      <w:lvlJc w:val="right"/>
+      <w:pPr>
+        <w:ind w:left="1260" w:hanging="420"/>
+      </w:pPr>
+    </w:lvl>
+    <w:lvl w:ilvl="3" w:tplc="0409000F" w:tentative="1">
+      <w:start w:val="1"/>
+      <w:numFmt w:val="decimal"/>
+      <w:lvlText w:val="%4."/>
+      <w:lvlJc w:val="left"/>
+      <w:pPr>
+        <w:ind w:left="1680" w:hanging="420"/>
+      </w:pPr>
+    </w:lvl>
+    <w:lvl w:ilvl="4" w:tplc="04090019" w:tentative="1">
+      <w:start w:val="1"/>
+      <w:numFmt w:val="lowerLetter"/>
+      <w:lvlText w:val="%5)"/>
+      <w:lvlJc w:val="left"/>
+      <w:pPr>
+        <w:ind w:left="2100" w:hanging="420"/>
+      </w:pPr>
+    </w:lvl>
+    <w:lvl w:ilvl="5" w:tplc="0409001B" w:tentative="1">
+      <w:start w:val="1"/>
+      <w:numFmt w:val="lowerRoman"/>
+      <w:lvlText w:val="%6."/>
+      <w:lvlJc w:val="right"/>
+      <w:pPr>
+        <w:ind w:left="2520" w:hanging="420"/>
+      </w:pPr>
+    </w:lvl>
+    <w:lvl w:ilvl="6" w:tplc="0409000F" w:tentative="1">
+      <w:start w:val="1"/>
+      <w:numFmt w:val="decimal"/>
+      <w:lvlText w:val="%7."/>
+      <w:lvlJc w:val="left"/>
+      <w:pPr>
+        <w:ind w:left="2940" w:hanging="420"/>
+      </w:pPr>
+    </w:lvl>
+    <w:lvl w:ilvl="7" w:tplc="04090019" w:tentative="1">
+      <w:start w:val="1"/>
+      <w:numFmt w:val="lowerLetter"/>
+      <w:lvlText w:val="%8)"/>
+      <w:lvlJc w:val="left"/>
+      <w:pPr>
+        <w:ind w:left="3360" w:hanging="420"/>
+      </w:pPr>
+    </w:lvl>
+    <w:lvl w:ilvl="8" w:tplc="0409001B" w:tentative="1">
+      <w:start w:val="1"/>
+      <w:numFmt w:val="lowerRoman"/>
+      <w:lvlText w:val="%9."/>
+      <w:lvlJc w:val="right"/>
+      <w:pPr>
+        <w:ind w:left="3780" w:hanging="420"/>
+      </w:pPr>
+    </w:lvl>
+  </w:abstractNum>
+  <w:abstractNum w:abstractNumId="8" w15:restartNumberingAfterBreak="0">
     <w:nsid w:val="3D1D3588"/>
     <w:multiLevelType w:val="hybridMultilevel"/>
     <w:tmpl w:val="11E86D88"/>
@@ -5694,7 +7313,7 @@
       </w:pPr>
     </w:lvl>
   </w:abstractNum>
-  <w:abstractNum w:abstractNumId="1" w15:restartNumberingAfterBreak="0">
+  <w:abstractNum w:abstractNumId="9" w15:restartNumberingAfterBreak="0">
     <w:nsid w:val="426F626A"/>
     <w:multiLevelType w:val="hybridMultilevel"/>
     <w:tmpl w:val="0028705E"/>
@@ -5783,7 +7402,7 @@
       </w:pPr>
     </w:lvl>
   </w:abstractNum>
-  <w:abstractNum w:abstractNumId="2" w15:restartNumberingAfterBreak="0">
+  <w:abstractNum w:abstractNumId="10" w15:restartNumberingAfterBreak="0">
     <w:nsid w:val="4392AD53"/>
     <w:multiLevelType w:val="hybridMultilevel"/>
     <w:tmpl w:val="263C2DA4"/>
@@ -5923,14 +7542,314 @@
       </w:rPr>
     </w:lvl>
   </w:abstractNum>
+  <w:abstractNum w:abstractNumId="11" w15:restartNumberingAfterBreak="0">
+    <w:nsid w:val="578A22E2"/>
+    <w:multiLevelType w:val="hybridMultilevel"/>
+    <w:tmpl w:val="4BFEBF6A"/>
+    <w:lvl w:ilvl="0" w:tplc="89423770">
+      <w:start w:val="1"/>
+      <w:numFmt w:val="decimal"/>
+      <w:lvlText w:val="%1."/>
+      <w:lvlJc w:val="left"/>
+      <w:pPr>
+        <w:ind w:left="360" w:hanging="360"/>
+      </w:pPr>
+      <w:rPr>
+        <w:rFonts w:hint="default"/>
+      </w:rPr>
+    </w:lvl>
+    <w:lvl w:ilvl="1" w:tplc="04090019" w:tentative="1">
+      <w:start w:val="1"/>
+      <w:numFmt w:val="lowerLetter"/>
+      <w:lvlText w:val="%2)"/>
+      <w:lvlJc w:val="left"/>
+      <w:pPr>
+        <w:ind w:left="840" w:hanging="420"/>
+      </w:pPr>
+    </w:lvl>
+    <w:lvl w:ilvl="2" w:tplc="0409001B" w:tentative="1">
+      <w:start w:val="1"/>
+      <w:numFmt w:val="lowerRoman"/>
+      <w:lvlText w:val="%3."/>
+      <w:lvlJc w:val="right"/>
+      <w:pPr>
+        <w:ind w:left="1260" w:hanging="420"/>
+      </w:pPr>
+    </w:lvl>
+    <w:lvl w:ilvl="3" w:tplc="0409000F" w:tentative="1">
+      <w:start w:val="1"/>
+      <w:numFmt w:val="decimal"/>
+      <w:lvlText w:val="%4."/>
+      <w:lvlJc w:val="left"/>
+      <w:pPr>
+        <w:ind w:left="1680" w:hanging="420"/>
+      </w:pPr>
+    </w:lvl>
+    <w:lvl w:ilvl="4" w:tplc="04090019" w:tentative="1">
+      <w:start w:val="1"/>
+      <w:numFmt w:val="lowerLetter"/>
+      <w:lvlText w:val="%5)"/>
+      <w:lvlJc w:val="left"/>
+      <w:pPr>
+        <w:ind w:left="2100" w:hanging="420"/>
+      </w:pPr>
+    </w:lvl>
+    <w:lvl w:ilvl="5" w:tplc="0409001B" w:tentative="1">
+      <w:start w:val="1"/>
+      <w:numFmt w:val="lowerRoman"/>
+      <w:lvlText w:val="%6."/>
+      <w:lvlJc w:val="right"/>
+      <w:pPr>
+        <w:ind w:left="2520" w:hanging="420"/>
+      </w:pPr>
+    </w:lvl>
+    <w:lvl w:ilvl="6" w:tplc="0409000F" w:tentative="1">
+      <w:start w:val="1"/>
+      <w:numFmt w:val="decimal"/>
+      <w:lvlText w:val="%7."/>
+      <w:lvlJc w:val="left"/>
+      <w:pPr>
+        <w:ind w:left="2940" w:hanging="420"/>
+      </w:pPr>
+    </w:lvl>
+    <w:lvl w:ilvl="7" w:tplc="04090019" w:tentative="1">
+      <w:start w:val="1"/>
+      <w:numFmt w:val="lowerLetter"/>
+      <w:lvlText w:val="%8)"/>
+      <w:lvlJc w:val="left"/>
+      <w:pPr>
+        <w:ind w:left="3360" w:hanging="420"/>
+      </w:pPr>
+    </w:lvl>
+    <w:lvl w:ilvl="8" w:tplc="0409001B" w:tentative="1">
+      <w:start w:val="1"/>
+      <w:numFmt w:val="lowerRoman"/>
+      <w:lvlText w:val="%9."/>
+      <w:lvlJc w:val="right"/>
+      <w:pPr>
+        <w:ind w:left="3780" w:hanging="420"/>
+      </w:pPr>
+    </w:lvl>
+  </w:abstractNum>
+  <w:abstractNum w:abstractNumId="12" w15:restartNumberingAfterBreak="0">
+    <w:nsid w:val="5BCA11D1"/>
+    <w:multiLevelType w:val="hybridMultilevel"/>
+    <w:tmpl w:val="4C6E9312"/>
+    <w:lvl w:ilvl="0" w:tplc="90582134">
+      <w:start w:val="1"/>
+      <w:numFmt w:val="decimal"/>
+      <w:lvlText w:val="%1."/>
+      <w:lvlJc w:val="left"/>
+      <w:pPr>
+        <w:ind w:left="360" w:hanging="360"/>
+      </w:pPr>
+      <w:rPr>
+        <w:rFonts w:hint="default"/>
+      </w:rPr>
+    </w:lvl>
+    <w:lvl w:ilvl="1" w:tplc="04090019" w:tentative="1">
+      <w:start w:val="1"/>
+      <w:numFmt w:val="lowerLetter"/>
+      <w:lvlText w:val="%2)"/>
+      <w:lvlJc w:val="left"/>
+      <w:pPr>
+        <w:ind w:left="840" w:hanging="420"/>
+      </w:pPr>
+    </w:lvl>
+    <w:lvl w:ilvl="2" w:tplc="0409001B" w:tentative="1">
+      <w:start w:val="1"/>
+      <w:numFmt w:val="lowerRoman"/>
+      <w:lvlText w:val="%3."/>
+      <w:lvlJc w:val="right"/>
+      <w:pPr>
+        <w:ind w:left="1260" w:hanging="420"/>
+      </w:pPr>
+    </w:lvl>
+    <w:lvl w:ilvl="3" w:tplc="0409000F" w:tentative="1">
+      <w:start w:val="1"/>
+      <w:numFmt w:val="decimal"/>
+      <w:lvlText w:val="%4."/>
+      <w:lvlJc w:val="left"/>
+      <w:pPr>
+        <w:ind w:left="1680" w:hanging="420"/>
+      </w:pPr>
+    </w:lvl>
+    <w:lvl w:ilvl="4" w:tplc="04090019" w:tentative="1">
+      <w:start w:val="1"/>
+      <w:numFmt w:val="lowerLetter"/>
+      <w:lvlText w:val="%5)"/>
+      <w:lvlJc w:val="left"/>
+      <w:pPr>
+        <w:ind w:left="2100" w:hanging="420"/>
+      </w:pPr>
+    </w:lvl>
+    <w:lvl w:ilvl="5" w:tplc="0409001B" w:tentative="1">
+      <w:start w:val="1"/>
+      <w:numFmt w:val="lowerRoman"/>
+      <w:lvlText w:val="%6."/>
+      <w:lvlJc w:val="right"/>
+      <w:pPr>
+        <w:ind w:left="2520" w:hanging="420"/>
+      </w:pPr>
+    </w:lvl>
+    <w:lvl w:ilvl="6" w:tplc="0409000F" w:tentative="1">
+      <w:start w:val="1"/>
+      <w:numFmt w:val="decimal"/>
+      <w:lvlText w:val="%7."/>
+      <w:lvlJc w:val="left"/>
+      <w:pPr>
+        <w:ind w:left="2940" w:hanging="420"/>
+      </w:pPr>
+    </w:lvl>
+    <w:lvl w:ilvl="7" w:tplc="04090019" w:tentative="1">
+      <w:start w:val="1"/>
+      <w:numFmt w:val="lowerLetter"/>
+      <w:lvlText w:val="%8)"/>
+      <w:lvlJc w:val="left"/>
+      <w:pPr>
+        <w:ind w:left="3360" w:hanging="420"/>
+      </w:pPr>
+    </w:lvl>
+    <w:lvl w:ilvl="8" w:tplc="0409001B" w:tentative="1">
+      <w:start w:val="1"/>
+      <w:numFmt w:val="lowerRoman"/>
+      <w:lvlText w:val="%9."/>
+      <w:lvlJc w:val="right"/>
+      <w:pPr>
+        <w:ind w:left="3780" w:hanging="420"/>
+      </w:pPr>
+    </w:lvl>
+  </w:abstractNum>
+  <w:abstractNum w:abstractNumId="13" w15:restartNumberingAfterBreak="0">
+    <w:nsid w:val="6A1918BF"/>
+    <w:multiLevelType w:val="hybridMultilevel"/>
+    <w:tmpl w:val="0CF20C38"/>
+    <w:lvl w:ilvl="0" w:tplc="CC709E14">
+      <w:start w:val="1"/>
+      <w:numFmt w:val="decimal"/>
+      <w:lvlText w:val="%1."/>
+      <w:lvlJc w:val="left"/>
+      <w:pPr>
+        <w:ind w:left="360" w:hanging="360"/>
+      </w:pPr>
+      <w:rPr>
+        <w:rFonts w:hint="default"/>
+      </w:rPr>
+    </w:lvl>
+    <w:lvl w:ilvl="1" w:tplc="04090019" w:tentative="1">
+      <w:start w:val="1"/>
+      <w:numFmt w:val="lowerLetter"/>
+      <w:lvlText w:val="%2)"/>
+      <w:lvlJc w:val="left"/>
+      <w:pPr>
+        <w:ind w:left="840" w:hanging="420"/>
+      </w:pPr>
+    </w:lvl>
+    <w:lvl w:ilvl="2" w:tplc="0409001B" w:tentative="1">
+      <w:start w:val="1"/>
+      <w:numFmt w:val="lowerRoman"/>
+      <w:lvlText w:val="%3."/>
+      <w:lvlJc w:val="right"/>
+      <w:pPr>
+        <w:ind w:left="1260" w:hanging="420"/>
+      </w:pPr>
+    </w:lvl>
+    <w:lvl w:ilvl="3" w:tplc="0409000F" w:tentative="1">
+      <w:start w:val="1"/>
+      <w:numFmt w:val="decimal"/>
+      <w:lvlText w:val="%4."/>
+      <w:lvlJc w:val="left"/>
+      <w:pPr>
+        <w:ind w:left="1680" w:hanging="420"/>
+      </w:pPr>
+    </w:lvl>
+    <w:lvl w:ilvl="4" w:tplc="04090019" w:tentative="1">
+      <w:start w:val="1"/>
+      <w:numFmt w:val="lowerLetter"/>
+      <w:lvlText w:val="%5)"/>
+      <w:lvlJc w:val="left"/>
+      <w:pPr>
+        <w:ind w:left="2100" w:hanging="420"/>
+      </w:pPr>
+    </w:lvl>
+    <w:lvl w:ilvl="5" w:tplc="0409001B" w:tentative="1">
+      <w:start w:val="1"/>
+      <w:numFmt w:val="lowerRoman"/>
+      <w:lvlText w:val="%6."/>
+      <w:lvlJc w:val="right"/>
+      <w:pPr>
+        <w:ind w:left="2520" w:hanging="420"/>
+      </w:pPr>
+    </w:lvl>
+    <w:lvl w:ilvl="6" w:tplc="0409000F" w:tentative="1">
+      <w:start w:val="1"/>
+      <w:numFmt w:val="decimal"/>
+      <w:lvlText w:val="%7."/>
+      <w:lvlJc w:val="left"/>
+      <w:pPr>
+        <w:ind w:left="2940" w:hanging="420"/>
+      </w:pPr>
+    </w:lvl>
+    <w:lvl w:ilvl="7" w:tplc="04090019" w:tentative="1">
+      <w:start w:val="1"/>
+      <w:numFmt w:val="lowerLetter"/>
+      <w:lvlText w:val="%8)"/>
+      <w:lvlJc w:val="left"/>
+      <w:pPr>
+        <w:ind w:left="3360" w:hanging="420"/>
+      </w:pPr>
+    </w:lvl>
+    <w:lvl w:ilvl="8" w:tplc="0409001B" w:tentative="1">
+      <w:start w:val="1"/>
+      <w:numFmt w:val="lowerRoman"/>
+      <w:lvlText w:val="%9."/>
+      <w:lvlJc w:val="right"/>
+      <w:pPr>
+        <w:ind w:left="3780" w:hanging="420"/>
+      </w:pPr>
+    </w:lvl>
+  </w:abstractNum>
   <w:num w:numId="1">
+    <w:abstractNumId w:val="10"/>
+  </w:num>
+  <w:num w:numId="2">
+    <w:abstractNumId w:val="9"/>
+  </w:num>
+  <w:num w:numId="3">
+    <w:abstractNumId w:val="8"/>
+  </w:num>
+  <w:num w:numId="4">
+    <w:abstractNumId w:val="11"/>
+  </w:num>
+  <w:num w:numId="5">
+    <w:abstractNumId w:val="13"/>
+  </w:num>
+  <w:num w:numId="6">
+    <w:abstractNumId w:val="3"/>
+  </w:num>
+  <w:num w:numId="7">
+    <w:abstractNumId w:val="4"/>
+  </w:num>
+  <w:num w:numId="8">
     <w:abstractNumId w:val="2"/>
   </w:num>
-  <w:num w:numId="2">
+  <w:num w:numId="9">
+    <w:abstractNumId w:val="5"/>
+  </w:num>
+  <w:num w:numId="10">
+    <w:abstractNumId w:val="12"/>
+  </w:num>
+  <w:num w:numId="11">
+    <w:abstractNumId w:val="6"/>
+  </w:num>
+  <w:num w:numId="12">
+    <w:abstractNumId w:val="7"/>
+  </w:num>
+  <w:num w:numId="13">
+    <w:abstractNumId w:val="0"/>
+  </w:num>
+  <w:num w:numId="14">
     <w:abstractNumId w:val="1"/>
-  </w:num>
-  <w:num w:numId="3">
-    <w:abstractNumId w:val="0"/>
   </w:num>
 </w:numbering>
 </file>

--- a/internal_doc/03.开发设计/OM/功能文档/Story_OM在线修改业务配置.docx
+++ b/internal_doc/03.开发设计/OM/功能文档/Story_OM在线修改业务配置.docx
@@ -184,6 +184,76 @@
           </w:p>
         </w:tc>
       </w:tr>
+      <w:tr>
+        <w:tc>
+          <w:tcPr>
+            <w:tcW w:w="2715" w:type="dxa"/>
+            <w:tcBorders>
+              <w:top w:val="single" w:sz="8" w:space="0" w:color="auto"/>
+              <w:left w:val="single" w:sz="8" w:space="0" w:color="auto"/>
+              <w:bottom w:val="single" w:sz="8" w:space="0" w:color="auto"/>
+              <w:right w:val="single" w:sz="8" w:space="0" w:color="auto"/>
+            </w:tcBorders>
+          </w:tcPr>
+          <w:p>
+            <w:pPr>
+              <w:rPr>
+                <w:rFonts w:hint="eastAsia"/>
+              </w:rPr>
+            </w:pPr>
+            <w:r>
+              <w:rPr>
+                <w:rFonts w:hint="eastAsia"/>
+              </w:rPr>
+              <w:t>2</w:t>
+            </w:r>
+            <w:r>
+              <w:t xml:space="preserve">019-01-21 </w:t>
+            </w:r>
+            <w:r>
+              <w:rPr>
+                <w:rFonts w:hint="eastAsia"/>
+              </w:rPr>
+              <w:t>何嘉文</w:t>
+            </w:r>
+          </w:p>
+        </w:tc>
+        <w:tc>
+          <w:tcPr>
+            <w:tcW w:w="5430" w:type="dxa"/>
+            <w:tcBorders>
+              <w:top w:val="single" w:sz="8" w:space="0" w:color="auto"/>
+              <w:left w:val="single" w:sz="8" w:space="0" w:color="auto"/>
+              <w:bottom w:val="single" w:sz="8" w:space="0" w:color="auto"/>
+              <w:right w:val="single" w:sz="8" w:space="0" w:color="auto"/>
+            </w:tcBorders>
+          </w:tcPr>
+          <w:p>
+            <w:pPr>
+              <w:rPr>
+                <w:rFonts w:hint="eastAsia"/>
+              </w:rPr>
+            </w:pPr>
+            <w:r>
+              <w:rPr>
+                <w:rFonts w:hint="eastAsia"/>
+              </w:rPr>
+              <w:t>追加</w:t>
+            </w:r>
+            <w:proofErr w:type="spellStart"/>
+            <w:r>
+              <w:rPr>
+                <w:rFonts w:hint="eastAsia"/>
+              </w:rPr>
+              <w:t>m</w:t>
+            </w:r>
+            <w:r>
+              <w:t>ysql</w:t>
+            </w:r>
+            <w:proofErr w:type="spellEnd"/>
+          </w:p>
+        </w:tc>
+      </w:tr>
     </w:tbl>
     <w:p>
       <w:r>
@@ -306,8 +376,8 @@
       </w:tblPr>
       <w:tblGrid>
         <w:gridCol w:w="3537"/>
-        <w:gridCol w:w="2603"/>
-        <w:gridCol w:w="2365"/>
+        <w:gridCol w:w="2645"/>
+        <w:gridCol w:w="2323"/>
       </w:tblGrid>
       <w:tr>
         <w:tc>
@@ -641,82 +711,6 @@
               </w:rPr>
               <w:t>。</w:t>
             </w:r>
-            <w:r>
-              <w:rPr>
-                <w:rFonts w:hint="eastAsia"/>
-                <w:color w:val="FF0000"/>
-              </w:rPr>
-              <w:t>返回结果带有</w:t>
-            </w:r>
-            <w:r>
-              <w:rPr>
-                <w:color w:val="FF0000"/>
-              </w:rPr>
-              <w:t>reloadable</w:t>
-            </w:r>
-            <w:r>
-              <w:rPr>
-                <w:rFonts w:hint="eastAsia"/>
-                <w:color w:val="FF0000"/>
-              </w:rPr>
-              <w:t>的数组字段</w:t>
-            </w:r>
-            <w:r>
-              <w:rPr>
-                <w:rFonts w:hint="eastAsia"/>
-                <w:color w:val="FF0000"/>
-              </w:rPr>
-              <w:t>,</w:t>
-            </w:r>
-            <w:r>
-              <w:rPr>
-                <w:color w:val="FF0000"/>
-              </w:rPr>
-              <w:t xml:space="preserve"> </w:t>
-            </w:r>
-            <w:r>
-              <w:rPr>
-                <w:rFonts w:hint="eastAsia"/>
-                <w:color w:val="FF0000"/>
-              </w:rPr>
-              <w:t>如果要</w:t>
-            </w:r>
-            <w:proofErr w:type="gramStart"/>
-            <w:r>
-              <w:rPr>
-                <w:rFonts w:hint="eastAsia"/>
-                <w:color w:val="FF0000"/>
-              </w:rPr>
-              <w:t>重启才可以</w:t>
-            </w:r>
-            <w:proofErr w:type="gramEnd"/>
-            <w:r>
-              <w:rPr>
-                <w:rFonts w:hint="eastAsia"/>
-                <w:color w:val="FF0000"/>
-              </w:rPr>
-              <w:t>生效的属性</w:t>
-            </w:r>
-            <w:r>
-              <w:rPr>
-                <w:rFonts w:hint="eastAsia"/>
-                <w:color w:val="FF0000"/>
-              </w:rPr>
-              <w:t>,</w:t>
-            </w:r>
-            <w:r>
-              <w:rPr>
-                <w:color w:val="FF0000"/>
-              </w:rPr>
-              <w:t xml:space="preserve"> </w:t>
-            </w:r>
-            <w:r>
-              <w:rPr>
-                <w:rFonts w:hint="eastAsia"/>
-                <w:color w:val="FF0000"/>
-              </w:rPr>
-              <w:t>都会写在这里</w:t>
-            </w:r>
           </w:p>
         </w:tc>
       </w:tr>
@@ -904,82 +898,6 @@
               </w:rPr>
               <w:t>。</w:t>
             </w:r>
-            <w:r>
-              <w:rPr>
-                <w:rFonts w:hint="eastAsia"/>
-                <w:color w:val="FF0000"/>
-              </w:rPr>
-              <w:t>返回结果带有</w:t>
-            </w:r>
-            <w:r>
-              <w:rPr>
-                <w:color w:val="FF0000"/>
-              </w:rPr>
-              <w:t>reloadable</w:t>
-            </w:r>
-            <w:r>
-              <w:rPr>
-                <w:rFonts w:hint="eastAsia"/>
-                <w:color w:val="FF0000"/>
-              </w:rPr>
-              <w:t>的数组字段</w:t>
-            </w:r>
-            <w:r>
-              <w:rPr>
-                <w:rFonts w:hint="eastAsia"/>
-                <w:color w:val="FF0000"/>
-              </w:rPr>
-              <w:t>,</w:t>
-            </w:r>
-            <w:r>
-              <w:rPr>
-                <w:color w:val="FF0000"/>
-              </w:rPr>
-              <w:t xml:space="preserve"> </w:t>
-            </w:r>
-            <w:r>
-              <w:rPr>
-                <w:rFonts w:hint="eastAsia"/>
-                <w:color w:val="FF0000"/>
-              </w:rPr>
-              <w:t>如果要</w:t>
-            </w:r>
-            <w:proofErr w:type="gramStart"/>
-            <w:r>
-              <w:rPr>
-                <w:rFonts w:hint="eastAsia"/>
-                <w:color w:val="FF0000"/>
-              </w:rPr>
-              <w:t>重启才可以</w:t>
-            </w:r>
-            <w:proofErr w:type="gramEnd"/>
-            <w:r>
-              <w:rPr>
-                <w:rFonts w:hint="eastAsia"/>
-                <w:color w:val="FF0000"/>
-              </w:rPr>
-              <w:t>生效的属性</w:t>
-            </w:r>
-            <w:r>
-              <w:rPr>
-                <w:rFonts w:hint="eastAsia"/>
-                <w:color w:val="FF0000"/>
-              </w:rPr>
-              <w:t>,</w:t>
-            </w:r>
-            <w:r>
-              <w:rPr>
-                <w:color w:val="FF0000"/>
-              </w:rPr>
-              <w:t xml:space="preserve"> </w:t>
-            </w:r>
-            <w:r>
-              <w:rPr>
-                <w:rFonts w:hint="eastAsia"/>
-                <w:color w:val="FF0000"/>
-              </w:rPr>
-              <w:t>都会写在这里</w:t>
-            </w:r>
           </w:p>
         </w:tc>
       </w:tr>
@@ -1318,12 +1236,12 @@
     </w:p>
     <w:p>
       <w:r>
+        <w:lastRenderedPageBreak/>
         <w:t>}</w:t>
       </w:r>
     </w:p>
     <w:p>
       <w:r>
-        <w:lastRenderedPageBreak/>
         <w:t>{</w:t>
       </w:r>
     </w:p>
@@ -1943,6 +1861,7 @@
         <w:ind w:firstLine="240"/>
       </w:pPr>
       <w:r>
+        <w:lastRenderedPageBreak/>
         <w:t xml:space="preserve">        "Flag": -322,</w:t>
       </w:r>
     </w:p>
@@ -1951,7 +1870,6 @@
         <w:ind w:firstLine="240"/>
       </w:pPr>
       <w:r>
-        <w:lastRenderedPageBreak/>
         <w:t xml:space="preserve">        "</w:t>
       </w:r>
       <w:proofErr w:type="spellStart"/>
@@ -2694,6 +2612,7 @@
         <w:rPr>
           <w:rFonts w:hint="eastAsia"/>
         </w:rPr>
+        <w:lastRenderedPageBreak/>
         <w:t xml:space="preserve"> </w:t>
       </w:r>
       <w:r>
@@ -2708,7 +2627,6 @@
         <w:rPr>
           <w:rFonts w:hint="eastAsia"/>
         </w:rPr>
-        <w:lastRenderedPageBreak/>
         <w:t xml:space="preserve"> </w:t>
       </w:r>
       <w:r>
@@ -3195,6 +3113,24 @@
     </w:p>
     <w:p>
       <w:pPr>
+        <w:rPr>
+          <w:rFonts w:hint="eastAsia"/>
+        </w:rPr>
+      </w:pPr>
+      <w:proofErr w:type="spellStart"/>
+      <w:r>
+        <w:rPr>
+          <w:rFonts w:hint="eastAsia"/>
+        </w:rPr>
+        <w:t>S</w:t>
+      </w:r>
+      <w:r>
+        <w:t>equoiaDB</w:t>
+      </w:r>
+      <w:proofErr w:type="spellEnd"/>
+    </w:p>
+    <w:p>
+      <w:pPr>
         <w:pStyle w:val="ad"/>
         <w:numPr>
           <w:ilvl w:val="0"/>
@@ -3339,12 +3275,29 @@
         <w:t>实现</w:t>
       </w:r>
     </w:p>
+    <w:p/>
+    <w:p>
+      <w:pPr>
+        <w:rPr>
+          <w:rFonts w:hint="eastAsia"/>
+        </w:rPr>
+      </w:pPr>
+      <w:r>
+        <w:rPr>
+          <w:rFonts w:hint="eastAsia"/>
+        </w:rPr>
+        <w:t>P</w:t>
+      </w:r>
+      <w:r>
+        <w:t>ostgreSQL</w:t>
+      </w:r>
+    </w:p>
     <w:p>
       <w:pPr>
         <w:pStyle w:val="ad"/>
         <w:numPr>
           <w:ilvl w:val="0"/>
-          <w:numId w:val="5"/>
+          <w:numId w:val="15"/>
         </w:numPr>
         <w:ind w:firstLineChars="0"/>
       </w:pPr>
@@ -3448,12 +3401,9 @@
         <w:pStyle w:val="ad"/>
         <w:numPr>
           <w:ilvl w:val="0"/>
-          <w:numId w:val="5"/>
+          <w:numId w:val="15"/>
         </w:numPr>
         <w:ind w:firstLineChars="0"/>
-        <w:rPr>
-          <w:rFonts w:hint="eastAsia"/>
-        </w:rPr>
       </w:pPr>
       <w:r>
         <w:rPr>
@@ -3516,8 +3466,212 @@
         <w:t>命令实现</w:t>
       </w:r>
     </w:p>
-    <w:p>
-      <w:pPr>
+    <w:p/>
+    <w:p>
+      <w:pPr>
+        <w:rPr>
+          <w:rFonts w:hint="eastAsia"/>
+        </w:rPr>
+      </w:pPr>
+      <w:r>
+        <w:rPr>
+          <w:rFonts w:hint="eastAsia"/>
+        </w:rPr>
+        <w:t>M</w:t>
+      </w:r>
+      <w:r>
+        <w:t>ySQL</w:t>
+      </w:r>
+    </w:p>
+    <w:p>
+      <w:pPr>
+        <w:pStyle w:val="ad"/>
+        <w:numPr>
+          <w:ilvl w:val="0"/>
+          <w:numId w:val="16"/>
+        </w:numPr>
+        <w:ind w:firstLineChars="0"/>
+      </w:pPr>
+      <w:r>
+        <w:rPr>
+          <w:rFonts w:hint="eastAsia"/>
+        </w:rPr>
+        <w:t>修改</w:t>
+      </w:r>
+      <w:r>
+        <w:rPr>
+          <w:rFonts w:hint="eastAsia"/>
+        </w:rPr>
+        <w:t xml:space="preserve"> </w:t>
+      </w:r>
+      <w:proofErr w:type="spellStart"/>
+      <w:r>
+        <w:t>mysql</w:t>
+      </w:r>
+      <w:proofErr w:type="spellEnd"/>
+      <w:r>
+        <w:t xml:space="preserve"> </w:t>
+      </w:r>
+      <w:r>
+        <w:rPr>
+          <w:rFonts w:hint="eastAsia"/>
+        </w:rPr>
+        <w:t>配置，同样基于</w:t>
+      </w:r>
+      <w:proofErr w:type="spellStart"/>
+      <w:r>
+        <w:rPr>
+          <w:rFonts w:hint="eastAsia"/>
+        </w:rPr>
+        <w:t>o</w:t>
+      </w:r>
+      <w:r>
+        <w:t>ma.getIniConfigs</w:t>
+      </w:r>
+      <w:proofErr w:type="spellEnd"/>
+      <w:r>
+        <w:rPr>
+          <w:rFonts w:hint="eastAsia"/>
+        </w:rPr>
+        <w:t>、</w:t>
+      </w:r>
+      <w:proofErr w:type="spellStart"/>
+      <w:r>
+        <w:rPr>
+          <w:rFonts w:hint="eastAsia"/>
+        </w:rPr>
+        <w:t>o</w:t>
+      </w:r>
+      <w:r>
+        <w:t>ma.setIniConfigs</w:t>
+      </w:r>
+      <w:proofErr w:type="spellEnd"/>
+      <w:r>
+        <w:rPr>
+          <w:rFonts w:hint="eastAsia"/>
+        </w:rPr>
+        <w:t>实现写入配置文件，但是要做到在线修改，需求前端自行执行</w:t>
+      </w:r>
+      <w:r>
+        <w:rPr>
+          <w:rFonts w:hint="eastAsia"/>
+        </w:rPr>
+        <w:t xml:space="preserve"> </w:t>
+      </w:r>
+      <w:r>
+        <w:t xml:space="preserve">SET GLOBAL </w:t>
+      </w:r>
+      <w:proofErr w:type="spellStart"/>
+      <w:r>
+        <w:t>var_name</w:t>
+      </w:r>
+      <w:proofErr w:type="spellEnd"/>
+      <w:r>
+        <w:t xml:space="preserve"> = value</w:t>
+      </w:r>
+      <w:r>
+        <w:t>, xxx=xxx…</w:t>
+      </w:r>
+      <w:r>
+        <w:t>;</w:t>
+      </w:r>
+    </w:p>
+    <w:p>
+      <w:pPr>
+        <w:pStyle w:val="ad"/>
+        <w:ind w:left="360" w:firstLineChars="0" w:firstLine="0"/>
+        <w:rPr>
+          <w:rFonts w:hint="eastAsia"/>
+        </w:rPr>
+      </w:pPr>
+      <w:r>
+        <w:rPr>
+          <w:rFonts w:hint="eastAsia"/>
+        </w:rPr>
+        <w:t>查询可以通过</w:t>
+      </w:r>
+      <w:r>
+        <w:t xml:space="preserve">SELECT * FROM </w:t>
+      </w:r>
+      <w:proofErr w:type="spellStart"/>
+      <w:r>
+        <w:t>global_variables</w:t>
+      </w:r>
+      <w:proofErr w:type="spellEnd"/>
+      <w:r>
+        <w:rPr>
+          <w:rFonts w:hint="eastAsia"/>
+        </w:rPr>
+        <w:t>获得。</w:t>
+      </w:r>
+      <w:bookmarkStart w:id="5" w:name="_GoBack"/>
+      <w:bookmarkEnd w:id="5"/>
+    </w:p>
+    <w:p>
+      <w:pPr>
+        <w:pStyle w:val="ad"/>
+        <w:numPr>
+          <w:ilvl w:val="0"/>
+          <w:numId w:val="16"/>
+        </w:numPr>
+        <w:ind w:firstLineChars="0"/>
+      </w:pPr>
+      <w:r>
+        <w:rPr>
+          <w:rFonts w:hint="eastAsia"/>
+        </w:rPr>
+        <w:t>重启</w:t>
+      </w:r>
+      <w:proofErr w:type="spellStart"/>
+      <w:r>
+        <w:t>mysql</w:t>
+      </w:r>
+      <w:proofErr w:type="spellEnd"/>
+      <w:r>
+        <w:t xml:space="preserve"> </w:t>
+      </w:r>
+      <w:r>
+        <w:rPr>
+          <w:rFonts w:hint="eastAsia"/>
+        </w:rPr>
+        <w:t>业务，是基于</w:t>
+      </w:r>
+      <w:proofErr w:type="spellStart"/>
+      <w:r>
+        <w:t>mysql</w:t>
+      </w:r>
+      <w:proofErr w:type="spellEnd"/>
+      <w:r>
+        <w:rPr>
+          <w:rFonts w:hint="eastAsia"/>
+        </w:rPr>
+        <w:t>的</w:t>
+      </w:r>
+      <w:proofErr w:type="spellStart"/>
+      <w:r>
+        <w:rPr>
+          <w:rFonts w:hint="eastAsia"/>
+        </w:rPr>
+        <w:t>s</w:t>
+      </w:r>
+      <w:r>
+        <w:t>db_sql_ctl</w:t>
+      </w:r>
+      <w:proofErr w:type="spellEnd"/>
+      <w:r>
+        <w:t xml:space="preserve"> restart</w:t>
+      </w:r>
+      <w:r>
+        <w:rPr>
+          <w:rFonts w:hint="eastAsia"/>
+        </w:rPr>
+        <w:t>命令实现</w:t>
+      </w:r>
+    </w:p>
+    <w:p>
+      <w:pPr>
+        <w:pStyle w:val="ad"/>
+        <w:ind w:left="360" w:firstLineChars="0" w:firstLine="0"/>
         <w:rPr>
           <w:rFonts w:hint="eastAsia"/>
         </w:rPr>
@@ -3527,27 +3681,28 @@
       <w:pPr>
         <w:pStyle w:val="3"/>
       </w:pPr>
-      <w:bookmarkStart w:id="5" w:name="6"/>
+      <w:bookmarkStart w:id="6" w:name="6"/>
       <w:r>
         <w:rPr>
           <w:b/>
         </w:rPr>
         <w:t>相关模块架构图</w:t>
       </w:r>
-      <w:bookmarkEnd w:id="5"/>
+      <w:bookmarkEnd w:id="6"/>
     </w:p>
     <w:p>
       <w:pPr>
         <w:pStyle w:val="3"/>
       </w:pPr>
-      <w:bookmarkStart w:id="6" w:name="7"/>
+      <w:bookmarkStart w:id="7" w:name="7"/>
       <w:r>
         <w:rPr>
           <w:b/>
         </w:rPr>
+        <w:lastRenderedPageBreak/>
         <w:t>主要操作流程</w:t>
       </w:r>
-      <w:bookmarkEnd w:id="6"/>
+      <w:bookmarkEnd w:id="7"/>
     </w:p>
     <w:p>
       <w:r>
@@ -3557,7 +3712,6 @@
     <w:p/>
     <w:p>
       <w:r>
-        <w:lastRenderedPageBreak/>
         <w:t> </w:t>
       </w:r>
       <w:r>
@@ -3762,9 +3916,6 @@
                 <w:numId w:val="6"/>
               </w:numPr>
               <w:ind w:firstLineChars="0"/>
-              <w:rPr>
-                <w:rFonts w:hint="eastAsia"/>
-              </w:rPr>
             </w:pPr>
             <w:r>
               <w:t>b</w:t>
@@ -3787,9 +3938,6 @@
                 <w:numId w:val="6"/>
               </w:numPr>
               <w:ind w:firstLineChars="0"/>
-              <w:rPr>
-                <w:rFonts w:hint="eastAsia"/>
-              </w:rPr>
             </w:pPr>
             <w:r>
               <w:t xml:space="preserve">business </w:t>
@@ -3839,11 +3987,6 @@
             </w:r>
           </w:p>
           <w:p>
-            <w:pPr>
-              <w:rPr>
-                <w:rFonts w:hint="eastAsia"/>
-              </w:rPr>
-            </w:pPr>
             <w:r>
               <w:t>m</w:t>
             </w:r>
@@ -3901,9 +4044,6 @@
                 <w:numId w:val="7"/>
               </w:numPr>
               <w:ind w:firstLineChars="0"/>
-              <w:rPr>
-                <w:rFonts w:hint="eastAsia"/>
-              </w:rPr>
             </w:pPr>
             <w:r>
               <w:rPr>
@@ -3939,11 +4079,6 @@
             </w:tcBorders>
           </w:tcPr>
           <w:p>
-            <w:pPr>
-              <w:rPr>
-                <w:rFonts w:hint="eastAsia"/>
-              </w:rPr>
-            </w:pPr>
             <w:r>
               <w:rPr>
                 <w:rFonts w:hint="eastAsia"/>
@@ -4108,9 +4243,6 @@
                 <w:numId w:val="10"/>
               </w:numPr>
               <w:ind w:firstLineChars="0"/>
-              <w:rPr>
-                <w:rFonts w:hint="eastAsia"/>
-              </w:rPr>
             </w:pPr>
             <w:r>
               <w:rPr>
@@ -4291,13 +4423,7 @@
               <w:rPr>
                 <w:rFonts w:hint="eastAsia"/>
               </w:rPr>
-              <w:t>实现</w:t>
-            </w:r>
-            <w:r>
-              <w:rPr>
-                <w:rFonts w:hint="eastAsia"/>
-              </w:rPr>
-              <w:t>，重新加载配置通过</w:t>
+              <w:t>实现，重新加载配置通过</w:t>
             </w:r>
             <w:proofErr w:type="spellStart"/>
             <w:r>
@@ -4385,7 +4511,6 @@
         <w:rPr>
           <w:noProof/>
         </w:rPr>
-        <w:lastRenderedPageBreak/>
         <w:drawing>
           <wp:inline distT="0" distB="0" distL="0" distR="0" wp14:anchorId="75B4780F" wp14:editId="355476EC">
             <wp:extent cx="5731510" cy="4517390"/>
@@ -4522,11 +4647,6 @@
             </w:r>
           </w:p>
           <w:p>
-            <w:pPr>
-              <w:rPr>
-                <w:rFonts w:hint="eastAsia"/>
-              </w:rPr>
-            </w:pPr>
             <w:r>
               <w:t>restart business</w:t>
             </w:r>
@@ -4585,9 +4705,6 @@
                 <w:numId w:val="11"/>
               </w:numPr>
               <w:ind w:firstLineChars="0"/>
-              <w:rPr>
-                <w:rFonts w:hint="eastAsia"/>
-              </w:rPr>
             </w:pPr>
             <w:r>
               <w:t xml:space="preserve">business </w:t>
@@ -4611,11 +4728,6 @@
             </w:tcBorders>
           </w:tcPr>
           <w:p>
-            <w:pPr>
-              <w:rPr>
-                <w:rFonts w:hint="eastAsia"/>
-              </w:rPr>
-            </w:pPr>
             <w:r>
               <w:rPr>
                 <w:rFonts w:hint="eastAsia"/>
@@ -4651,11 +4763,6 @@
             </w:r>
           </w:p>
           <w:p>
-            <w:pPr>
-              <w:rPr>
-                <w:rFonts w:hint="eastAsia"/>
-              </w:rPr>
-            </w:pPr>
             <w:r>
               <w:rPr>
                 <w:rFonts w:hint="eastAsia"/>
@@ -4877,9 +4984,6 @@
                 <w:numId w:val="14"/>
               </w:numPr>
               <w:ind w:firstLineChars="0"/>
-              <w:rPr>
-                <w:rFonts w:hint="eastAsia"/>
-              </w:rPr>
             </w:pPr>
             <w:r>
               <w:rPr>
@@ -4896,8 +5000,6 @@
             <w:r>
               <w:t>estart</w:t>
             </w:r>
-            <w:bookmarkStart w:id="7" w:name="_GoBack"/>
-            <w:bookmarkEnd w:id="7"/>
             <w:r>
               <w:rPr>
                 <w:rFonts w:hint="eastAsia"/>
@@ -4905,13 +5007,7 @@
               <w:t>命令失败</w:t>
             </w:r>
           </w:p>
-          <w:p>
-            <w:pPr>
-              <w:rPr>
-                <w:rFonts w:hint="eastAsia"/>
-              </w:rPr>
-            </w:pPr>
-          </w:p>
+          <w:p/>
         </w:tc>
         <w:tc>
           <w:tcPr>
@@ -4926,13 +5022,7 @@
           <w:p>
             <w:proofErr w:type="spellStart"/>
             <w:r>
-              <w:t>S</w:t>
-            </w:r>
-            <w:r>
-              <w:t>equoia</w:t>
-            </w:r>
-            <w:r>
-              <w:t>DB</w:t>
+              <w:t>SequoiaDB</w:t>
             </w:r>
             <w:proofErr w:type="spellEnd"/>
             <w:r>
@@ -4984,19 +5074,8 @@
           </w:p>
           <w:p/>
           <w:p>
-            <w:pPr>
-              <w:rPr>
-                <w:rFonts w:hint="eastAsia"/>
-              </w:rPr>
-            </w:pPr>
-            <w:r>
-              <w:t>P</w:t>
-            </w:r>
-            <w:r>
-              <w:t>ostgre</w:t>
-            </w:r>
-            <w:r>
-              <w:t>SQL</w:t>
+            <w:r>
+              <w:t>PostgreSQL</w:t>
             </w:r>
             <w:r>
               <w:rPr>
@@ -5236,6 +5315,7 @@
           </w:tcPr>
           <w:p>
             <w:r>
+              <w:lastRenderedPageBreak/>
               <w:t> </w:t>
             </w:r>
           </w:p>
@@ -5276,7 +5356,6 @@
     </w:tbl>
     <w:p>
       <w:r>
-        <w:lastRenderedPageBreak/>
         <w:t> </w:t>
       </w:r>
     </w:p>
@@ -6271,11 +6350,6 @@
     </w:p>
     <w:p/>
     <w:p>
-      <w:pPr>
-        <w:rPr>
-          <w:rFonts w:hint="eastAsia"/>
-        </w:rPr>
-      </w:pPr>
       <w:r>
         <w:rPr>
           <w:rFonts w:hint="eastAsia"/>
@@ -6363,19 +6437,8 @@
       </w:r>
     </w:p>
     <w:p/>
-    <w:p>
-      <w:pPr>
-        <w:rPr>
-          <w:rFonts w:hint="eastAsia"/>
-        </w:rPr>
-      </w:pPr>
-    </w:p>
-    <w:p>
-      <w:pPr>
-        <w:rPr>
-          <w:rFonts w:hint="eastAsia"/>
-        </w:rPr>
-      </w:pPr>
+    <w:p/>
+    <w:p>
       <w:r>
         <w:rPr>
           <w:rFonts w:hint="eastAsia"/>
@@ -6396,6 +6459,7 @@
     </w:p>
     <w:p>
       <w:r>
+        <w:lastRenderedPageBreak/>
         <w:t xml:space="preserve">OM svc-&gt;OM svc: check business is not </w:t>
       </w:r>
       <w:proofErr w:type="gramStart"/>
@@ -6406,7 +6470,6 @@
     </w:p>
     <w:p>
       <w:r>
-        <w:lastRenderedPageBreak/>
         <w:t>activate OM svc</w:t>
       </w:r>
     </w:p>
@@ -6602,6 +6665,95 @@
     </w:lvl>
   </w:abstractNum>
   <w:abstractNum w:abstractNumId="1" w15:restartNumberingAfterBreak="0">
+    <w:nsid w:val="1B634BFB"/>
+    <w:multiLevelType w:val="hybridMultilevel"/>
+    <w:tmpl w:val="1640FB98"/>
+    <w:lvl w:ilvl="0" w:tplc="19D69A1E">
+      <w:start w:val="1"/>
+      <w:numFmt w:val="decimal"/>
+      <w:lvlText w:val="%1."/>
+      <w:lvlJc w:val="left"/>
+      <w:pPr>
+        <w:ind w:left="360" w:hanging="360"/>
+      </w:pPr>
+      <w:rPr>
+        <w:rFonts w:hint="default"/>
+      </w:rPr>
+    </w:lvl>
+    <w:lvl w:ilvl="1" w:tplc="04090019" w:tentative="1">
+      <w:start w:val="1"/>
+      <w:numFmt w:val="lowerLetter"/>
+      <w:lvlText w:val="%2)"/>
+      <w:lvlJc w:val="left"/>
+      <w:pPr>
+        <w:ind w:left="840" w:hanging="420"/>
+      </w:pPr>
+    </w:lvl>
+    <w:lvl w:ilvl="2" w:tplc="0409001B" w:tentative="1">
+      <w:start w:val="1"/>
+      <w:numFmt w:val="lowerRoman"/>
+      <w:lvlText w:val="%3."/>
+      <w:lvlJc w:val="right"/>
+      <w:pPr>
+        <w:ind w:left="1260" w:hanging="420"/>
+      </w:pPr>
+    </w:lvl>
+    <w:lvl w:ilvl="3" w:tplc="0409000F" w:tentative="1">
+      <w:start w:val="1"/>
+      <w:numFmt w:val="decimal"/>
+      <w:lvlText w:val="%4."/>
+      <w:lvlJc w:val="left"/>
+      <w:pPr>
+        <w:ind w:left="1680" w:hanging="420"/>
+      </w:pPr>
+    </w:lvl>
+    <w:lvl w:ilvl="4" w:tplc="04090019" w:tentative="1">
+      <w:start w:val="1"/>
+      <w:numFmt w:val="lowerLetter"/>
+      <w:lvlText w:val="%5)"/>
+      <w:lvlJc w:val="left"/>
+      <w:pPr>
+        <w:ind w:left="2100" w:hanging="420"/>
+      </w:pPr>
+    </w:lvl>
+    <w:lvl w:ilvl="5" w:tplc="0409001B" w:tentative="1">
+      <w:start w:val="1"/>
+      <w:numFmt w:val="lowerRoman"/>
+      <w:lvlText w:val="%6."/>
+      <w:lvlJc w:val="right"/>
+      <w:pPr>
+        <w:ind w:left="2520" w:hanging="420"/>
+      </w:pPr>
+    </w:lvl>
+    <w:lvl w:ilvl="6" w:tplc="0409000F" w:tentative="1">
+      <w:start w:val="1"/>
+      <w:numFmt w:val="decimal"/>
+      <w:lvlText w:val="%7."/>
+      <w:lvlJc w:val="left"/>
+      <w:pPr>
+        <w:ind w:left="2940" w:hanging="420"/>
+      </w:pPr>
+    </w:lvl>
+    <w:lvl w:ilvl="7" w:tplc="04090019" w:tentative="1">
+      <w:start w:val="1"/>
+      <w:numFmt w:val="lowerLetter"/>
+      <w:lvlText w:val="%8)"/>
+      <w:lvlJc w:val="left"/>
+      <w:pPr>
+        <w:ind w:left="3360" w:hanging="420"/>
+      </w:pPr>
+    </w:lvl>
+    <w:lvl w:ilvl="8" w:tplc="0409001B" w:tentative="1">
+      <w:start w:val="1"/>
+      <w:numFmt w:val="lowerRoman"/>
+      <w:lvlText w:val="%9."/>
+      <w:lvlJc w:val="right"/>
+      <w:pPr>
+        <w:ind w:left="3780" w:hanging="420"/>
+      </w:pPr>
+    </w:lvl>
+  </w:abstractNum>
+  <w:abstractNum w:abstractNumId="2" w15:restartNumberingAfterBreak="0">
     <w:nsid w:val="1D660144"/>
     <w:multiLevelType w:val="hybridMultilevel"/>
     <w:tmpl w:val="5EAECAC2"/>
@@ -6690,7 +6842,96 @@
       </w:pPr>
     </w:lvl>
   </w:abstractNum>
-  <w:abstractNum w:abstractNumId="2" w15:restartNumberingAfterBreak="0">
+  <w:abstractNum w:abstractNumId="3" w15:restartNumberingAfterBreak="0">
+    <w:nsid w:val="2178377D"/>
+    <w:multiLevelType w:val="hybridMultilevel"/>
+    <w:tmpl w:val="2DE62F56"/>
+    <w:lvl w:ilvl="0" w:tplc="871A57BC">
+      <w:start w:val="1"/>
+      <w:numFmt w:val="decimal"/>
+      <w:lvlText w:val="%1."/>
+      <w:lvlJc w:val="left"/>
+      <w:pPr>
+        <w:ind w:left="360" w:hanging="360"/>
+      </w:pPr>
+      <w:rPr>
+        <w:rFonts w:hint="default"/>
+      </w:rPr>
+    </w:lvl>
+    <w:lvl w:ilvl="1" w:tplc="04090019" w:tentative="1">
+      <w:start w:val="1"/>
+      <w:numFmt w:val="lowerLetter"/>
+      <w:lvlText w:val="%2)"/>
+      <w:lvlJc w:val="left"/>
+      <w:pPr>
+        <w:ind w:left="840" w:hanging="420"/>
+      </w:pPr>
+    </w:lvl>
+    <w:lvl w:ilvl="2" w:tplc="0409001B" w:tentative="1">
+      <w:start w:val="1"/>
+      <w:numFmt w:val="lowerRoman"/>
+      <w:lvlText w:val="%3."/>
+      <w:lvlJc w:val="right"/>
+      <w:pPr>
+        <w:ind w:left="1260" w:hanging="420"/>
+      </w:pPr>
+    </w:lvl>
+    <w:lvl w:ilvl="3" w:tplc="0409000F" w:tentative="1">
+      <w:start w:val="1"/>
+      <w:numFmt w:val="decimal"/>
+      <w:lvlText w:val="%4."/>
+      <w:lvlJc w:val="left"/>
+      <w:pPr>
+        <w:ind w:left="1680" w:hanging="420"/>
+      </w:pPr>
+    </w:lvl>
+    <w:lvl w:ilvl="4" w:tplc="04090019" w:tentative="1">
+      <w:start w:val="1"/>
+      <w:numFmt w:val="lowerLetter"/>
+      <w:lvlText w:val="%5)"/>
+      <w:lvlJc w:val="left"/>
+      <w:pPr>
+        <w:ind w:left="2100" w:hanging="420"/>
+      </w:pPr>
+    </w:lvl>
+    <w:lvl w:ilvl="5" w:tplc="0409001B" w:tentative="1">
+      <w:start w:val="1"/>
+      <w:numFmt w:val="lowerRoman"/>
+      <w:lvlText w:val="%6."/>
+      <w:lvlJc w:val="right"/>
+      <w:pPr>
+        <w:ind w:left="2520" w:hanging="420"/>
+      </w:pPr>
+    </w:lvl>
+    <w:lvl w:ilvl="6" w:tplc="0409000F" w:tentative="1">
+      <w:start w:val="1"/>
+      <w:numFmt w:val="decimal"/>
+      <w:lvlText w:val="%7."/>
+      <w:lvlJc w:val="left"/>
+      <w:pPr>
+        <w:ind w:left="2940" w:hanging="420"/>
+      </w:pPr>
+    </w:lvl>
+    <w:lvl w:ilvl="7" w:tplc="04090019" w:tentative="1">
+      <w:start w:val="1"/>
+      <w:numFmt w:val="lowerLetter"/>
+      <w:lvlText w:val="%8)"/>
+      <w:lvlJc w:val="left"/>
+      <w:pPr>
+        <w:ind w:left="3360" w:hanging="420"/>
+      </w:pPr>
+    </w:lvl>
+    <w:lvl w:ilvl="8" w:tplc="0409001B" w:tentative="1">
+      <w:start w:val="1"/>
+      <w:numFmt w:val="lowerRoman"/>
+      <w:lvlText w:val="%9."/>
+      <w:lvlJc w:val="right"/>
+      <w:pPr>
+        <w:ind w:left="3780" w:hanging="420"/>
+      </w:pPr>
+    </w:lvl>
+  </w:abstractNum>
+  <w:abstractNum w:abstractNumId="4" w15:restartNumberingAfterBreak="0">
     <w:nsid w:val="2206753D"/>
     <w:multiLevelType w:val="hybridMultilevel"/>
     <w:tmpl w:val="DEDC25AC"/>
@@ -6779,7 +7020,7 @@
       </w:pPr>
     </w:lvl>
   </w:abstractNum>
-  <w:abstractNum w:abstractNumId="3" w15:restartNumberingAfterBreak="0">
+  <w:abstractNum w:abstractNumId="5" w15:restartNumberingAfterBreak="0">
     <w:nsid w:val="2BD07F5B"/>
     <w:multiLevelType w:val="hybridMultilevel"/>
     <w:tmpl w:val="266416FE"/>
@@ -6868,7 +7109,7 @@
       </w:pPr>
     </w:lvl>
   </w:abstractNum>
-  <w:abstractNum w:abstractNumId="4" w15:restartNumberingAfterBreak="0">
+  <w:abstractNum w:abstractNumId="6" w15:restartNumberingAfterBreak="0">
     <w:nsid w:val="2E8D1479"/>
     <w:multiLevelType w:val="hybridMultilevel"/>
     <w:tmpl w:val="07AC9C50"/>
@@ -6957,7 +7198,7 @@
       </w:pPr>
     </w:lvl>
   </w:abstractNum>
-  <w:abstractNum w:abstractNumId="5" w15:restartNumberingAfterBreak="0">
+  <w:abstractNum w:abstractNumId="7" w15:restartNumberingAfterBreak="0">
     <w:nsid w:val="32356183"/>
     <w:multiLevelType w:val="hybridMultilevel"/>
     <w:tmpl w:val="B44C4A4A"/>
@@ -7046,7 +7287,7 @@
       </w:pPr>
     </w:lvl>
   </w:abstractNum>
-  <w:abstractNum w:abstractNumId="6" w15:restartNumberingAfterBreak="0">
+  <w:abstractNum w:abstractNumId="8" w15:restartNumberingAfterBreak="0">
     <w:nsid w:val="3BB26E6F"/>
     <w:multiLevelType w:val="hybridMultilevel"/>
     <w:tmpl w:val="3AC87124"/>
@@ -7135,7 +7376,7 @@
       </w:pPr>
     </w:lvl>
   </w:abstractNum>
-  <w:abstractNum w:abstractNumId="7" w15:restartNumberingAfterBreak="0">
+  <w:abstractNum w:abstractNumId="9" w15:restartNumberingAfterBreak="0">
     <w:nsid w:val="3CE9026D"/>
     <w:multiLevelType w:val="hybridMultilevel"/>
     <w:tmpl w:val="3F48F834"/>
@@ -7224,7 +7465,7 @@
       </w:pPr>
     </w:lvl>
   </w:abstractNum>
-  <w:abstractNum w:abstractNumId="8" w15:restartNumberingAfterBreak="0">
+  <w:abstractNum w:abstractNumId="10" w15:restartNumberingAfterBreak="0">
     <w:nsid w:val="3D1D3588"/>
     <w:multiLevelType w:val="hybridMultilevel"/>
     <w:tmpl w:val="11E86D88"/>
@@ -7313,7 +7554,7 @@
       </w:pPr>
     </w:lvl>
   </w:abstractNum>
-  <w:abstractNum w:abstractNumId="9" w15:restartNumberingAfterBreak="0">
+  <w:abstractNum w:abstractNumId="11" w15:restartNumberingAfterBreak="0">
     <w:nsid w:val="426F626A"/>
     <w:multiLevelType w:val="hybridMultilevel"/>
     <w:tmpl w:val="0028705E"/>
@@ -7402,7 +7643,7 @@
       </w:pPr>
     </w:lvl>
   </w:abstractNum>
-  <w:abstractNum w:abstractNumId="10" w15:restartNumberingAfterBreak="0">
+  <w:abstractNum w:abstractNumId="12" w15:restartNumberingAfterBreak="0">
     <w:nsid w:val="4392AD53"/>
     <w:multiLevelType w:val="hybridMultilevel"/>
     <w:tmpl w:val="263C2DA4"/>
@@ -7542,7 +7783,7 @@
       </w:rPr>
     </w:lvl>
   </w:abstractNum>
-  <w:abstractNum w:abstractNumId="11" w15:restartNumberingAfterBreak="0">
+  <w:abstractNum w:abstractNumId="13" w15:restartNumberingAfterBreak="0">
     <w:nsid w:val="578A22E2"/>
     <w:multiLevelType w:val="hybridMultilevel"/>
     <w:tmpl w:val="4BFEBF6A"/>
@@ -7631,7 +7872,7 @@
       </w:pPr>
     </w:lvl>
   </w:abstractNum>
-  <w:abstractNum w:abstractNumId="12" w15:restartNumberingAfterBreak="0">
+  <w:abstractNum w:abstractNumId="14" w15:restartNumberingAfterBreak="0">
     <w:nsid w:val="5BCA11D1"/>
     <w:multiLevelType w:val="hybridMultilevel"/>
     <w:tmpl w:val="4C6E9312"/>
@@ -7720,7 +7961,7 @@
       </w:pPr>
     </w:lvl>
   </w:abstractNum>
-  <w:abstractNum w:abstractNumId="13" w15:restartNumberingAfterBreak="0">
+  <w:abstractNum w:abstractNumId="15" w15:restartNumberingAfterBreak="0">
     <w:nsid w:val="6A1918BF"/>
     <w:multiLevelType w:val="hybridMultilevel"/>
     <w:tmpl w:val="0CF20C38"/>
@@ -7810,46 +8051,52 @@
     </w:lvl>
   </w:abstractNum>
   <w:num w:numId="1">
+    <w:abstractNumId w:val="12"/>
+  </w:num>
+  <w:num w:numId="2">
+    <w:abstractNumId w:val="11"/>
+  </w:num>
+  <w:num w:numId="3">
     <w:abstractNumId w:val="10"/>
   </w:num>
-  <w:num w:numId="2">
-    <w:abstractNumId w:val="9"/>
+  <w:num w:numId="4">
+    <w:abstractNumId w:val="13"/>
   </w:num>
-  <w:num w:numId="3">
+  <w:num w:numId="5">
+    <w:abstractNumId w:val="15"/>
+  </w:num>
+  <w:num w:numId="6">
+    <w:abstractNumId w:val="5"/>
+  </w:num>
+  <w:num w:numId="7">
+    <w:abstractNumId w:val="6"/>
+  </w:num>
+  <w:num w:numId="8">
+    <w:abstractNumId w:val="4"/>
+  </w:num>
+  <w:num w:numId="9">
+    <w:abstractNumId w:val="7"/>
+  </w:num>
+  <w:num w:numId="10">
+    <w:abstractNumId w:val="14"/>
+  </w:num>
+  <w:num w:numId="11">
     <w:abstractNumId w:val="8"/>
   </w:num>
-  <w:num w:numId="4">
-    <w:abstractNumId w:val="11"/>
-  </w:num>
-  <w:num w:numId="5">
-    <w:abstractNumId w:val="13"/>
-  </w:num>
-  <w:num w:numId="6">
-    <w:abstractNumId w:val="3"/>
-  </w:num>
-  <w:num w:numId="7">
-    <w:abstractNumId w:val="4"/>
-  </w:num>
-  <w:num w:numId="8">
-    <w:abstractNumId w:val="2"/>
-  </w:num>
-  <w:num w:numId="9">
-    <w:abstractNumId w:val="5"/>
-  </w:num>
-  <w:num w:numId="10">
-    <w:abstractNumId w:val="12"/>
-  </w:num>
-  <w:num w:numId="11">
-    <w:abstractNumId w:val="6"/>
-  </w:num>
   <w:num w:numId="12">
-    <w:abstractNumId w:val="7"/>
+    <w:abstractNumId w:val="9"/>
   </w:num>
   <w:num w:numId="13">
     <w:abstractNumId w:val="0"/>
   </w:num>
   <w:num w:numId="14">
+    <w:abstractNumId w:val="2"/>
+  </w:num>
+  <w:num w:numId="15">
     <w:abstractNumId w:val="1"/>
+  </w:num>
+  <w:num w:numId="16">
+    <w:abstractNumId w:val="3"/>
   </w:num>
 </w:numbering>
 </file>
